--- a/08运维服务质量管理制度、计划及报告/CYYH-ITSS-08-08客户回访管理制度.docx
+++ b/08运维服务质量管理制度、计划及报告/CYYH-ITSS-08-08客户回访管理制度.docx
@@ -1,7 +1,6 @@
 
 <file path=word/document.xml><?xml version="1.0" encoding="utf-8"?>
-<w:document xmlns:wpc="http://schemas.microsoft.com/office/word/2010/wordprocessingCanvas" xmlns:mc="http://schemas.openxmlformats.org/markup-compatibility/2006" xmlns:o="urn:schemas-microsoft-com:office:office" xmlns:r="http://schemas.openxmlformats.org/officeDocument/2006/relationships" xmlns:m="http://schemas.openxmlformats.org/officeDocument/2006/math" xmlns:v="urn:schemas-microsoft-com:vml" xmlns:wp14="http://schemas.microsoft.com/office/word/2010/wordprocessingDrawing" xmlns:wp="http://schemas.openxmlformats.org/drawingml/2006/wordprocessingDrawing" xmlns:w10="urn:schemas-microsoft-com:office:word" xmlns:w="http://schemas.openxmlformats.org/wordprocessingml/2006/main" xmlns:w14="http://schemas.microsoft.com/office/word/2010/wordml" xmlns:w15="http://schemas.microsoft.com/office/word/2012/wordml" xmlns:wne="http://schemas.microsoft.com/office/word/2006/wordml" xmlns:wpg="http://schemas.microsoft.com/office/word/2010/wordprocessingGroup" xmlns:wpi="http://schemas.microsoft.com/office/word/2010/wordprocessingInk" xmlns:wps="http://schemas.microsoft.com/office/word/2010/wordprocessingShape" mc:Ignorable="w14 w15 wp14">
-  <!-- Generated by Aspose.Words for .NET 13.3.0.1 -->
+<w:document xmlns:wpc="http://schemas.microsoft.com/office/word/2010/wordprocessingCanvas" xmlns:mc="http://schemas.openxmlformats.org/markup-compatibility/2006" xmlns:o="urn:schemas-microsoft-com:office:office" xmlns:r="http://schemas.openxmlformats.org/officeDocument/2006/relationships" xmlns:m="http://schemas.openxmlformats.org/officeDocument/2006/math" xmlns:v="urn:schemas-microsoft-com:vml" xmlns:wp14="http://schemas.microsoft.com/office/word/2010/wordprocessingDrawing" xmlns:wp="http://schemas.openxmlformats.org/drawingml/2006/wordprocessingDrawing" xmlns:w="http://schemas.openxmlformats.org/wordprocessingml/2006/main" xmlns:w14="http://schemas.microsoft.com/office/word/2010/wordml" xmlns:w10="urn:schemas-microsoft-com:office:word" xmlns:w15="http://schemas.microsoft.com/office/word/2012/wordml" xmlns:wpg="http://schemas.microsoft.com/office/word/2010/wordprocessingGroup" xmlns:wpi="http://schemas.microsoft.com/office/word/2010/wordprocessingInk" xmlns:wne="http://schemas.microsoft.com/office/word/2006/wordml" xmlns:wps="http://schemas.microsoft.com/office/word/2010/wordprocessingShape" xmlns:wpsCustomData="http://www.wps.cn/officeDocument/2013/wpsCustomData" mc:Ignorable="w14 w15 wp14">
   <w:body>
     <w:p>
       <w:pPr>
@@ -13,7 +12,7 @@
         </w:rPr>
         <w:drawing>
           <wp:inline distT="0" distB="0" distL="0" distR="0">
-            <wp:extent cx="696350" cy="271753"/>
+            <wp:extent cx="695960" cy="271145"/>
             <wp:effectExtent l="0" t="0" r="0" b="0"/>
             <wp:docPr id="2" name="IM 2"/>
             <wp:cNvGraphicFramePr/>
@@ -25,13 +24,13 @@
                     <pic:cNvPicPr/>
                   </pic:nvPicPr>
                   <pic:blipFill>
-                    <a:blip xmlns:r="http://schemas.openxmlformats.org/officeDocument/2006/relationships" r:embed="rId4"/>
+                    <a:blip r:embed="rId9"/>
                     <a:stretch>
                       <a:fillRect/>
                     </a:stretch>
                   </pic:blipFill>
                   <pic:spPr>
-                    <a:xfrm rot="0">
+                    <a:xfrm>
                       <a:off x="0" y="0"/>
                       <a:ext cx="696350" cy="271753"/>
                     </a:xfrm>
@@ -48,31 +47,31 @@
     </w:p>
     <w:p>
       <w:pPr>
-        <w:pStyle w:val="BodyText"/>
+        <w:pStyle w:val="2"/>
         <w:spacing w:line="256" w:lineRule="auto"/>
       </w:pPr>
     </w:p>
     <w:p>
       <w:pPr>
-        <w:pStyle w:val="BodyText"/>
+        <w:pStyle w:val="2"/>
         <w:spacing w:line="256" w:lineRule="auto"/>
       </w:pPr>
     </w:p>
     <w:p>
       <w:pPr>
-        <w:pStyle w:val="BodyText"/>
+        <w:pStyle w:val="2"/>
         <w:spacing w:line="257" w:lineRule="auto"/>
       </w:pPr>
     </w:p>
     <w:p>
       <w:pPr>
-        <w:pStyle w:val="BodyText"/>
+        <w:pStyle w:val="2"/>
         <w:spacing w:line="257" w:lineRule="auto"/>
       </w:pPr>
     </w:p>
     <w:p>
       <w:pPr>
-        <w:pStyle w:val="BodyText"/>
+        <w:pStyle w:val="2"/>
         <w:spacing w:line="257" w:lineRule="auto"/>
       </w:pPr>
     </w:p>
@@ -81,14 +80,14 @@
         <w:spacing w:before="140" w:line="225" w:lineRule="auto"/>
         <w:ind w:left="1099"/>
         <w:rPr>
-          <w:rFonts w:ascii="SimHei" w:eastAsia="SimHei" w:hAnsi="SimHei" w:cs="SimHei"/>
+          <w:rFonts w:ascii="黑体" w:hAnsi="黑体" w:eastAsia="黑体" w:cs="黑体"/>
           <w:sz w:val="43"/>
           <w:szCs w:val="43"/>
         </w:rPr>
       </w:pPr>
       <w:r>
         <w:rPr>
-          <w:rFonts w:ascii="SimHei" w:eastAsia="SimHei" w:hAnsi="SimHei" w:cs="SimHei"/>
+          <w:rFonts w:ascii="黑体" w:hAnsi="黑体" w:eastAsia="黑体" w:cs="黑体"/>
           <w:b/>
           <w:bCs/>
           <w:spacing w:val="6"/>
@@ -100,13 +99,13 @@
     </w:p>
     <w:p>
       <w:pPr>
-        <w:pStyle w:val="BodyText"/>
+        <w:pStyle w:val="2"/>
         <w:spacing w:line="315" w:lineRule="auto"/>
       </w:pPr>
     </w:p>
     <w:p>
       <w:pPr>
-        <w:pStyle w:val="BodyText"/>
+        <w:pStyle w:val="2"/>
         <w:spacing w:line="315" w:lineRule="auto"/>
       </w:pPr>
     </w:p>
@@ -115,14 +114,14 @@
         <w:spacing w:before="140" w:line="225" w:lineRule="auto"/>
         <w:ind w:left="2423"/>
         <w:rPr>
-          <w:rFonts w:ascii="SimHei" w:eastAsia="SimHei" w:hAnsi="SimHei" w:cs="SimHei"/>
+          <w:rFonts w:ascii="黑体" w:hAnsi="黑体" w:eastAsia="黑体" w:cs="黑体"/>
           <w:sz w:val="43"/>
           <w:szCs w:val="43"/>
         </w:rPr>
       </w:pPr>
       <w:r>
         <w:rPr>
-          <w:rFonts w:ascii="SimHei" w:eastAsia="SimHei" w:hAnsi="SimHei" w:cs="SimHei"/>
+          <w:rFonts w:ascii="黑体" w:hAnsi="黑体" w:eastAsia="黑体" w:cs="黑体"/>
           <w:b/>
           <w:bCs/>
           <w:spacing w:val="4"/>
@@ -134,129 +133,76 @@
     </w:p>
     <w:p>
       <w:pPr>
-        <w:pStyle w:val="BodyText"/>
+        <w:pStyle w:val="2"/>
         <w:spacing w:line="242" w:lineRule="auto"/>
       </w:pPr>
     </w:p>
     <w:p>
       <w:pPr>
-        <w:pStyle w:val="BodyText"/>
+        <w:pStyle w:val="2"/>
         <w:spacing w:line="242" w:lineRule="auto"/>
       </w:pPr>
     </w:p>
     <w:p>
       <w:pPr>
-        <w:pStyle w:val="BodyText"/>
+        <w:pStyle w:val="2"/>
         <w:spacing w:line="242" w:lineRule="auto"/>
       </w:pPr>
     </w:p>
     <w:p>
       <w:pPr>
-        <w:pStyle w:val="BodyText"/>
+        <w:pStyle w:val="2"/>
         <w:spacing w:line="243" w:lineRule="auto"/>
       </w:pPr>
     </w:p>
     <w:p>
       <w:pPr>
-        <w:pStyle w:val="BodyText"/>
+        <w:pStyle w:val="2"/>
         <w:spacing w:line="243" w:lineRule="auto"/>
       </w:pPr>
     </w:p>
     <w:p>
       <w:pPr>
-        <w:pStyle w:val="BodyText"/>
+        <w:pStyle w:val="2"/>
         <w:spacing w:line="243" w:lineRule="auto"/>
       </w:pPr>
     </w:p>
     <w:p>
       <w:pPr>
-        <w:pStyle w:val="BodyText"/>
+        <w:pStyle w:val="2"/>
         <w:spacing w:line="243" w:lineRule="auto"/>
       </w:pPr>
     </w:p>
     <w:p>
       <w:pPr>
-        <w:pStyle w:val="BodyText"/>
+        <w:pStyle w:val="2"/>
         <w:spacing w:line="243" w:lineRule="auto"/>
       </w:pPr>
     </w:p>
     <w:p>
       <w:pPr>
-        <w:pStyle w:val="BodyText"/>
+        <w:pStyle w:val="2"/>
         <w:spacing w:line="243" w:lineRule="auto"/>
       </w:pPr>
     </w:p>
     <w:p>
       <w:pPr>
-        <w:pStyle w:val="BodyText"/>
+        <w:pStyle w:val="2"/>
         <w:spacing w:line="243" w:lineRule="auto"/>
-      </w:pPr>
-    </w:p>
-    <w:p>
-      <w:pPr>
-        <w:pStyle w:val="BodyText"/>
-        <w:spacing w:line="243" w:lineRule="auto"/>
-      </w:pPr>
-    </w:p>
-    <w:p>
-      <w:pPr>
-        <w:pStyle w:val="BodyText"/>
-        <w:spacing w:line="243" w:lineRule="auto"/>
-      </w:pPr>
-    </w:p>
-    <w:p>
-      <w:pPr>
-        <w:pStyle w:val="BodyText"/>
-        <w:spacing w:line="243" w:lineRule="auto"/>
-      </w:pPr>
-    </w:p>
-    <w:p>
-      <w:pPr>
-        <w:pStyle w:val="BodyText"/>
-        <w:spacing w:line="243" w:lineRule="auto"/>
-      </w:pPr>
-    </w:p>
-    <w:p>
-      <w:pPr>
-        <w:pStyle w:val="BodyText"/>
-        <w:spacing w:line="243" w:lineRule="auto"/>
-      </w:pPr>
-    </w:p>
-    <w:p>
-      <w:pPr>
-        <w:pStyle w:val="BodyText"/>
-        <w:spacing w:line="243" w:lineRule="auto"/>
-      </w:pPr>
-    </w:p>
-    <w:p>
-      <w:pPr>
-        <w:pStyle w:val="BodyText"/>
-        <w:spacing w:line="243" w:lineRule="auto"/>
-      </w:pPr>
-    </w:p>
-    <w:p>
-      <w:pPr>
-        <w:pStyle w:val="BodyText"/>
-        <w:spacing w:line="243" w:lineRule="auto"/>
-      </w:pPr>
-    </w:p>
-    <w:p>
-      <w:pPr>
-        <w:pStyle w:val="BodyText"/>
-        <w:spacing w:line="243" w:lineRule="auto"/>
-      </w:pPr>
-    </w:p>
-    <w:p>
-      <w:pPr>
-        <w:pStyle w:val="BodyText"/>
-        <w:spacing w:line="243" w:lineRule="auto"/>
-      </w:pPr>
-    </w:p>
-    <w:p>
-      <w:pPr>
-        <w:pStyle w:val="BodyText"/>
-        <w:spacing w:line="243" w:lineRule="auto"/>
-      </w:pPr>
+        <w:rPr>
+          <w:rFonts w:hint="eastAsia" w:eastAsia="宋体"/>
+          <w:lang w:eastAsia="zh-CN"/>
+        </w:rPr>
+      </w:pPr>
+      <w:r>
+        <w:rPr>
+          <w:rFonts w:hint="eastAsia" w:eastAsia="宋体"/>
+          <w:lang w:val="en-US" w:eastAsia="zh-CN"/>
+        </w:rPr>
+        <w:t>=</w:t>
+      </w:r>
+      <w:bookmarkStart w:id="0" w:name="_GoBack"/>
+      <w:bookmarkEnd w:id="0"/>
     </w:p>
     <w:p>
       <w:pPr>
@@ -264,14 +210,14 @@
         <w:ind w:left="2888"/>
         <w:outlineLvl w:val="0"/>
         <w:rPr>
-          <w:rFonts w:ascii="SimHei" w:eastAsia="SimHei" w:hAnsi="SimHei" w:cs="SimHei"/>
+          <w:rFonts w:ascii="黑体" w:hAnsi="黑体" w:eastAsia="黑体" w:cs="黑体"/>
           <w:sz w:val="30"/>
           <w:szCs w:val="30"/>
         </w:rPr>
       </w:pPr>
       <w:r>
         <w:rPr>
-          <w:rFonts w:ascii="SimHei" w:eastAsia="SimHei" w:hAnsi="SimHei" w:cs="SimHei"/>
+          <w:rFonts w:ascii="黑体" w:hAnsi="黑体" w:eastAsia="黑体" w:cs="黑体"/>
           <w:b/>
           <w:bCs/>
           <w:spacing w:val="-3"/>
@@ -282,7 +228,7 @@
       </w:r>
       <w:r>
         <w:rPr>
-          <w:rFonts w:ascii="SimHei" w:eastAsia="SimHei" w:hAnsi="SimHei" w:cs="SimHei"/>
+          <w:rFonts w:ascii="黑体" w:hAnsi="黑体" w:eastAsia="黑体" w:cs="黑体"/>
           <w:spacing w:val="-3"/>
           <w:sz w:val="30"/>
           <w:szCs w:val="30"/>
@@ -291,7 +237,7 @@
       </w:r>
       <w:r>
         <w:rPr>
-          <w:rFonts w:ascii="SimHei" w:eastAsia="SimHei" w:hAnsi="SimHei" w:cs="SimHei"/>
+          <w:rFonts w:ascii="黑体" w:hAnsi="黑体" w:eastAsia="黑体" w:cs="黑体"/>
           <w:b/>
           <w:bCs/>
           <w:spacing w:val="-3"/>
@@ -306,14 +252,14 @@
         <w:spacing w:before="270" w:line="221" w:lineRule="auto"/>
         <w:ind w:left="2878"/>
         <w:rPr>
-          <w:rFonts w:ascii="SimHei" w:eastAsia="SimHei" w:hAnsi="SimHei" w:cs="SimHei"/>
+          <w:rFonts w:ascii="黑体" w:hAnsi="黑体" w:eastAsia="黑体" w:cs="黑体"/>
           <w:sz w:val="30"/>
           <w:szCs w:val="30"/>
         </w:rPr>
       </w:pPr>
       <w:r>
         <w:rPr>
-          <w:rFonts w:ascii="SimHei" w:eastAsia="SimHei" w:hAnsi="SimHei" w:cs="SimHei"/>
+          <w:rFonts w:ascii="黑体" w:hAnsi="黑体" w:eastAsia="黑体" w:cs="黑体"/>
           <w:b/>
           <w:bCs/>
           <w:spacing w:val="-7"/>
@@ -324,7 +270,7 @@
       </w:r>
       <w:r>
         <w:rPr>
-          <w:rFonts w:ascii="SimHei" w:eastAsia="SimHei" w:hAnsi="SimHei" w:cs="SimHei"/>
+          <w:rFonts w:ascii="黑体" w:hAnsi="黑体" w:eastAsia="黑体" w:cs="黑体"/>
           <w:spacing w:val="-7"/>
           <w:sz w:val="30"/>
           <w:szCs w:val="30"/>
@@ -333,7 +279,7 @@
       </w:r>
       <w:r>
         <w:rPr>
-          <w:rFonts w:ascii="Calibri" w:eastAsia="Calibri" w:hAnsi="Calibri" w:cs="Calibri"/>
+          <w:rFonts w:ascii="Calibri" w:hAnsi="Calibri" w:eastAsia="Calibri" w:cs="Calibri"/>
           <w:b/>
           <w:bCs/>
           <w:spacing w:val="-7"/>
@@ -348,14 +294,14 @@
         <w:spacing w:before="269" w:line="222" w:lineRule="auto"/>
         <w:ind w:left="2883"/>
         <w:rPr>
-          <w:rFonts w:ascii="Calibri" w:eastAsia="Calibri" w:hAnsi="Calibri" w:cs="Calibri"/>
+          <w:rFonts w:ascii="Calibri" w:hAnsi="Calibri" w:eastAsia="Calibri" w:cs="Calibri"/>
           <w:sz w:val="30"/>
           <w:szCs w:val="30"/>
         </w:rPr>
       </w:pPr>
       <w:r>
         <w:rPr>
-          <w:rFonts w:ascii="SimHei" w:eastAsia="SimHei" w:hAnsi="SimHei" w:cs="SimHei"/>
+          <w:rFonts w:ascii="黑体" w:hAnsi="黑体" w:eastAsia="黑体" w:cs="黑体"/>
           <w:b/>
           <w:bCs/>
           <w:spacing w:val="-2"/>
@@ -366,7 +312,7 @@
       </w:r>
       <w:r>
         <w:rPr>
-          <w:rFonts w:ascii="Calibri" w:eastAsia="Calibri" w:hAnsi="Calibri" w:cs="Calibri"/>
+          <w:rFonts w:ascii="Calibri" w:hAnsi="Calibri" w:eastAsia="Calibri" w:cs="Calibri"/>
           <w:b/>
           <w:bCs/>
           <w:spacing w:val="-2"/>
@@ -381,14 +327,14 @@
         <w:spacing w:before="270" w:line="222" w:lineRule="auto"/>
         <w:ind w:left="2884"/>
         <w:rPr>
-          <w:rFonts w:ascii="SimHei" w:eastAsia="SimHei" w:hAnsi="SimHei" w:cs="SimHei"/>
+          <w:rFonts w:ascii="黑体" w:hAnsi="黑体" w:eastAsia="黑体" w:cs="黑体"/>
           <w:sz w:val="30"/>
           <w:szCs w:val="30"/>
         </w:rPr>
       </w:pPr>
       <w:r>
         <w:rPr>
-          <w:rFonts w:ascii="SimHei" w:eastAsia="SimHei" w:hAnsi="SimHei" w:cs="SimHei"/>
+          <w:rFonts w:ascii="黑体" w:hAnsi="黑体" w:eastAsia="黑体" w:cs="黑体"/>
           <w:b/>
           <w:bCs/>
           <w:spacing w:val="-6"/>
@@ -403,14 +349,14 @@
         <w:spacing w:before="268" w:line="222" w:lineRule="auto"/>
         <w:ind w:left="2884"/>
         <w:rPr>
-          <w:rFonts w:ascii="SimHei" w:eastAsia="SimHei" w:hAnsi="SimHei" w:cs="SimHei"/>
+          <w:rFonts w:ascii="黑体" w:hAnsi="黑体" w:eastAsia="黑体" w:cs="黑体"/>
           <w:sz w:val="30"/>
           <w:szCs w:val="30"/>
         </w:rPr>
       </w:pPr>
       <w:r>
         <w:rPr>
-          <w:rFonts w:ascii="SimHei" w:eastAsia="SimHei" w:hAnsi="SimHei" w:cs="SimHei"/>
+          <w:rFonts w:ascii="黑体" w:hAnsi="黑体" w:eastAsia="黑体" w:cs="黑体"/>
           <w:b/>
           <w:bCs/>
           <w:spacing w:val="-4"/>
@@ -425,14 +371,14 @@
         <w:spacing w:before="271" w:line="221" w:lineRule="auto"/>
         <w:ind w:left="2884"/>
         <w:rPr>
-          <w:rFonts w:ascii="SimHei" w:eastAsia="SimHei" w:hAnsi="SimHei" w:cs="SimHei"/>
+          <w:rFonts w:ascii="黑体" w:hAnsi="黑体" w:eastAsia="黑体" w:cs="黑体"/>
           <w:sz w:val="30"/>
           <w:szCs w:val="30"/>
         </w:rPr>
       </w:pPr>
       <w:r>
         <w:rPr>
-          <w:rFonts w:ascii="SimHei" w:eastAsia="SimHei" w:hAnsi="SimHei" w:cs="SimHei"/>
+          <w:rFonts w:ascii="黑体" w:hAnsi="黑体" w:eastAsia="黑体" w:cs="黑体"/>
           <w:b/>
           <w:bCs/>
           <w:spacing w:val="-6"/>
@@ -447,14 +393,14 @@
         <w:spacing w:before="272" w:line="221" w:lineRule="auto"/>
         <w:ind w:left="2878"/>
         <w:rPr>
-          <w:rFonts w:ascii="SimHei" w:eastAsia="SimHei" w:hAnsi="SimHei" w:cs="SimHei"/>
+          <w:rFonts w:ascii="黑体" w:hAnsi="黑体" w:eastAsia="黑体" w:cs="黑体"/>
           <w:sz w:val="30"/>
           <w:szCs w:val="30"/>
         </w:rPr>
       </w:pPr>
       <w:r>
         <w:rPr>
-          <w:rFonts w:ascii="SimHei" w:eastAsia="SimHei" w:hAnsi="SimHei" w:cs="SimHei"/>
+          <w:rFonts w:ascii="黑体" w:hAnsi="黑体" w:eastAsia="黑体" w:cs="黑体"/>
           <w:b/>
           <w:bCs/>
           <w:spacing w:val="-6"/>
@@ -465,7 +411,7 @@
       </w:r>
       <w:r>
         <w:rPr>
-          <w:rFonts w:ascii="Calibri" w:eastAsia="Calibri" w:hAnsi="Calibri" w:cs="Calibri"/>
+          <w:rFonts w:ascii="Calibri" w:hAnsi="Calibri" w:eastAsia="Calibri" w:cs="Calibri"/>
           <w:b/>
           <w:bCs/>
           <w:spacing w:val="15"/>
@@ -477,7 +423,7 @@
       </w:r>
       <w:r>
         <w:rPr>
-          <w:rFonts w:ascii="Calibri" w:eastAsia="Calibri" w:hAnsi="Calibri" w:cs="Calibri"/>
+          <w:rFonts w:ascii="Calibri" w:hAnsi="Calibri" w:eastAsia="Calibri" w:cs="Calibri"/>
           <w:b/>
           <w:bCs/>
           <w:spacing w:val="-6"/>
@@ -492,15 +438,15 @@
       <w:pPr>
         <w:spacing w:line="221" w:lineRule="auto"/>
         <w:rPr>
-          <w:rFonts w:ascii="SimHei" w:eastAsia="SimHei" w:hAnsi="SimHei" w:cs="SimHei"/>
+          <w:rFonts w:ascii="黑体" w:hAnsi="黑体" w:eastAsia="黑体" w:cs="黑体"/>
           <w:sz w:val="30"/>
           <w:szCs w:val="30"/>
         </w:rPr>
         <w:sectPr>
-          <w:footerReference w:type="default" r:id="rId5"/>
+          <w:footerReference r:id="rId5" w:type="default"/>
           <w:pgSz w:w="11910" w:h="16840"/>
           <w:pgMar w:top="919" w:right="1786" w:bottom="961" w:left="1779" w:header="0" w:footer="726" w:gutter="0"/>
-          <w:cols w:space="720"/>
+          <w:cols w:space="720" w:num="1"/>
         </w:sectPr>
       </w:pPr>
     </w:p>
@@ -514,7 +460,7 @@
         </w:rPr>
         <w:drawing>
           <wp:inline distT="0" distB="0" distL="0" distR="0">
-            <wp:extent cx="696350" cy="271753"/>
+            <wp:extent cx="695960" cy="271145"/>
             <wp:effectExtent l="0" t="0" r="0" b="0"/>
             <wp:docPr id="4" name="IM 4"/>
             <wp:cNvGraphicFramePr/>
@@ -526,13 +472,13 @@
                     <pic:cNvPicPr/>
                   </pic:nvPicPr>
                   <pic:blipFill>
-                    <a:blip xmlns:r="http://schemas.openxmlformats.org/officeDocument/2006/relationships" r:embed="rId4"/>
+                    <a:blip r:embed="rId9"/>
                     <a:stretch>
                       <a:fillRect/>
                     </a:stretch>
                   </pic:blipFill>
                   <pic:spPr>
-                    <a:xfrm rot="0">
+                    <a:xfrm>
                       <a:off x="0" y="0"/>
                       <a:ext cx="696350" cy="271753"/>
                     </a:xfrm>
@@ -552,14 +498,14 @@
         <w:spacing w:before="250" w:line="222" w:lineRule="auto"/>
         <w:ind w:left="4065"/>
         <w:rPr>
-          <w:rFonts w:ascii="SimHei" w:eastAsia="SimHei" w:hAnsi="SimHei" w:cs="SimHei"/>
+          <w:rFonts w:ascii="黑体" w:hAnsi="黑体" w:eastAsia="黑体" w:cs="黑体"/>
           <w:sz w:val="30"/>
           <w:szCs w:val="30"/>
         </w:rPr>
       </w:pPr>
       <w:r>
         <w:rPr>
-          <w:rFonts w:ascii="SimHei" w:eastAsia="SimHei" w:hAnsi="SimHei" w:cs="SimHei"/>
+          <w:rFonts w:ascii="黑体" w:hAnsi="黑体" w:eastAsia="黑体" w:cs="黑体"/>
           <w:b/>
           <w:bCs/>
           <w:spacing w:val="-5"/>
@@ -576,18 +522,24 @@
     </w:p>
     <w:tbl>
       <w:tblPr>
-        <w:tblStyle w:val="TableNormal"/>
+        <w:tblStyle w:val="5"/>
         <w:tblW w:w="8508" w:type="dxa"/>
         <w:tblInd w:w="162" w:type="dxa"/>
         <w:tblBorders>
-          <w:top w:val="single" w:sz="2" w:space="0" w:color="000000"/>
-          <w:left w:val="single" w:sz="2" w:space="0" w:color="000000"/>
-          <w:bottom w:val="single" w:sz="2" w:space="0" w:color="000000"/>
-          <w:right w:val="single" w:sz="2" w:space="0" w:color="000000"/>
-          <w:insideH w:val="single" w:sz="2" w:space="0" w:color="000000"/>
-          <w:insideV w:val="single" w:sz="2" w:space="0" w:color="000000"/>
+          <w:top w:val="single" w:color="000000" w:sz="2" w:space="0"/>
+          <w:left w:val="single" w:color="000000" w:sz="2" w:space="0"/>
+          <w:bottom w:val="single" w:color="000000" w:sz="2" w:space="0"/>
+          <w:right w:val="single" w:color="000000" w:sz="2" w:space="0"/>
+          <w:insideH w:val="single" w:color="000000" w:sz="2" w:space="0"/>
+          <w:insideV w:val="single" w:color="000000" w:sz="2" w:space="0"/>
         </w:tblBorders>
         <w:tblLayout w:type="fixed"/>
+        <w:tblCellMar>
+          <w:top w:w="0" w:type="dxa"/>
+          <w:left w:w="0" w:type="dxa"/>
+          <w:bottom w:w="0" w:type="dxa"/>
+          <w:right w:w="0" w:type="dxa"/>
+        </w:tblCellMar>
       </w:tblPr>
       <w:tblGrid>
         <w:gridCol w:w="1582"/>
@@ -598,20 +550,23 @@
       </w:tblGrid>
       <w:tr>
         <w:tblPrEx>
-          <w:tblW w:w="8508" w:type="dxa"/>
-          <w:tblInd w:w="162" w:type="dxa"/>
           <w:tblBorders>
-            <w:top w:val="single" w:sz="2" w:space="0" w:color="000000"/>
-            <w:left w:val="single" w:sz="2" w:space="0" w:color="000000"/>
-            <w:bottom w:val="single" w:sz="2" w:space="0" w:color="000000"/>
-            <w:right w:val="single" w:sz="2" w:space="0" w:color="000000"/>
-            <w:insideH w:val="single" w:sz="2" w:space="0" w:color="000000"/>
-            <w:insideV w:val="single" w:sz="2" w:space="0" w:color="000000"/>
+            <w:top w:val="single" w:color="000000" w:sz="2" w:space="0"/>
+            <w:left w:val="single" w:color="000000" w:sz="2" w:space="0"/>
+            <w:bottom w:val="single" w:color="000000" w:sz="2" w:space="0"/>
+            <w:right w:val="single" w:color="000000" w:sz="2" w:space="0"/>
+            <w:insideH w:val="single" w:color="000000" w:sz="2" w:space="0"/>
+            <w:insideV w:val="single" w:color="000000" w:sz="2" w:space="0"/>
           </w:tblBorders>
-          <w:tblLayout w:type="fixed"/>
+          <w:tblCellMar>
+            <w:top w:w="0" w:type="dxa"/>
+            <w:left w:w="0" w:type="dxa"/>
+            <w:bottom w:w="0" w:type="dxa"/>
+            <w:right w:w="0" w:type="dxa"/>
+          </w:tblCellMar>
         </w:tblPrEx>
         <w:trPr>
-          <w:trHeight w:val="632"/>
+          <w:trHeight w:val="632" w:hRule="atLeast"/>
         </w:trPr>
         <w:tc>
           <w:tcPr>
@@ -622,14 +577,14 @@
               <w:spacing w:before="176" w:line="222" w:lineRule="auto"/>
               <w:ind w:left="230"/>
               <w:rPr>
-                <w:rFonts w:ascii="SimHei" w:eastAsia="SimHei" w:hAnsi="SimHei" w:cs="SimHei"/>
+                <w:rFonts w:ascii="黑体" w:hAnsi="黑体" w:eastAsia="黑体" w:cs="黑体"/>
                 <w:sz w:val="28"/>
                 <w:szCs w:val="28"/>
               </w:rPr>
             </w:pPr>
             <w:r>
               <w:rPr>
-                <w:rFonts w:ascii="SimHei" w:eastAsia="SimHei" w:hAnsi="SimHei" w:cs="SimHei"/>
+                <w:rFonts w:ascii="黑体" w:hAnsi="黑体" w:eastAsia="黑体" w:cs="黑体"/>
                 <w:spacing w:val="-4"/>
                 <w:sz w:val="28"/>
                 <w:szCs w:val="28"/>
@@ -647,14 +602,14 @@
               <w:spacing w:before="176" w:line="222" w:lineRule="auto"/>
               <w:ind w:left="366"/>
               <w:rPr>
-                <w:rFonts w:ascii="SimHei" w:eastAsia="SimHei" w:hAnsi="SimHei" w:cs="SimHei"/>
+                <w:rFonts w:ascii="黑体" w:hAnsi="黑体" w:eastAsia="黑体" w:cs="黑体"/>
                 <w:sz w:val="28"/>
                 <w:szCs w:val="28"/>
               </w:rPr>
             </w:pPr>
             <w:r>
               <w:rPr>
-                <w:rFonts w:ascii="SimHei" w:eastAsia="SimHei" w:hAnsi="SimHei" w:cs="SimHei"/>
+                <w:rFonts w:ascii="黑体" w:hAnsi="黑体" w:eastAsia="黑体" w:cs="黑体"/>
                 <w:spacing w:val="-3"/>
                 <w:sz w:val="28"/>
                 <w:szCs w:val="28"/>
@@ -672,14 +627,14 @@
               <w:spacing w:before="176" w:line="222" w:lineRule="auto"/>
               <w:ind w:left="434"/>
               <w:rPr>
-                <w:rFonts w:ascii="SimHei" w:eastAsia="SimHei" w:hAnsi="SimHei" w:cs="SimHei"/>
+                <w:rFonts w:ascii="黑体" w:hAnsi="黑体" w:eastAsia="黑体" w:cs="黑体"/>
                 <w:sz w:val="28"/>
                 <w:szCs w:val="28"/>
               </w:rPr>
             </w:pPr>
             <w:r>
               <w:rPr>
-                <w:rFonts w:ascii="SimHei" w:eastAsia="SimHei" w:hAnsi="SimHei" w:cs="SimHei"/>
+                <w:rFonts w:ascii="黑体" w:hAnsi="黑体" w:eastAsia="黑体" w:cs="黑体"/>
                 <w:spacing w:val="-3"/>
                 <w:sz w:val="28"/>
                 <w:szCs w:val="28"/>
@@ -697,14 +652,14 @@
               <w:spacing w:before="176" w:line="223" w:lineRule="auto"/>
               <w:ind w:left="444"/>
               <w:rPr>
-                <w:rFonts w:ascii="SimHei" w:eastAsia="SimHei" w:hAnsi="SimHei" w:cs="SimHei"/>
+                <w:rFonts w:ascii="黑体" w:hAnsi="黑体" w:eastAsia="黑体" w:cs="黑体"/>
                 <w:sz w:val="28"/>
                 <w:szCs w:val="28"/>
               </w:rPr>
             </w:pPr>
             <w:r>
               <w:rPr>
-                <w:rFonts w:ascii="SimHei" w:eastAsia="SimHei" w:hAnsi="SimHei" w:cs="SimHei"/>
+                <w:rFonts w:ascii="黑体" w:hAnsi="黑体" w:eastAsia="黑体" w:cs="黑体"/>
                 <w:spacing w:val="-6"/>
                 <w:sz w:val="28"/>
                 <w:szCs w:val="28"/>
@@ -722,14 +677,14 @@
               <w:spacing w:before="175" w:line="222" w:lineRule="auto"/>
               <w:ind w:left="332"/>
               <w:rPr>
-                <w:rFonts w:ascii="SimHei" w:eastAsia="SimHei" w:hAnsi="SimHei" w:cs="SimHei"/>
+                <w:rFonts w:ascii="黑体" w:hAnsi="黑体" w:eastAsia="黑体" w:cs="黑体"/>
                 <w:sz w:val="28"/>
                 <w:szCs w:val="28"/>
               </w:rPr>
             </w:pPr>
             <w:r>
               <w:rPr>
-                <w:rFonts w:ascii="SimHei" w:eastAsia="SimHei" w:hAnsi="SimHei" w:cs="SimHei"/>
+                <w:rFonts w:ascii="黑体" w:hAnsi="黑体" w:eastAsia="黑体" w:cs="黑体"/>
                 <w:spacing w:val="-2"/>
                 <w:sz w:val="28"/>
                 <w:szCs w:val="28"/>
@@ -741,12 +696,23 @@
       </w:tr>
       <w:tr>
         <w:tblPrEx>
-          <w:tblW w:w="8508" w:type="dxa"/>
-          <w:tblInd w:w="162" w:type="dxa"/>
-          <w:tblLayout w:type="fixed"/>
+          <w:tblBorders>
+            <w:top w:val="single" w:color="000000" w:sz="2" w:space="0"/>
+            <w:left w:val="single" w:color="000000" w:sz="2" w:space="0"/>
+            <w:bottom w:val="single" w:color="000000" w:sz="2" w:space="0"/>
+            <w:right w:val="single" w:color="000000" w:sz="2" w:space="0"/>
+            <w:insideH w:val="single" w:color="000000" w:sz="2" w:space="0"/>
+            <w:insideV w:val="single" w:color="000000" w:sz="2" w:space="0"/>
+          </w:tblBorders>
+          <w:tblCellMar>
+            <w:top w:w="0" w:type="dxa"/>
+            <w:left w:w="0" w:type="dxa"/>
+            <w:bottom w:w="0" w:type="dxa"/>
+            <w:right w:w="0" w:type="dxa"/>
+          </w:tblCellMar>
         </w:tblPrEx>
         <w:trPr>
-          <w:trHeight w:val="865"/>
+          <w:trHeight w:val="865" w:hRule="atLeast"/>
         </w:trPr>
         <w:tc>
           <w:tcPr>
@@ -757,14 +723,14 @@
               <w:spacing w:before="175" w:line="241" w:lineRule="auto"/>
               <w:ind w:left="311"/>
               <w:rPr>
-                <w:rFonts w:ascii="SimHei" w:eastAsia="SimHei" w:hAnsi="SimHei" w:cs="SimHei"/>
+                <w:rFonts w:ascii="黑体" w:hAnsi="黑体" w:eastAsia="黑体" w:cs="黑体"/>
                 <w:sz w:val="28"/>
                 <w:szCs w:val="28"/>
               </w:rPr>
             </w:pPr>
             <w:r>
               <w:rPr>
-                <w:rFonts w:ascii="SimHei" w:eastAsia="SimHei" w:hAnsi="SimHei" w:cs="SimHei"/>
+                <w:rFonts w:ascii="黑体" w:hAnsi="黑体" w:eastAsia="黑体" w:cs="黑体"/>
                 <w:spacing w:val="-1"/>
                 <w:sz w:val="28"/>
                 <w:szCs w:val="28"/>
@@ -782,14 +748,14 @@
               <w:spacing w:before="175" w:line="224" w:lineRule="auto"/>
               <w:ind w:left="560" w:right="26" w:hanging="420"/>
               <w:rPr>
-                <w:rFonts w:ascii="SimHei" w:eastAsia="SimHei" w:hAnsi="SimHei" w:cs="SimHei"/>
+                <w:rFonts w:ascii="黑体" w:hAnsi="黑体" w:eastAsia="黑体" w:cs="黑体"/>
                 <w:sz w:val="28"/>
                 <w:szCs w:val="28"/>
               </w:rPr>
             </w:pPr>
             <w:r>
               <w:rPr>
-                <w:rFonts w:ascii="SimHei" w:eastAsia="SimHei" w:hAnsi="SimHei" w:cs="SimHei"/>
+                <w:rFonts w:ascii="黑体" w:hAnsi="黑体" w:eastAsia="黑体" w:cs="黑体"/>
                 <w:spacing w:val="-2"/>
                 <w:sz w:val="28"/>
                 <w:szCs w:val="28"/>
@@ -798,7 +764,7 @@
             </w:r>
             <w:r>
               <w:rPr>
-                <w:rFonts w:ascii="SimHei" w:eastAsia="SimHei" w:hAnsi="SimHei" w:cs="SimHei"/>
+                <w:rFonts w:ascii="黑体" w:hAnsi="黑体" w:eastAsia="黑体" w:cs="黑体"/>
                 <w:spacing w:val="-3"/>
                 <w:sz w:val="28"/>
                 <w:szCs w:val="28"/>
@@ -816,14 +782,14 @@
               <w:spacing w:before="175" w:line="222" w:lineRule="auto"/>
               <w:ind w:left="440"/>
               <w:rPr>
-                <w:rFonts w:ascii="SimHei" w:eastAsia="SimHei" w:hAnsi="SimHei" w:cs="SimHei"/>
+                <w:rFonts w:ascii="黑体" w:hAnsi="黑体" w:eastAsia="黑体" w:cs="黑体"/>
                 <w:sz w:val="28"/>
                 <w:szCs w:val="28"/>
               </w:rPr>
             </w:pPr>
             <w:r>
               <w:rPr>
-                <w:rFonts w:ascii="SimHei" w:eastAsia="SimHei" w:hAnsi="SimHei" w:cs="SimHei"/>
+                <w:rFonts w:ascii="黑体" w:hAnsi="黑体" w:eastAsia="黑体" w:cs="黑体"/>
                 <w:spacing w:val="-5"/>
                 <w:sz w:val="28"/>
                 <w:szCs w:val="28"/>
@@ -841,14 +807,14 @@
               <w:spacing w:before="175" w:line="222" w:lineRule="auto"/>
               <w:ind w:left="495"/>
               <w:rPr>
-                <w:rFonts w:ascii="SimHei" w:eastAsia="SimHei" w:hAnsi="SimHei" w:cs="SimHei"/>
+                <w:rFonts w:ascii="黑体" w:hAnsi="黑体" w:eastAsia="黑体" w:cs="黑体"/>
                 <w:sz w:val="28"/>
                 <w:szCs w:val="28"/>
               </w:rPr>
             </w:pPr>
             <w:r>
               <w:rPr>
-                <w:rFonts w:ascii="SimHei" w:eastAsia="SimHei" w:hAnsi="SimHei" w:cs="SimHei"/>
+                <w:rFonts w:ascii="黑体" w:hAnsi="黑体" w:eastAsia="黑体" w:cs="黑体"/>
                 <w:spacing w:val="-5"/>
                 <w:sz w:val="28"/>
                 <w:szCs w:val="28"/>
@@ -866,14 +832,14 @@
               <w:spacing w:before="175" w:line="241" w:lineRule="auto"/>
               <w:ind w:left="332"/>
               <w:rPr>
-                <w:rFonts w:ascii="SimHei" w:eastAsia="SimHei" w:hAnsi="SimHei" w:cs="SimHei"/>
+                <w:rFonts w:ascii="黑体" w:hAnsi="黑体" w:eastAsia="黑体" w:cs="黑体"/>
                 <w:sz w:val="28"/>
                 <w:szCs w:val="28"/>
               </w:rPr>
             </w:pPr>
             <w:r>
               <w:rPr>
-                <w:rFonts w:ascii="SimHei" w:eastAsia="SimHei" w:hAnsi="SimHei" w:cs="SimHei"/>
+                <w:rFonts w:ascii="黑体" w:hAnsi="黑体" w:eastAsia="黑体" w:cs="黑体"/>
                 <w:spacing w:val="-2"/>
                 <w:sz w:val="28"/>
                 <w:szCs w:val="28"/>
@@ -885,12 +851,23 @@
       </w:tr>
       <w:tr>
         <w:tblPrEx>
-          <w:tblW w:w="8508" w:type="dxa"/>
-          <w:tblInd w:w="162" w:type="dxa"/>
-          <w:tblLayout w:type="fixed"/>
+          <w:tblBorders>
+            <w:top w:val="single" w:color="000000" w:sz="2" w:space="0"/>
+            <w:left w:val="single" w:color="000000" w:sz="2" w:space="0"/>
+            <w:bottom w:val="single" w:color="000000" w:sz="2" w:space="0"/>
+            <w:right w:val="single" w:color="000000" w:sz="2" w:space="0"/>
+            <w:insideH w:val="single" w:color="000000" w:sz="2" w:space="0"/>
+            <w:insideV w:val="single" w:color="000000" w:sz="2" w:space="0"/>
+          </w:tblBorders>
+          <w:tblCellMar>
+            <w:top w:w="0" w:type="dxa"/>
+            <w:left w:w="0" w:type="dxa"/>
+            <w:bottom w:w="0" w:type="dxa"/>
+            <w:right w:w="0" w:type="dxa"/>
+          </w:tblCellMar>
         </w:tblPrEx>
         <w:trPr>
-          <w:trHeight w:val="627"/>
+          <w:trHeight w:val="627" w:hRule="atLeast"/>
         </w:trPr>
         <w:tc>
           <w:tcPr>
@@ -898,7 +875,7 @@
           </w:tcPr>
           <w:p>
             <w:pPr>
-              <w:pStyle w:val="TableText"/>
+              <w:pStyle w:val="6"/>
             </w:pPr>
           </w:p>
         </w:tc>
@@ -908,7 +885,7 @@
           </w:tcPr>
           <w:p>
             <w:pPr>
-              <w:pStyle w:val="TableText"/>
+              <w:pStyle w:val="6"/>
             </w:pPr>
           </w:p>
         </w:tc>
@@ -918,7 +895,7 @@
           </w:tcPr>
           <w:p>
             <w:pPr>
-              <w:pStyle w:val="TableText"/>
+              <w:pStyle w:val="6"/>
             </w:pPr>
           </w:p>
         </w:tc>
@@ -928,7 +905,7 @@
           </w:tcPr>
           <w:p>
             <w:pPr>
-              <w:pStyle w:val="TableText"/>
+              <w:pStyle w:val="6"/>
             </w:pPr>
           </w:p>
         </w:tc>
@@ -938,19 +915,30 @@
           </w:tcPr>
           <w:p>
             <w:pPr>
-              <w:pStyle w:val="TableText"/>
+              <w:pStyle w:val="6"/>
             </w:pPr>
           </w:p>
         </w:tc>
       </w:tr>
       <w:tr>
         <w:tblPrEx>
-          <w:tblW w:w="8508" w:type="dxa"/>
-          <w:tblInd w:w="162" w:type="dxa"/>
-          <w:tblLayout w:type="fixed"/>
+          <w:tblBorders>
+            <w:top w:val="single" w:color="000000" w:sz="2" w:space="0"/>
+            <w:left w:val="single" w:color="000000" w:sz="2" w:space="0"/>
+            <w:bottom w:val="single" w:color="000000" w:sz="2" w:space="0"/>
+            <w:right w:val="single" w:color="000000" w:sz="2" w:space="0"/>
+            <w:insideH w:val="single" w:color="000000" w:sz="2" w:space="0"/>
+            <w:insideV w:val="single" w:color="000000" w:sz="2" w:space="0"/>
+          </w:tblBorders>
+          <w:tblCellMar>
+            <w:top w:w="0" w:type="dxa"/>
+            <w:left w:w="0" w:type="dxa"/>
+            <w:bottom w:w="0" w:type="dxa"/>
+            <w:right w:w="0" w:type="dxa"/>
+          </w:tblCellMar>
         </w:tblPrEx>
         <w:trPr>
-          <w:trHeight w:val="628"/>
+          <w:trHeight w:val="628" w:hRule="atLeast"/>
         </w:trPr>
         <w:tc>
           <w:tcPr>
@@ -958,7 +946,7 @@
           </w:tcPr>
           <w:p>
             <w:pPr>
-              <w:pStyle w:val="TableText"/>
+              <w:pStyle w:val="6"/>
             </w:pPr>
           </w:p>
         </w:tc>
@@ -968,7 +956,7 @@
           </w:tcPr>
           <w:p>
             <w:pPr>
-              <w:pStyle w:val="TableText"/>
+              <w:pStyle w:val="6"/>
             </w:pPr>
           </w:p>
         </w:tc>
@@ -978,7 +966,7 @@
           </w:tcPr>
           <w:p>
             <w:pPr>
-              <w:pStyle w:val="TableText"/>
+              <w:pStyle w:val="6"/>
             </w:pPr>
           </w:p>
         </w:tc>
@@ -988,7 +976,7 @@
           </w:tcPr>
           <w:p>
             <w:pPr>
-              <w:pStyle w:val="TableText"/>
+              <w:pStyle w:val="6"/>
             </w:pPr>
           </w:p>
         </w:tc>
@@ -998,19 +986,30 @@
           </w:tcPr>
           <w:p>
             <w:pPr>
-              <w:pStyle w:val="TableText"/>
+              <w:pStyle w:val="6"/>
             </w:pPr>
           </w:p>
         </w:tc>
       </w:tr>
       <w:tr>
         <w:tblPrEx>
-          <w:tblW w:w="8508" w:type="dxa"/>
-          <w:tblInd w:w="162" w:type="dxa"/>
-          <w:tblLayout w:type="fixed"/>
+          <w:tblBorders>
+            <w:top w:val="single" w:color="000000" w:sz="2" w:space="0"/>
+            <w:left w:val="single" w:color="000000" w:sz="2" w:space="0"/>
+            <w:bottom w:val="single" w:color="000000" w:sz="2" w:space="0"/>
+            <w:right w:val="single" w:color="000000" w:sz="2" w:space="0"/>
+            <w:insideH w:val="single" w:color="000000" w:sz="2" w:space="0"/>
+            <w:insideV w:val="single" w:color="000000" w:sz="2" w:space="0"/>
+          </w:tblBorders>
+          <w:tblCellMar>
+            <w:top w:w="0" w:type="dxa"/>
+            <w:left w:w="0" w:type="dxa"/>
+            <w:bottom w:w="0" w:type="dxa"/>
+            <w:right w:w="0" w:type="dxa"/>
+          </w:tblCellMar>
         </w:tblPrEx>
         <w:trPr>
-          <w:trHeight w:val="628"/>
+          <w:trHeight w:val="628" w:hRule="atLeast"/>
         </w:trPr>
         <w:tc>
           <w:tcPr>
@@ -1018,7 +1017,7 @@
           </w:tcPr>
           <w:p>
             <w:pPr>
-              <w:pStyle w:val="TableText"/>
+              <w:pStyle w:val="6"/>
             </w:pPr>
           </w:p>
         </w:tc>
@@ -1028,7 +1027,7 @@
           </w:tcPr>
           <w:p>
             <w:pPr>
-              <w:pStyle w:val="TableText"/>
+              <w:pStyle w:val="6"/>
             </w:pPr>
           </w:p>
         </w:tc>
@@ -1038,7 +1037,7 @@
           </w:tcPr>
           <w:p>
             <w:pPr>
-              <w:pStyle w:val="TableText"/>
+              <w:pStyle w:val="6"/>
             </w:pPr>
           </w:p>
         </w:tc>
@@ -1048,7 +1047,7 @@
           </w:tcPr>
           <w:p>
             <w:pPr>
-              <w:pStyle w:val="TableText"/>
+              <w:pStyle w:val="6"/>
             </w:pPr>
           </w:p>
         </w:tc>
@@ -1058,19 +1057,30 @@
           </w:tcPr>
           <w:p>
             <w:pPr>
-              <w:pStyle w:val="TableText"/>
+              <w:pStyle w:val="6"/>
             </w:pPr>
           </w:p>
         </w:tc>
       </w:tr>
       <w:tr>
         <w:tblPrEx>
-          <w:tblW w:w="8508" w:type="dxa"/>
-          <w:tblInd w:w="162" w:type="dxa"/>
-          <w:tblLayout w:type="fixed"/>
+          <w:tblBorders>
+            <w:top w:val="single" w:color="000000" w:sz="2" w:space="0"/>
+            <w:left w:val="single" w:color="000000" w:sz="2" w:space="0"/>
+            <w:bottom w:val="single" w:color="000000" w:sz="2" w:space="0"/>
+            <w:right w:val="single" w:color="000000" w:sz="2" w:space="0"/>
+            <w:insideH w:val="single" w:color="000000" w:sz="2" w:space="0"/>
+            <w:insideV w:val="single" w:color="000000" w:sz="2" w:space="0"/>
+          </w:tblBorders>
+          <w:tblCellMar>
+            <w:top w:w="0" w:type="dxa"/>
+            <w:left w:w="0" w:type="dxa"/>
+            <w:bottom w:w="0" w:type="dxa"/>
+            <w:right w:w="0" w:type="dxa"/>
+          </w:tblCellMar>
         </w:tblPrEx>
         <w:trPr>
-          <w:trHeight w:val="628"/>
+          <w:trHeight w:val="628" w:hRule="atLeast"/>
         </w:trPr>
         <w:tc>
           <w:tcPr>
@@ -1078,7 +1088,7 @@
           </w:tcPr>
           <w:p>
             <w:pPr>
-              <w:pStyle w:val="TableText"/>
+              <w:pStyle w:val="6"/>
             </w:pPr>
           </w:p>
         </w:tc>
@@ -1088,7 +1098,7 @@
           </w:tcPr>
           <w:p>
             <w:pPr>
-              <w:pStyle w:val="TableText"/>
+              <w:pStyle w:val="6"/>
             </w:pPr>
           </w:p>
         </w:tc>
@@ -1098,7 +1108,7 @@
           </w:tcPr>
           <w:p>
             <w:pPr>
-              <w:pStyle w:val="TableText"/>
+              <w:pStyle w:val="6"/>
             </w:pPr>
           </w:p>
         </w:tc>
@@ -1108,7 +1118,7 @@
           </w:tcPr>
           <w:p>
             <w:pPr>
-              <w:pStyle w:val="TableText"/>
+              <w:pStyle w:val="6"/>
             </w:pPr>
           </w:p>
         </w:tc>
@@ -1118,19 +1128,30 @@
           </w:tcPr>
           <w:p>
             <w:pPr>
-              <w:pStyle w:val="TableText"/>
+              <w:pStyle w:val="6"/>
             </w:pPr>
           </w:p>
         </w:tc>
       </w:tr>
       <w:tr>
         <w:tblPrEx>
-          <w:tblW w:w="8508" w:type="dxa"/>
-          <w:tblInd w:w="162" w:type="dxa"/>
-          <w:tblLayout w:type="fixed"/>
+          <w:tblBorders>
+            <w:top w:val="single" w:color="000000" w:sz="2" w:space="0"/>
+            <w:left w:val="single" w:color="000000" w:sz="2" w:space="0"/>
+            <w:bottom w:val="single" w:color="000000" w:sz="2" w:space="0"/>
+            <w:right w:val="single" w:color="000000" w:sz="2" w:space="0"/>
+            <w:insideH w:val="single" w:color="000000" w:sz="2" w:space="0"/>
+            <w:insideV w:val="single" w:color="000000" w:sz="2" w:space="0"/>
+          </w:tblBorders>
+          <w:tblCellMar>
+            <w:top w:w="0" w:type="dxa"/>
+            <w:left w:w="0" w:type="dxa"/>
+            <w:bottom w:w="0" w:type="dxa"/>
+            <w:right w:w="0" w:type="dxa"/>
+          </w:tblCellMar>
         </w:tblPrEx>
         <w:trPr>
-          <w:trHeight w:val="627"/>
+          <w:trHeight w:val="627" w:hRule="atLeast"/>
         </w:trPr>
         <w:tc>
           <w:tcPr>
@@ -1138,7 +1159,7 @@
           </w:tcPr>
           <w:p>
             <w:pPr>
-              <w:pStyle w:val="TableText"/>
+              <w:pStyle w:val="6"/>
             </w:pPr>
           </w:p>
         </w:tc>
@@ -1148,7 +1169,7 @@
           </w:tcPr>
           <w:p>
             <w:pPr>
-              <w:pStyle w:val="TableText"/>
+              <w:pStyle w:val="6"/>
             </w:pPr>
           </w:p>
         </w:tc>
@@ -1158,7 +1179,7 @@
           </w:tcPr>
           <w:p>
             <w:pPr>
-              <w:pStyle w:val="TableText"/>
+              <w:pStyle w:val="6"/>
             </w:pPr>
           </w:p>
         </w:tc>
@@ -1168,7 +1189,7 @@
           </w:tcPr>
           <w:p>
             <w:pPr>
-              <w:pStyle w:val="TableText"/>
+              <w:pStyle w:val="6"/>
             </w:pPr>
           </w:p>
         </w:tc>
@@ -1178,19 +1199,30 @@
           </w:tcPr>
           <w:p>
             <w:pPr>
-              <w:pStyle w:val="TableText"/>
+              <w:pStyle w:val="6"/>
             </w:pPr>
           </w:p>
         </w:tc>
       </w:tr>
       <w:tr>
         <w:tblPrEx>
-          <w:tblW w:w="8508" w:type="dxa"/>
-          <w:tblInd w:w="162" w:type="dxa"/>
-          <w:tblLayout w:type="fixed"/>
+          <w:tblBorders>
+            <w:top w:val="single" w:color="000000" w:sz="2" w:space="0"/>
+            <w:left w:val="single" w:color="000000" w:sz="2" w:space="0"/>
+            <w:bottom w:val="single" w:color="000000" w:sz="2" w:space="0"/>
+            <w:right w:val="single" w:color="000000" w:sz="2" w:space="0"/>
+            <w:insideH w:val="single" w:color="000000" w:sz="2" w:space="0"/>
+            <w:insideV w:val="single" w:color="000000" w:sz="2" w:space="0"/>
+          </w:tblBorders>
+          <w:tblCellMar>
+            <w:top w:w="0" w:type="dxa"/>
+            <w:left w:w="0" w:type="dxa"/>
+            <w:bottom w:w="0" w:type="dxa"/>
+            <w:right w:w="0" w:type="dxa"/>
+          </w:tblCellMar>
         </w:tblPrEx>
         <w:trPr>
-          <w:trHeight w:val="629"/>
+          <w:trHeight w:val="629" w:hRule="atLeast"/>
         </w:trPr>
         <w:tc>
           <w:tcPr>
@@ -1198,7 +1230,7 @@
           </w:tcPr>
           <w:p>
             <w:pPr>
-              <w:pStyle w:val="TableText"/>
+              <w:pStyle w:val="6"/>
             </w:pPr>
           </w:p>
         </w:tc>
@@ -1208,7 +1240,7 @@
           </w:tcPr>
           <w:p>
             <w:pPr>
-              <w:pStyle w:val="TableText"/>
+              <w:pStyle w:val="6"/>
             </w:pPr>
           </w:p>
         </w:tc>
@@ -1218,7 +1250,7 @@
           </w:tcPr>
           <w:p>
             <w:pPr>
-              <w:pStyle w:val="TableText"/>
+              <w:pStyle w:val="6"/>
             </w:pPr>
           </w:p>
         </w:tc>
@@ -1228,7 +1260,7 @@
           </w:tcPr>
           <w:p>
             <w:pPr>
-              <w:pStyle w:val="TableText"/>
+              <w:pStyle w:val="6"/>
             </w:pPr>
           </w:p>
         </w:tc>
@@ -1238,19 +1270,30 @@
           </w:tcPr>
           <w:p>
             <w:pPr>
-              <w:pStyle w:val="TableText"/>
+              <w:pStyle w:val="6"/>
             </w:pPr>
           </w:p>
         </w:tc>
       </w:tr>
       <w:tr>
         <w:tblPrEx>
-          <w:tblW w:w="8508" w:type="dxa"/>
-          <w:tblInd w:w="162" w:type="dxa"/>
-          <w:tblLayout w:type="fixed"/>
+          <w:tblBorders>
+            <w:top w:val="single" w:color="000000" w:sz="2" w:space="0"/>
+            <w:left w:val="single" w:color="000000" w:sz="2" w:space="0"/>
+            <w:bottom w:val="single" w:color="000000" w:sz="2" w:space="0"/>
+            <w:right w:val="single" w:color="000000" w:sz="2" w:space="0"/>
+            <w:insideH w:val="single" w:color="000000" w:sz="2" w:space="0"/>
+            <w:insideV w:val="single" w:color="000000" w:sz="2" w:space="0"/>
+          </w:tblBorders>
+          <w:tblCellMar>
+            <w:top w:w="0" w:type="dxa"/>
+            <w:left w:w="0" w:type="dxa"/>
+            <w:bottom w:w="0" w:type="dxa"/>
+            <w:right w:w="0" w:type="dxa"/>
+          </w:tblCellMar>
         </w:tblPrEx>
         <w:trPr>
-          <w:trHeight w:val="628"/>
+          <w:trHeight w:val="628" w:hRule="atLeast"/>
         </w:trPr>
         <w:tc>
           <w:tcPr>
@@ -1258,7 +1301,7 @@
           </w:tcPr>
           <w:p>
             <w:pPr>
-              <w:pStyle w:val="TableText"/>
+              <w:pStyle w:val="6"/>
             </w:pPr>
           </w:p>
         </w:tc>
@@ -1268,7 +1311,7 @@
           </w:tcPr>
           <w:p>
             <w:pPr>
-              <w:pStyle w:val="TableText"/>
+              <w:pStyle w:val="6"/>
             </w:pPr>
           </w:p>
         </w:tc>
@@ -1278,7 +1321,7 @@
           </w:tcPr>
           <w:p>
             <w:pPr>
-              <w:pStyle w:val="TableText"/>
+              <w:pStyle w:val="6"/>
             </w:pPr>
           </w:p>
         </w:tc>
@@ -1288,7 +1331,7 @@
           </w:tcPr>
           <w:p>
             <w:pPr>
-              <w:pStyle w:val="TableText"/>
+              <w:pStyle w:val="6"/>
             </w:pPr>
           </w:p>
         </w:tc>
@@ -1298,19 +1341,30 @@
           </w:tcPr>
           <w:p>
             <w:pPr>
-              <w:pStyle w:val="TableText"/>
+              <w:pStyle w:val="6"/>
             </w:pPr>
           </w:p>
         </w:tc>
       </w:tr>
       <w:tr>
         <w:tblPrEx>
-          <w:tblW w:w="8508" w:type="dxa"/>
-          <w:tblInd w:w="162" w:type="dxa"/>
-          <w:tblLayout w:type="fixed"/>
+          <w:tblBorders>
+            <w:top w:val="single" w:color="000000" w:sz="2" w:space="0"/>
+            <w:left w:val="single" w:color="000000" w:sz="2" w:space="0"/>
+            <w:bottom w:val="single" w:color="000000" w:sz="2" w:space="0"/>
+            <w:right w:val="single" w:color="000000" w:sz="2" w:space="0"/>
+            <w:insideH w:val="single" w:color="000000" w:sz="2" w:space="0"/>
+            <w:insideV w:val="single" w:color="000000" w:sz="2" w:space="0"/>
+          </w:tblBorders>
+          <w:tblCellMar>
+            <w:top w:w="0" w:type="dxa"/>
+            <w:left w:w="0" w:type="dxa"/>
+            <w:bottom w:w="0" w:type="dxa"/>
+            <w:right w:w="0" w:type="dxa"/>
+          </w:tblCellMar>
         </w:tblPrEx>
         <w:trPr>
-          <w:trHeight w:val="632"/>
+          <w:trHeight w:val="632" w:hRule="atLeast"/>
         </w:trPr>
         <w:tc>
           <w:tcPr>
@@ -1318,7 +1372,7 @@
           </w:tcPr>
           <w:p>
             <w:pPr>
-              <w:pStyle w:val="TableText"/>
+              <w:pStyle w:val="6"/>
             </w:pPr>
           </w:p>
         </w:tc>
@@ -1328,7 +1382,7 @@
           </w:tcPr>
           <w:p>
             <w:pPr>
-              <w:pStyle w:val="TableText"/>
+              <w:pStyle w:val="6"/>
             </w:pPr>
           </w:p>
         </w:tc>
@@ -1338,7 +1392,7 @@
           </w:tcPr>
           <w:p>
             <w:pPr>
-              <w:pStyle w:val="TableText"/>
+              <w:pStyle w:val="6"/>
             </w:pPr>
           </w:p>
         </w:tc>
@@ -1348,7 +1402,7 @@
           </w:tcPr>
           <w:p>
             <w:pPr>
-              <w:pStyle w:val="TableText"/>
+              <w:pStyle w:val="6"/>
             </w:pPr>
           </w:p>
         </w:tc>
@@ -1358,7 +1412,7 @@
           </w:tcPr>
           <w:p>
             <w:pPr>
-              <w:pStyle w:val="TableText"/>
+              <w:pStyle w:val="6"/>
             </w:pPr>
           </w:p>
         </w:tc>
@@ -1366,16 +1420,16 @@
     </w:tbl>
     <w:p>
       <w:pPr>
-        <w:pStyle w:val="BodyText"/>
+        <w:pStyle w:val="2"/>
       </w:pPr>
     </w:p>
     <w:p>
       <w:pPr>
         <w:sectPr>
-          <w:footerReference w:type="default" r:id="rId6"/>
+          <w:footerReference r:id="rId6" w:type="default"/>
           <w:pgSz w:w="11910" w:h="16840"/>
           <w:pgMar w:top="919" w:right="1457" w:bottom="961" w:left="1779" w:header="0" w:footer="726" w:gutter="0"/>
-          <w:cols w:space="720"/>
+          <w:cols w:space="720" w:num="1"/>
         </w:sectPr>
       </w:pPr>
     </w:p>
@@ -1389,7 +1443,7 @@
         </w:rPr>
         <w:drawing>
           <wp:inline distT="0" distB="0" distL="0" distR="0">
-            <wp:extent cx="696350" cy="271753"/>
+            <wp:extent cx="695960" cy="271145"/>
             <wp:effectExtent l="0" t="0" r="0" b="0"/>
             <wp:docPr id="6" name="IM 6"/>
             <wp:cNvGraphicFramePr/>
@@ -1401,13 +1455,13 @@
                     <pic:cNvPicPr/>
                   </pic:nvPicPr>
                   <pic:blipFill>
-                    <a:blip xmlns:r="http://schemas.openxmlformats.org/officeDocument/2006/relationships" r:embed="rId4"/>
+                    <a:blip r:embed="rId9"/>
                     <a:stretch>
                       <a:fillRect/>
                     </a:stretch>
                   </pic:blipFill>
                   <pic:spPr>
-                    <a:xfrm rot="0">
+                    <a:xfrm>
                       <a:off x="0" y="0"/>
                       <a:ext cx="696350" cy="271753"/>
                     </a:xfrm>
@@ -1424,13 +1478,13 @@
     </w:p>
     <w:p>
       <w:pPr>
-        <w:pStyle w:val="BodyText"/>
+        <w:pStyle w:val="2"/>
         <w:spacing w:line="321" w:lineRule="auto"/>
       </w:pPr>
     </w:p>
     <w:p>
       <w:pPr>
-        <w:pStyle w:val="BodyText"/>
+        <w:pStyle w:val="2"/>
         <w:spacing w:line="322" w:lineRule="auto"/>
       </w:pPr>
     </w:p>
@@ -1440,14 +1494,14 @@
         <w:ind w:left="3343"/>
         <w:outlineLvl w:val="1"/>
         <w:rPr>
-          <w:rFonts w:ascii="SimHei" w:eastAsia="SimHei" w:hAnsi="SimHei" w:cs="SimHei"/>
+          <w:rFonts w:ascii="黑体" w:hAnsi="黑体" w:eastAsia="黑体" w:cs="黑体"/>
           <w:sz w:val="28"/>
           <w:szCs w:val="28"/>
         </w:rPr>
       </w:pPr>
       <w:r>
         <w:rPr>
-          <w:rFonts w:ascii="SimHei" w:eastAsia="SimHei" w:hAnsi="SimHei" w:cs="SimHei"/>
+          <w:rFonts w:ascii="黑体" w:hAnsi="黑体" w:eastAsia="黑体" w:cs="黑体"/>
           <w:b/>
           <w:bCs/>
           <w:spacing w:val="-16"/>
@@ -1458,7 +1512,7 @@
       </w:r>
       <w:r>
         <w:rPr>
-          <w:rFonts w:ascii="SimHei" w:eastAsia="SimHei" w:hAnsi="SimHei" w:cs="SimHei"/>
+          <w:rFonts w:ascii="黑体" w:hAnsi="黑体" w:eastAsia="黑体" w:cs="黑体"/>
           <w:spacing w:val="-42"/>
           <w:sz w:val="28"/>
           <w:szCs w:val="28"/>
@@ -1467,7 +1521,7 @@
       </w:r>
       <w:r>
         <w:rPr>
-          <w:rFonts w:ascii="SimHei" w:eastAsia="SimHei" w:hAnsi="SimHei" w:cs="SimHei"/>
+          <w:rFonts w:ascii="黑体" w:hAnsi="黑体" w:eastAsia="黑体" w:cs="黑体"/>
           <w:b/>
           <w:bCs/>
           <w:spacing w:val="-16"/>
@@ -1478,7 +1532,7 @@
       </w:r>
       <w:r>
         <w:rPr>
-          <w:rFonts w:ascii="SimHei" w:eastAsia="SimHei" w:hAnsi="SimHei" w:cs="SimHei"/>
+          <w:rFonts w:ascii="黑体" w:hAnsi="黑体" w:eastAsia="黑体" w:cs="黑体"/>
           <w:spacing w:val="-57"/>
           <w:sz w:val="28"/>
           <w:szCs w:val="28"/>
@@ -1487,7 +1541,7 @@
       </w:r>
       <w:r>
         <w:rPr>
-          <w:rFonts w:ascii="SimHei" w:eastAsia="SimHei" w:hAnsi="SimHei" w:cs="SimHei"/>
+          <w:rFonts w:ascii="黑体" w:hAnsi="黑体" w:eastAsia="黑体" w:cs="黑体"/>
           <w:b/>
           <w:bCs/>
           <w:spacing w:val="-16"/>
@@ -1498,7 +1552,7 @@
       </w:r>
       <w:r>
         <w:rPr>
-          <w:rFonts w:ascii="SimHei" w:eastAsia="SimHei" w:hAnsi="SimHei" w:cs="SimHei"/>
+          <w:rFonts w:ascii="黑体" w:hAnsi="黑体" w:eastAsia="黑体" w:cs="黑体"/>
           <w:spacing w:val="9"/>
           <w:sz w:val="28"/>
           <w:szCs w:val="28"/>
@@ -1507,7 +1561,7 @@
       </w:r>
       <w:r>
         <w:rPr>
-          <w:rFonts w:ascii="SimHei" w:eastAsia="SimHei" w:hAnsi="SimHei" w:cs="SimHei"/>
+          <w:rFonts w:ascii="黑体" w:hAnsi="黑体" w:eastAsia="黑体" w:cs="黑体"/>
           <w:b/>
           <w:bCs/>
           <w:spacing w:val="-16"/>
@@ -1519,7 +1573,7 @@
     </w:p>
     <w:p>
       <w:pPr>
-        <w:pStyle w:val="BodyText"/>
+        <w:pStyle w:val="2"/>
         <w:spacing w:line="312" w:lineRule="auto"/>
       </w:pPr>
     </w:p>
@@ -1528,14 +1582,14 @@
         <w:spacing w:before="78" w:line="291" w:lineRule="auto"/>
         <w:ind w:left="48" w:right="20" w:hanging="19"/>
         <w:rPr>
-          <w:rFonts w:ascii="SimSun" w:eastAsia="SimSun" w:hAnsi="SimSun" w:cs="SimSun"/>
-          <w:sz w:val="24"/>
-          <w:szCs w:val="24"/>
-        </w:rPr>
-      </w:pPr>
-      <w:r>
-        <w:rPr>
-          <w:rFonts w:ascii="SimSun" w:eastAsia="SimSun" w:hAnsi="SimSun" w:cs="SimSun"/>
+          <w:rFonts w:ascii="宋体" w:hAnsi="宋体" w:eastAsia="宋体" w:cs="宋体"/>
+          <w:sz w:val="24"/>
+          <w:szCs w:val="24"/>
+        </w:rPr>
+      </w:pPr>
+      <w:r>
+        <w:rPr>
+          <w:rFonts w:ascii="宋体" w:hAnsi="宋体" w:eastAsia="宋体" w:cs="宋体"/>
           <w:b/>
           <w:bCs/>
           <w:sz w:val="24"/>
@@ -1545,15 +1599,15 @@
       </w:r>
       <w:r>
         <w:rPr>
-          <w:rFonts w:ascii="SimSun" w:eastAsia="SimSun" w:hAnsi="SimSun" w:cs="SimSun"/>
-          <w:sz w:val="24"/>
-          <w:szCs w:val="24"/>
-        </w:rPr>
-        <w:t xml:space="preserve"> </w:t>
-      </w:r>
-      <w:r>
-        <w:rPr>
-          <w:rFonts w:ascii="Calibri" w:eastAsia="Calibri" w:hAnsi="Calibri" w:cs="Calibri"/>
+          <w:rFonts w:ascii="宋体" w:hAnsi="宋体" w:eastAsia="宋体" w:cs="宋体"/>
+          <w:sz w:val="24"/>
+          <w:szCs w:val="24"/>
+        </w:rPr>
+        <w:t xml:space="preserve"> </w:t>
+      </w:r>
+      <w:r>
+        <w:rPr>
+          <w:rFonts w:ascii="Calibri" w:hAnsi="Calibri" w:eastAsia="Calibri" w:cs="Calibri"/>
           <w:b/>
           <w:bCs/>
           <w:sz w:val="24"/>
@@ -1563,7 +1617,7 @@
       </w:r>
       <w:r>
         <w:rPr>
-          <w:rFonts w:ascii="SimSun" w:eastAsia="SimSun" w:hAnsi="SimSun" w:cs="SimSun"/>
+          <w:rFonts w:ascii="宋体" w:hAnsi="宋体" w:eastAsia="宋体" w:cs="宋体"/>
           <w:b/>
           <w:bCs/>
           <w:sz w:val="24"/>
@@ -1573,7 +1627,7 @@
       </w:r>
       <w:r>
         <w:rPr>
-          <w:rFonts w:ascii="SimSun" w:eastAsia="SimSun" w:hAnsi="SimSun" w:cs="SimSun"/>
+          <w:rFonts w:ascii="宋体" w:hAnsi="宋体" w:eastAsia="宋体" w:cs="宋体"/>
           <w:sz w:val="24"/>
           <w:szCs w:val="24"/>
         </w:rPr>
@@ -1581,25 +1635,16 @@
       </w:r>
       <w:r>
         <w:rPr>
-          <w:rFonts w:ascii="SimSun" w:eastAsia="SimSun" w:hAnsi="SimSun" w:cs="SimSun"/>
+          <w:rFonts w:ascii="宋体" w:hAnsi="宋体" w:eastAsia="宋体" w:cs="宋体"/>
           <w:spacing w:val="-1"/>
           <w:sz w:val="24"/>
           <w:szCs w:val="24"/>
         </w:rPr>
-        <w:t>产品（含服务）的情况，保证产</w:t>
-      </w:r>
-      <w:r>
-        <w:rPr>
-          <w:rFonts w:ascii="SimSun" w:eastAsia="SimSun" w:hAnsi="SimSun" w:cs="SimSun"/>
-          <w:spacing w:val="-1"/>
-          <w:sz w:val="24"/>
-          <w:szCs w:val="24"/>
-        </w:rPr>
-        <w:t>品的使用效果，提高客户满意度，维护企业信誉，特制定本制</w:t>
-      </w:r>
-      <w:r>
-        <w:rPr>
-          <w:rFonts w:ascii="SimSun" w:eastAsia="SimSun" w:hAnsi="SimSun" w:cs="SimSun"/>
+        <w:t>产品（含服务）的情况，保证产品的使用效果，提高客户满意度，维护企业信誉，特制定本制</w:t>
+      </w:r>
+      <w:r>
+        <w:rPr>
+          <w:rFonts w:ascii="宋体" w:hAnsi="宋体" w:eastAsia="宋体" w:cs="宋体"/>
           <w:spacing w:val="-2"/>
           <w:sz w:val="24"/>
           <w:szCs w:val="24"/>
@@ -1612,14 +1657,14 @@
         <w:spacing w:before="188" w:line="219" w:lineRule="auto"/>
         <w:ind w:left="29"/>
         <w:rPr>
-          <w:rFonts w:ascii="SimSun" w:eastAsia="SimSun" w:hAnsi="SimSun" w:cs="SimSun"/>
-          <w:sz w:val="24"/>
-          <w:szCs w:val="24"/>
-        </w:rPr>
-      </w:pPr>
-      <w:r>
-        <w:rPr>
-          <w:rFonts w:ascii="SimSun" w:eastAsia="SimSun" w:hAnsi="SimSun" w:cs="SimSun"/>
+          <w:rFonts w:ascii="宋体" w:hAnsi="宋体" w:eastAsia="宋体" w:cs="宋体"/>
+          <w:sz w:val="24"/>
+          <w:szCs w:val="24"/>
+        </w:rPr>
+      </w:pPr>
+      <w:r>
+        <w:rPr>
+          <w:rFonts w:ascii="宋体" w:hAnsi="宋体" w:eastAsia="宋体" w:cs="宋体"/>
           <w:b/>
           <w:bCs/>
           <w:spacing w:val="-1"/>
@@ -1630,7 +1675,7 @@
       </w:r>
       <w:r>
         <w:rPr>
-          <w:rFonts w:ascii="SimSun" w:eastAsia="SimSun" w:hAnsi="SimSun" w:cs="SimSun"/>
+          <w:rFonts w:ascii="宋体" w:hAnsi="宋体" w:eastAsia="宋体" w:cs="宋体"/>
           <w:spacing w:val="-1"/>
           <w:sz w:val="24"/>
           <w:szCs w:val="24"/>
@@ -1639,7 +1684,7 @@
       </w:r>
       <w:r>
         <w:rPr>
-          <w:rFonts w:ascii="Calibri" w:eastAsia="Calibri" w:hAnsi="Calibri" w:cs="Calibri"/>
+          <w:rFonts w:ascii="Calibri" w:hAnsi="Calibri" w:eastAsia="Calibri" w:cs="Calibri"/>
           <w:b/>
           <w:bCs/>
           <w:spacing w:val="-1"/>
@@ -1650,7 +1695,7 @@
       </w:r>
       <w:r>
         <w:rPr>
-          <w:rFonts w:ascii="SimSun" w:eastAsia="SimSun" w:hAnsi="SimSun" w:cs="SimSun"/>
+          <w:rFonts w:ascii="宋体" w:hAnsi="宋体" w:eastAsia="宋体" w:cs="宋体"/>
           <w:b/>
           <w:bCs/>
           <w:spacing w:val="-1"/>
@@ -1661,7 +1706,7 @@
       </w:r>
       <w:r>
         <w:rPr>
-          <w:rFonts w:ascii="SimSun" w:eastAsia="SimSun" w:hAnsi="SimSun" w:cs="SimSun"/>
+          <w:rFonts w:ascii="宋体" w:hAnsi="宋体" w:eastAsia="宋体" w:cs="宋体"/>
           <w:spacing w:val="-1"/>
           <w:sz w:val="24"/>
           <w:szCs w:val="24"/>
@@ -1674,14 +1719,14 @@
         <w:spacing w:before="189" w:line="219" w:lineRule="auto"/>
         <w:ind w:left="29"/>
         <w:rPr>
-          <w:rFonts w:ascii="SimSun" w:eastAsia="SimSun" w:hAnsi="SimSun" w:cs="SimSun"/>
-          <w:sz w:val="24"/>
-          <w:szCs w:val="24"/>
-        </w:rPr>
-      </w:pPr>
-      <w:r>
-        <w:rPr>
-          <w:rFonts w:ascii="SimSun" w:eastAsia="SimSun" w:hAnsi="SimSun" w:cs="SimSun"/>
+          <w:rFonts w:ascii="宋体" w:hAnsi="宋体" w:eastAsia="宋体" w:cs="宋体"/>
+          <w:sz w:val="24"/>
+          <w:szCs w:val="24"/>
+        </w:rPr>
+      </w:pPr>
+      <w:r>
+        <w:rPr>
+          <w:rFonts w:ascii="宋体" w:hAnsi="宋体" w:eastAsia="宋体" w:cs="宋体"/>
           <w:b/>
           <w:bCs/>
           <w:spacing w:val="-2"/>
@@ -1692,7 +1737,7 @@
       </w:r>
       <w:r>
         <w:rPr>
-          <w:rFonts w:ascii="SimSun" w:eastAsia="SimSun" w:hAnsi="SimSun" w:cs="SimSun"/>
+          <w:rFonts w:ascii="宋体" w:hAnsi="宋体" w:eastAsia="宋体" w:cs="宋体"/>
           <w:spacing w:val="-2"/>
           <w:sz w:val="24"/>
           <w:szCs w:val="24"/>
@@ -1701,7 +1746,7 @@
       </w:r>
       <w:r>
         <w:rPr>
-          <w:rFonts w:ascii="Calibri" w:eastAsia="Calibri" w:hAnsi="Calibri" w:cs="Calibri"/>
+          <w:rFonts w:ascii="Calibri" w:hAnsi="Calibri" w:eastAsia="Calibri" w:cs="Calibri"/>
           <w:b/>
           <w:bCs/>
           <w:spacing w:val="-2"/>
@@ -1712,7 +1757,7 @@
       </w:r>
       <w:r>
         <w:rPr>
-          <w:rFonts w:ascii="SimSun" w:eastAsia="SimSun" w:hAnsi="SimSun" w:cs="SimSun"/>
+          <w:rFonts w:ascii="宋体" w:hAnsi="宋体" w:eastAsia="宋体" w:cs="宋体"/>
           <w:b/>
           <w:bCs/>
           <w:spacing w:val="-2"/>
@@ -1723,7 +1768,7 @@
       </w:r>
       <w:r>
         <w:rPr>
-          <w:rFonts w:ascii="SimSun" w:eastAsia="SimSun" w:hAnsi="SimSun" w:cs="SimSun"/>
+          <w:rFonts w:ascii="宋体" w:hAnsi="宋体" w:eastAsia="宋体" w:cs="宋体"/>
           <w:spacing w:val="22"/>
           <w:sz w:val="24"/>
           <w:szCs w:val="24"/>
@@ -1732,7 +1777,7 @@
       </w:r>
       <w:r>
         <w:rPr>
-          <w:rFonts w:ascii="SimSun" w:eastAsia="SimSun" w:hAnsi="SimSun" w:cs="SimSun"/>
+          <w:rFonts w:ascii="宋体" w:hAnsi="宋体" w:eastAsia="宋体" w:cs="宋体"/>
           <w:spacing w:val="-2"/>
           <w:sz w:val="24"/>
           <w:szCs w:val="24"/>
@@ -1745,14 +1790,14 @@
         <w:spacing w:before="188" w:line="219" w:lineRule="auto"/>
         <w:jc w:val="right"/>
         <w:rPr>
-          <w:rFonts w:ascii="SimSun" w:eastAsia="SimSun" w:hAnsi="SimSun" w:cs="SimSun"/>
-          <w:sz w:val="24"/>
-          <w:szCs w:val="24"/>
-        </w:rPr>
-      </w:pPr>
-      <w:r>
-        <w:rPr>
-          <w:rFonts w:ascii="Calibri" w:eastAsia="Calibri" w:hAnsi="Calibri" w:cs="Calibri"/>
+          <w:rFonts w:ascii="宋体" w:hAnsi="宋体" w:eastAsia="宋体" w:cs="宋体"/>
+          <w:sz w:val="24"/>
+          <w:szCs w:val="24"/>
+        </w:rPr>
+      </w:pPr>
+      <w:r>
+        <w:rPr>
+          <w:rFonts w:ascii="Calibri" w:hAnsi="Calibri" w:eastAsia="Calibri" w:cs="Calibri"/>
           <w:spacing w:val="-3"/>
           <w:sz w:val="24"/>
           <w:szCs w:val="24"/>
@@ -1761,7 +1806,7 @@
       </w:r>
       <w:r>
         <w:rPr>
-          <w:rFonts w:ascii="Calibri" w:eastAsia="Calibri" w:hAnsi="Calibri" w:cs="Calibri"/>
+          <w:rFonts w:ascii="Calibri" w:hAnsi="Calibri" w:eastAsia="Calibri" w:cs="Calibri"/>
           <w:spacing w:val="41"/>
           <w:w w:val="101"/>
           <w:sz w:val="24"/>
@@ -1771,7 +1816,7 @@
       </w:r>
       <w:r>
         <w:rPr>
-          <w:rFonts w:ascii="SimSun" w:eastAsia="SimSun" w:hAnsi="SimSun" w:cs="SimSun"/>
+          <w:rFonts w:ascii="宋体" w:hAnsi="宋体" w:eastAsia="宋体" w:cs="宋体"/>
           <w:spacing w:val="-3"/>
           <w:sz w:val="24"/>
           <w:szCs w:val="24"/>
@@ -1784,14 +1829,14 @@
         <w:spacing w:before="185" w:line="219" w:lineRule="auto"/>
         <w:ind w:left="513"/>
         <w:rPr>
-          <w:rFonts w:ascii="SimSun" w:eastAsia="SimSun" w:hAnsi="SimSun" w:cs="SimSun"/>
-          <w:sz w:val="24"/>
-          <w:szCs w:val="24"/>
-        </w:rPr>
-      </w:pPr>
-      <w:r>
-        <w:rPr>
-          <w:rFonts w:ascii="Calibri" w:eastAsia="Calibri" w:hAnsi="Calibri" w:cs="Calibri"/>
+          <w:rFonts w:ascii="宋体" w:hAnsi="宋体" w:eastAsia="宋体" w:cs="宋体"/>
+          <w:sz w:val="24"/>
+          <w:szCs w:val="24"/>
+        </w:rPr>
+      </w:pPr>
+      <w:r>
+        <w:rPr>
+          <w:rFonts w:ascii="Calibri" w:hAnsi="Calibri" w:eastAsia="Calibri" w:cs="Calibri"/>
           <w:spacing w:val="-1"/>
           <w:sz w:val="24"/>
           <w:szCs w:val="24"/>
@@ -1800,7 +1845,7 @@
       </w:r>
       <w:r>
         <w:rPr>
-          <w:rFonts w:ascii="SimSun" w:eastAsia="SimSun" w:hAnsi="SimSun" w:cs="SimSun"/>
+          <w:rFonts w:ascii="宋体" w:hAnsi="宋体" w:eastAsia="宋体" w:cs="宋体"/>
           <w:spacing w:val="-1"/>
           <w:sz w:val="24"/>
           <w:szCs w:val="24"/>
@@ -1810,7 +1855,7 @@
     </w:p>
     <w:p>
       <w:pPr>
-        <w:pStyle w:val="BodyText"/>
+        <w:pStyle w:val="2"/>
         <w:spacing w:line="314" w:lineRule="auto"/>
       </w:pPr>
     </w:p>
@@ -1820,14 +1865,14 @@
         <w:ind w:left="2503"/>
         <w:outlineLvl w:val="1"/>
         <w:rPr>
-          <w:rFonts w:ascii="SimHei" w:eastAsia="SimHei" w:hAnsi="SimHei" w:cs="SimHei"/>
+          <w:rFonts w:ascii="黑体" w:hAnsi="黑体" w:eastAsia="黑体" w:cs="黑体"/>
           <w:sz w:val="28"/>
           <w:szCs w:val="28"/>
         </w:rPr>
       </w:pPr>
       <w:r>
         <w:rPr>
-          <w:rFonts w:ascii="SimHei" w:eastAsia="SimHei" w:hAnsi="SimHei" w:cs="SimHei"/>
+          <w:rFonts w:ascii="黑体" w:hAnsi="黑体" w:eastAsia="黑体" w:cs="黑体"/>
           <w:b/>
           <w:bCs/>
           <w:spacing w:val="-5"/>
@@ -1838,7 +1883,7 @@
       </w:r>
       <w:r>
         <w:rPr>
-          <w:rFonts w:ascii="SimHei" w:eastAsia="SimHei" w:hAnsi="SimHei" w:cs="SimHei"/>
+          <w:rFonts w:ascii="黑体" w:hAnsi="黑体" w:eastAsia="黑体" w:cs="黑体"/>
           <w:spacing w:val="-5"/>
           <w:sz w:val="28"/>
           <w:szCs w:val="28"/>
@@ -1847,7 +1892,7 @@
       </w:r>
       <w:r>
         <w:rPr>
-          <w:rFonts w:ascii="SimHei" w:eastAsia="SimHei" w:hAnsi="SimHei" w:cs="SimHei"/>
+          <w:rFonts w:ascii="黑体" w:hAnsi="黑体" w:eastAsia="黑体" w:cs="黑体"/>
           <w:b/>
           <w:bCs/>
           <w:spacing w:val="-5"/>
@@ -1858,7 +1903,7 @@
       </w:r>
       <w:r>
         <w:rPr>
-          <w:rFonts w:ascii="SimHei" w:eastAsia="SimHei" w:hAnsi="SimHei" w:cs="SimHei"/>
+          <w:rFonts w:ascii="黑体" w:hAnsi="黑体" w:eastAsia="黑体" w:cs="黑体"/>
           <w:spacing w:val="-5"/>
           <w:sz w:val="28"/>
           <w:szCs w:val="28"/>
@@ -1867,7 +1912,7 @@
       </w:r>
       <w:r>
         <w:rPr>
-          <w:rFonts w:ascii="SimHei" w:eastAsia="SimHei" w:hAnsi="SimHei" w:cs="SimHei"/>
+          <w:rFonts w:ascii="黑体" w:hAnsi="黑体" w:eastAsia="黑体" w:cs="黑体"/>
           <w:b/>
           <w:bCs/>
           <w:spacing w:val="-5"/>
@@ -1878,7 +1923,7 @@
       </w:r>
       <w:r>
         <w:rPr>
-          <w:rFonts w:ascii="SimHei" w:eastAsia="SimHei" w:hAnsi="SimHei" w:cs="SimHei"/>
+          <w:rFonts w:ascii="黑体" w:hAnsi="黑体" w:eastAsia="黑体" w:cs="黑体"/>
           <w:spacing w:val="32"/>
           <w:sz w:val="28"/>
           <w:szCs w:val="28"/>
@@ -1887,7 +1932,7 @@
       </w:r>
       <w:r>
         <w:rPr>
-          <w:rFonts w:ascii="SimHei" w:eastAsia="SimHei" w:hAnsi="SimHei" w:cs="SimHei"/>
+          <w:rFonts w:ascii="黑体" w:hAnsi="黑体" w:eastAsia="黑体" w:cs="黑体"/>
           <w:b/>
           <w:bCs/>
           <w:spacing w:val="-5"/>
@@ -1899,7 +1944,7 @@
     </w:p>
     <w:p>
       <w:pPr>
-        <w:pStyle w:val="BodyText"/>
+        <w:pStyle w:val="2"/>
         <w:spacing w:line="314" w:lineRule="auto"/>
       </w:pPr>
     </w:p>
@@ -1908,14 +1953,14 @@
         <w:spacing w:before="79" w:line="219" w:lineRule="auto"/>
         <w:ind w:left="29"/>
         <w:rPr>
-          <w:rFonts w:ascii="SimSun" w:eastAsia="SimSun" w:hAnsi="SimSun" w:cs="SimSun"/>
-          <w:sz w:val="24"/>
-          <w:szCs w:val="24"/>
-        </w:rPr>
-      </w:pPr>
-      <w:r>
-        <w:rPr>
-          <w:rFonts w:ascii="SimSun" w:eastAsia="SimSun" w:hAnsi="SimSun" w:cs="SimSun"/>
+          <w:rFonts w:ascii="宋体" w:hAnsi="宋体" w:eastAsia="宋体" w:cs="宋体"/>
+          <w:sz w:val="24"/>
+          <w:szCs w:val="24"/>
+        </w:rPr>
+      </w:pPr>
+      <w:r>
+        <w:rPr>
+          <w:rFonts w:ascii="宋体" w:hAnsi="宋体" w:eastAsia="宋体" w:cs="宋体"/>
           <w:b/>
           <w:bCs/>
           <w:spacing w:val="-1"/>
@@ -1926,7 +1971,7 @@
       </w:r>
       <w:r>
         <w:rPr>
-          <w:rFonts w:ascii="SimSun" w:eastAsia="SimSun" w:hAnsi="SimSun" w:cs="SimSun"/>
+          <w:rFonts w:ascii="宋体" w:hAnsi="宋体" w:eastAsia="宋体" w:cs="宋体"/>
           <w:spacing w:val="-1"/>
           <w:sz w:val="24"/>
           <w:szCs w:val="24"/>
@@ -1935,7 +1980,7 @@
       </w:r>
       <w:r>
         <w:rPr>
-          <w:rFonts w:ascii="Calibri" w:eastAsia="Calibri" w:hAnsi="Calibri" w:cs="Calibri"/>
+          <w:rFonts w:ascii="Calibri" w:hAnsi="Calibri" w:eastAsia="Calibri" w:cs="Calibri"/>
           <w:b/>
           <w:bCs/>
           <w:spacing w:val="-1"/>
@@ -1946,7 +1991,7 @@
       </w:r>
       <w:r>
         <w:rPr>
-          <w:rFonts w:ascii="SimSun" w:eastAsia="SimSun" w:hAnsi="SimSun" w:cs="SimSun"/>
+          <w:rFonts w:ascii="宋体" w:hAnsi="宋体" w:eastAsia="宋体" w:cs="宋体"/>
           <w:b/>
           <w:bCs/>
           <w:spacing w:val="-1"/>
@@ -1957,7 +2002,7 @@
       </w:r>
       <w:r>
         <w:rPr>
-          <w:rFonts w:ascii="SimSun" w:eastAsia="SimSun" w:hAnsi="SimSun" w:cs="SimSun"/>
+          <w:rFonts w:ascii="宋体" w:hAnsi="宋体" w:eastAsia="宋体" w:cs="宋体"/>
           <w:spacing w:val="-1"/>
           <w:sz w:val="24"/>
           <w:szCs w:val="24"/>
@@ -1970,14 +2015,14 @@
         <w:spacing w:before="185" w:line="219" w:lineRule="auto"/>
         <w:ind w:left="520"/>
         <w:rPr>
-          <w:rFonts w:ascii="SimSun" w:eastAsia="SimSun" w:hAnsi="SimSun" w:cs="SimSun"/>
-          <w:sz w:val="24"/>
-          <w:szCs w:val="24"/>
-        </w:rPr>
-      </w:pPr>
-      <w:r>
-        <w:rPr>
-          <w:rFonts w:ascii="Calibri" w:eastAsia="Calibri" w:hAnsi="Calibri" w:cs="Calibri"/>
+          <w:rFonts w:ascii="宋体" w:hAnsi="宋体" w:eastAsia="宋体" w:cs="宋体"/>
+          <w:sz w:val="24"/>
+          <w:szCs w:val="24"/>
+        </w:rPr>
+      </w:pPr>
+      <w:r>
+        <w:rPr>
+          <w:rFonts w:ascii="Calibri" w:hAnsi="Calibri" w:eastAsia="Calibri" w:cs="Calibri"/>
           <w:spacing w:val="-3"/>
           <w:sz w:val="24"/>
           <w:szCs w:val="24"/>
@@ -1986,7 +2031,7 @@
       </w:r>
       <w:r>
         <w:rPr>
-          <w:rFonts w:ascii="Calibri" w:eastAsia="Calibri" w:hAnsi="Calibri" w:cs="Calibri"/>
+          <w:rFonts w:ascii="Calibri" w:hAnsi="Calibri" w:eastAsia="Calibri" w:cs="Calibri"/>
           <w:spacing w:val="48"/>
           <w:w w:val="101"/>
           <w:sz w:val="24"/>
@@ -1996,7 +2041,7 @@
       </w:r>
       <w:r>
         <w:rPr>
-          <w:rFonts w:ascii="SimSun" w:eastAsia="SimSun" w:hAnsi="SimSun" w:cs="SimSun"/>
+          <w:rFonts w:ascii="宋体" w:hAnsi="宋体" w:eastAsia="宋体" w:cs="宋体"/>
           <w:spacing w:val="-3"/>
           <w:sz w:val="24"/>
           <w:szCs w:val="24"/>
@@ -2009,14 +2054,14 @@
         <w:spacing w:before="185" w:line="292" w:lineRule="auto"/>
         <w:ind w:left="30" w:right="270" w:firstLine="483"/>
         <w:rPr>
-          <w:rFonts w:ascii="SimSun" w:eastAsia="SimSun" w:hAnsi="SimSun" w:cs="SimSun"/>
-          <w:sz w:val="24"/>
-          <w:szCs w:val="24"/>
-        </w:rPr>
-      </w:pPr>
-      <w:r>
-        <w:rPr>
-          <w:rFonts w:ascii="Calibri" w:eastAsia="Calibri" w:hAnsi="Calibri" w:cs="Calibri"/>
+          <w:rFonts w:ascii="宋体" w:hAnsi="宋体" w:eastAsia="宋体" w:cs="宋体"/>
+          <w:sz w:val="24"/>
+          <w:szCs w:val="24"/>
+        </w:rPr>
+      </w:pPr>
+      <w:r>
+        <w:rPr>
+          <w:rFonts w:ascii="Calibri" w:hAnsi="Calibri" w:eastAsia="Calibri" w:cs="Calibri"/>
           <w:spacing w:val="-11"/>
           <w:sz w:val="24"/>
           <w:szCs w:val="24"/>
@@ -2025,7 +2070,7 @@
       </w:r>
       <w:r>
         <w:rPr>
-          <w:rFonts w:ascii="Calibri" w:eastAsia="Calibri" w:hAnsi="Calibri" w:cs="Calibri"/>
+          <w:rFonts w:ascii="Calibri" w:hAnsi="Calibri" w:eastAsia="Calibri" w:cs="Calibri"/>
           <w:spacing w:val="50"/>
           <w:w w:val="101"/>
           <w:sz w:val="24"/>
@@ -2035,7 +2080,7 @@
       </w:r>
       <w:r>
         <w:rPr>
-          <w:rFonts w:ascii="SimSun" w:eastAsia="SimSun" w:hAnsi="SimSun" w:cs="SimSun"/>
+          <w:rFonts w:ascii="宋体" w:hAnsi="宋体" w:eastAsia="宋体" w:cs="宋体"/>
           <w:spacing w:val="-11"/>
           <w:sz w:val="24"/>
           <w:szCs w:val="24"/>
@@ -2044,7 +2089,7 @@
       </w:r>
       <w:r>
         <w:rPr>
-          <w:rFonts w:ascii="SimSun" w:eastAsia="SimSun" w:hAnsi="SimSun" w:cs="SimSun"/>
+          <w:rFonts w:ascii="宋体" w:hAnsi="宋体" w:eastAsia="宋体" w:cs="宋体"/>
           <w:spacing w:val="-2"/>
           <w:sz w:val="24"/>
           <w:szCs w:val="24"/>
@@ -2057,14 +2102,14 @@
         <w:spacing w:before="186" w:line="292" w:lineRule="auto"/>
         <w:ind w:left="31" w:right="270" w:firstLine="480"/>
         <w:rPr>
-          <w:rFonts w:ascii="SimSun" w:eastAsia="SimSun" w:hAnsi="SimSun" w:cs="SimSun"/>
-          <w:sz w:val="24"/>
-          <w:szCs w:val="24"/>
-        </w:rPr>
-      </w:pPr>
-      <w:r>
-        <w:rPr>
-          <w:rFonts w:ascii="Calibri" w:eastAsia="Calibri" w:hAnsi="Calibri" w:cs="Calibri"/>
+          <w:rFonts w:ascii="宋体" w:hAnsi="宋体" w:eastAsia="宋体" w:cs="宋体"/>
+          <w:sz w:val="24"/>
+          <w:szCs w:val="24"/>
+        </w:rPr>
+      </w:pPr>
+      <w:r>
+        <w:rPr>
+          <w:rFonts w:ascii="Calibri" w:hAnsi="Calibri" w:eastAsia="Calibri" w:cs="Calibri"/>
           <w:spacing w:val="-11"/>
           <w:sz w:val="24"/>
           <w:szCs w:val="24"/>
@@ -2073,7 +2118,7 @@
       </w:r>
       <w:r>
         <w:rPr>
-          <w:rFonts w:ascii="Calibri" w:eastAsia="Calibri" w:hAnsi="Calibri" w:cs="Calibri"/>
+          <w:rFonts w:ascii="Calibri" w:hAnsi="Calibri" w:eastAsia="Calibri" w:cs="Calibri"/>
           <w:spacing w:val="52"/>
           <w:sz w:val="24"/>
           <w:szCs w:val="24"/>
@@ -2082,7 +2127,7 @@
       </w:r>
       <w:r>
         <w:rPr>
-          <w:rFonts w:ascii="SimSun" w:eastAsia="SimSun" w:hAnsi="SimSun" w:cs="SimSun"/>
+          <w:rFonts w:ascii="宋体" w:hAnsi="宋体" w:eastAsia="宋体" w:cs="宋体"/>
           <w:spacing w:val="-11"/>
           <w:sz w:val="24"/>
           <w:szCs w:val="24"/>
@@ -2091,7 +2136,7 @@
       </w:r>
       <w:r>
         <w:rPr>
-          <w:rFonts w:ascii="SimSun" w:eastAsia="SimSun" w:hAnsi="SimSun" w:cs="SimSun"/>
+          <w:rFonts w:ascii="宋体" w:hAnsi="宋体" w:eastAsia="宋体" w:cs="宋体"/>
           <w:spacing w:val="-2"/>
           <w:sz w:val="24"/>
           <w:szCs w:val="24"/>
@@ -2104,14 +2149,14 @@
         <w:spacing w:before="188" w:line="220" w:lineRule="auto"/>
         <w:ind w:left="505"/>
         <w:rPr>
-          <w:rFonts w:ascii="SimSun" w:eastAsia="SimSun" w:hAnsi="SimSun" w:cs="SimSun"/>
-          <w:sz w:val="24"/>
-          <w:szCs w:val="24"/>
-        </w:rPr>
-      </w:pPr>
-      <w:r>
-        <w:rPr>
-          <w:rFonts w:ascii="Calibri" w:eastAsia="Calibri" w:hAnsi="Calibri" w:cs="Calibri"/>
+          <w:rFonts w:ascii="宋体" w:hAnsi="宋体" w:eastAsia="宋体" w:cs="宋体"/>
+          <w:sz w:val="24"/>
+          <w:szCs w:val="24"/>
+        </w:rPr>
+      </w:pPr>
+      <w:r>
+        <w:rPr>
+          <w:rFonts w:ascii="Calibri" w:hAnsi="Calibri" w:eastAsia="Calibri" w:cs="Calibri"/>
           <w:spacing w:val="-5"/>
           <w:sz w:val="24"/>
           <w:szCs w:val="24"/>
@@ -2120,7 +2165,7 @@
       </w:r>
       <w:r>
         <w:rPr>
-          <w:rFonts w:ascii="Calibri" w:eastAsia="Calibri" w:hAnsi="Calibri" w:cs="Calibri"/>
+          <w:rFonts w:ascii="Calibri" w:hAnsi="Calibri" w:eastAsia="Calibri" w:cs="Calibri"/>
           <w:spacing w:val="39"/>
           <w:w w:val="101"/>
           <w:sz w:val="24"/>
@@ -2130,7 +2175,7 @@
       </w:r>
       <w:r>
         <w:rPr>
-          <w:rFonts w:ascii="SimSun" w:eastAsia="SimSun" w:hAnsi="SimSun" w:cs="SimSun"/>
+          <w:rFonts w:ascii="宋体" w:hAnsi="宋体" w:eastAsia="宋体" w:cs="宋体"/>
           <w:spacing w:val="-5"/>
           <w:sz w:val="24"/>
           <w:szCs w:val="24"/>
@@ -2143,14 +2188,14 @@
         <w:spacing w:before="185" w:line="292" w:lineRule="auto"/>
         <w:ind w:left="27" w:right="101" w:firstLine="487"/>
         <w:rPr>
-          <w:rFonts w:ascii="SimSun" w:eastAsia="SimSun" w:hAnsi="SimSun" w:cs="SimSun"/>
-          <w:sz w:val="24"/>
-          <w:szCs w:val="24"/>
-        </w:rPr>
-      </w:pPr>
-      <w:r>
-        <w:rPr>
-          <w:rFonts w:ascii="SimSun" w:eastAsia="SimSun" w:hAnsi="SimSun" w:cs="SimSun"/>
+          <w:rFonts w:ascii="宋体" w:hAnsi="宋体" w:eastAsia="宋体" w:cs="宋体"/>
+          <w:sz w:val="24"/>
+          <w:szCs w:val="24"/>
+        </w:rPr>
+      </w:pPr>
+      <w:r>
+        <w:rPr>
+          <w:rFonts w:ascii="宋体" w:hAnsi="宋体" w:eastAsia="宋体" w:cs="宋体"/>
           <w:spacing w:val="-3"/>
           <w:sz w:val="22"/>
           <w:szCs w:val="22"/>
@@ -2159,7 +2204,7 @@
       </w:r>
       <w:r>
         <w:rPr>
-          <w:rFonts w:ascii="SimSun" w:eastAsia="SimSun" w:hAnsi="SimSun" w:cs="SimSun"/>
+          <w:rFonts w:ascii="宋体" w:hAnsi="宋体" w:eastAsia="宋体" w:cs="宋体"/>
           <w:spacing w:val="-3"/>
           <w:sz w:val="24"/>
           <w:szCs w:val="24"/>
@@ -2168,7 +2213,7 @@
       </w:r>
       <w:r>
         <w:rPr>
-          <w:rFonts w:ascii="SimSun" w:eastAsia="SimSun" w:hAnsi="SimSun" w:cs="SimSun"/>
+          <w:rFonts w:ascii="宋体" w:hAnsi="宋体" w:eastAsia="宋体" w:cs="宋体"/>
           <w:spacing w:val="-1"/>
           <w:sz w:val="24"/>
           <w:szCs w:val="24"/>
@@ -2181,14 +2226,14 @@
         <w:spacing w:before="187" w:line="291" w:lineRule="auto"/>
         <w:ind w:left="31" w:right="101" w:firstLine="483"/>
         <w:rPr>
-          <w:rFonts w:ascii="SimSun" w:eastAsia="SimSun" w:hAnsi="SimSun" w:cs="SimSun"/>
-          <w:sz w:val="24"/>
-          <w:szCs w:val="24"/>
-        </w:rPr>
-      </w:pPr>
-      <w:r>
-        <w:rPr>
-          <w:rFonts w:ascii="SimSun" w:eastAsia="SimSun" w:hAnsi="SimSun" w:cs="SimSun"/>
+          <w:rFonts w:ascii="宋体" w:hAnsi="宋体" w:eastAsia="宋体" w:cs="宋体"/>
+          <w:sz w:val="24"/>
+          <w:szCs w:val="24"/>
+        </w:rPr>
+      </w:pPr>
+      <w:r>
+        <w:rPr>
+          <w:rFonts w:ascii="宋体" w:hAnsi="宋体" w:eastAsia="宋体" w:cs="宋体"/>
           <w:spacing w:val="-3"/>
           <w:sz w:val="22"/>
           <w:szCs w:val="22"/>
@@ -2197,7 +2242,7 @@
       </w:r>
       <w:r>
         <w:rPr>
-          <w:rFonts w:ascii="SimSun" w:eastAsia="SimSun" w:hAnsi="SimSun" w:cs="SimSun"/>
+          <w:rFonts w:ascii="宋体" w:hAnsi="宋体" w:eastAsia="宋体" w:cs="宋体"/>
           <w:spacing w:val="-3"/>
           <w:sz w:val="24"/>
           <w:szCs w:val="24"/>
@@ -2206,7 +2251,7 @@
       </w:r>
       <w:r>
         <w:rPr>
-          <w:rFonts w:ascii="SimSun" w:eastAsia="SimSun" w:hAnsi="SimSun" w:cs="SimSun"/>
+          <w:rFonts w:ascii="宋体" w:hAnsi="宋体" w:eastAsia="宋体" w:cs="宋体"/>
           <w:spacing w:val="-1"/>
           <w:sz w:val="24"/>
           <w:szCs w:val="24"/>
@@ -2219,14 +2264,14 @@
         <w:spacing w:before="190" w:line="219" w:lineRule="auto"/>
         <w:ind w:left="515"/>
         <w:rPr>
-          <w:rFonts w:ascii="SimSun" w:eastAsia="SimSun" w:hAnsi="SimSun" w:cs="SimSun"/>
-          <w:sz w:val="24"/>
-          <w:szCs w:val="24"/>
-        </w:rPr>
-      </w:pPr>
-      <w:r>
-        <w:rPr>
-          <w:rFonts w:ascii="SimSun" w:eastAsia="SimSun" w:hAnsi="SimSun" w:cs="SimSun"/>
+          <w:rFonts w:ascii="宋体" w:hAnsi="宋体" w:eastAsia="宋体" w:cs="宋体"/>
+          <w:sz w:val="24"/>
+          <w:szCs w:val="24"/>
+        </w:rPr>
+      </w:pPr>
+      <w:r>
+        <w:rPr>
+          <w:rFonts w:ascii="宋体" w:hAnsi="宋体" w:eastAsia="宋体" w:cs="宋体"/>
           <w:spacing w:val="-3"/>
           <w:sz w:val="22"/>
           <w:szCs w:val="22"/>
@@ -2235,7 +2280,7 @@
       </w:r>
       <w:r>
         <w:rPr>
-          <w:rFonts w:ascii="SimSun" w:eastAsia="SimSun" w:hAnsi="SimSun" w:cs="SimSun"/>
+          <w:rFonts w:ascii="宋体" w:hAnsi="宋体" w:eastAsia="宋体" w:cs="宋体"/>
           <w:spacing w:val="-3"/>
           <w:sz w:val="24"/>
           <w:szCs w:val="24"/>
@@ -2244,7 +2289,7 @@
       </w:r>
       <w:r>
         <w:rPr>
-          <w:rFonts w:ascii="SimSun" w:eastAsia="SimSun" w:hAnsi="SimSun" w:cs="SimSun"/>
+          <w:rFonts w:ascii="宋体" w:hAnsi="宋体" w:eastAsia="宋体" w:cs="宋体"/>
           <w:spacing w:val="-4"/>
           <w:sz w:val="24"/>
           <w:szCs w:val="24"/>
@@ -2257,14 +2302,14 @@
         <w:spacing w:before="186" w:line="219" w:lineRule="auto"/>
         <w:ind w:left="84"/>
         <w:rPr>
-          <w:rFonts w:ascii="SimSun" w:eastAsia="SimSun" w:hAnsi="SimSun" w:cs="SimSun"/>
-          <w:sz w:val="24"/>
-          <w:szCs w:val="24"/>
-        </w:rPr>
-      </w:pPr>
-      <w:r>
-        <w:rPr>
-          <w:rFonts w:ascii="SimSun" w:eastAsia="SimSun" w:hAnsi="SimSun" w:cs="SimSun"/>
+          <w:rFonts w:ascii="宋体" w:hAnsi="宋体" w:eastAsia="宋体" w:cs="宋体"/>
+          <w:sz w:val="24"/>
+          <w:szCs w:val="24"/>
+        </w:rPr>
+      </w:pPr>
+      <w:r>
+        <w:rPr>
+          <w:rFonts w:ascii="宋体" w:hAnsi="宋体" w:eastAsia="宋体" w:cs="宋体"/>
           <w:b/>
           <w:bCs/>
           <w:spacing w:val="-3"/>
@@ -2275,7 +2320,7 @@
       </w:r>
       <w:r>
         <w:rPr>
-          <w:rFonts w:ascii="SimSun" w:eastAsia="SimSun" w:hAnsi="SimSun" w:cs="SimSun"/>
+          <w:rFonts w:ascii="宋体" w:hAnsi="宋体" w:eastAsia="宋体" w:cs="宋体"/>
           <w:spacing w:val="-46"/>
           <w:sz w:val="24"/>
           <w:szCs w:val="24"/>
@@ -2284,7 +2329,7 @@
       </w:r>
       <w:r>
         <w:rPr>
-          <w:rFonts w:ascii="Calibri" w:eastAsia="Calibri" w:hAnsi="Calibri" w:cs="Calibri"/>
+          <w:rFonts w:ascii="Calibri" w:hAnsi="Calibri" w:eastAsia="Calibri" w:cs="Calibri"/>
           <w:b/>
           <w:bCs/>
           <w:spacing w:val="-3"/>
@@ -2295,7 +2340,7 @@
       </w:r>
       <w:r>
         <w:rPr>
-          <w:rFonts w:ascii="Calibri" w:eastAsia="Calibri" w:hAnsi="Calibri" w:cs="Calibri"/>
+          <w:rFonts w:ascii="Calibri" w:hAnsi="Calibri" w:eastAsia="Calibri" w:cs="Calibri"/>
           <w:b/>
           <w:bCs/>
           <w:spacing w:val="16"/>
@@ -2306,7 +2351,7 @@
       </w:r>
       <w:r>
         <w:rPr>
-          <w:rFonts w:ascii="SimSun" w:eastAsia="SimSun" w:hAnsi="SimSun" w:cs="SimSun"/>
+          <w:rFonts w:ascii="宋体" w:hAnsi="宋体" w:eastAsia="宋体" w:cs="宋体"/>
           <w:b/>
           <w:bCs/>
           <w:spacing w:val="-3"/>
@@ -2317,7 +2362,7 @@
       </w:r>
       <w:r>
         <w:rPr>
-          <w:rFonts w:ascii="SimSun" w:eastAsia="SimSun" w:hAnsi="SimSun" w:cs="SimSun"/>
+          <w:rFonts w:ascii="宋体" w:hAnsi="宋体" w:eastAsia="宋体" w:cs="宋体"/>
           <w:spacing w:val="-3"/>
           <w:sz w:val="24"/>
           <w:szCs w:val="24"/>
@@ -2330,14 +2375,14 @@
         <w:spacing w:before="190" w:line="219" w:lineRule="auto"/>
         <w:ind w:left="520"/>
         <w:rPr>
-          <w:rFonts w:ascii="SimSun" w:eastAsia="SimSun" w:hAnsi="SimSun" w:cs="SimSun"/>
-          <w:sz w:val="24"/>
-          <w:szCs w:val="24"/>
-        </w:rPr>
-      </w:pPr>
-      <w:r>
-        <w:rPr>
-          <w:rFonts w:ascii="Calibri" w:eastAsia="Calibri" w:hAnsi="Calibri" w:cs="Calibri"/>
+          <w:rFonts w:ascii="宋体" w:hAnsi="宋体" w:eastAsia="宋体" w:cs="宋体"/>
+          <w:sz w:val="24"/>
+          <w:szCs w:val="24"/>
+        </w:rPr>
+      </w:pPr>
+      <w:r>
+        <w:rPr>
+          <w:rFonts w:ascii="Calibri" w:hAnsi="Calibri" w:eastAsia="Calibri" w:cs="Calibri"/>
           <w:spacing w:val="-2"/>
           <w:sz w:val="24"/>
           <w:szCs w:val="24"/>
@@ -2346,7 +2391,7 @@
       </w:r>
       <w:r>
         <w:rPr>
-          <w:rFonts w:ascii="Calibri" w:eastAsia="Calibri" w:hAnsi="Calibri" w:cs="Calibri"/>
+          <w:rFonts w:ascii="Calibri" w:hAnsi="Calibri" w:eastAsia="Calibri" w:cs="Calibri"/>
           <w:spacing w:val="45"/>
           <w:w w:val="101"/>
           <w:sz w:val="24"/>
@@ -2356,7 +2401,7 @@
       </w:r>
       <w:r>
         <w:rPr>
-          <w:rFonts w:ascii="SimSun" w:eastAsia="SimSun" w:hAnsi="SimSun" w:cs="SimSun"/>
+          <w:rFonts w:ascii="宋体" w:hAnsi="宋体" w:eastAsia="宋体" w:cs="宋体"/>
           <w:spacing w:val="-2"/>
           <w:sz w:val="24"/>
           <w:szCs w:val="24"/>
@@ -2369,14 +2414,14 @@
         <w:spacing w:before="146" w:line="321" w:lineRule="exact"/>
         <w:ind w:left="513"/>
         <w:rPr>
-          <w:rFonts w:ascii="SimSun" w:eastAsia="SimSun" w:hAnsi="SimSun" w:cs="SimSun"/>
-          <w:sz w:val="24"/>
-          <w:szCs w:val="24"/>
-        </w:rPr>
-      </w:pPr>
-      <w:r>
-        <w:rPr>
-          <w:rFonts w:ascii="Calibri" w:eastAsia="Calibri" w:hAnsi="Calibri" w:cs="Calibri"/>
+          <w:rFonts w:ascii="宋体" w:hAnsi="宋体" w:eastAsia="宋体" w:cs="宋体"/>
+          <w:sz w:val="24"/>
+          <w:szCs w:val="24"/>
+        </w:rPr>
+      </w:pPr>
+      <w:r>
+        <w:rPr>
+          <w:rFonts w:ascii="Calibri" w:hAnsi="Calibri" w:eastAsia="Calibri" w:cs="Calibri"/>
           <w:spacing w:val="-2"/>
           <w:position w:val="1"/>
           <w:sz w:val="24"/>
@@ -2386,7 +2431,7 @@
       </w:r>
       <w:r>
         <w:rPr>
-          <w:rFonts w:ascii="Calibri" w:eastAsia="Calibri" w:hAnsi="Calibri" w:cs="Calibri"/>
+          <w:rFonts w:ascii="Calibri" w:hAnsi="Calibri" w:eastAsia="Calibri" w:cs="Calibri"/>
           <w:spacing w:val="45"/>
           <w:position w:val="1"/>
           <w:sz w:val="24"/>
@@ -2396,7 +2441,7 @@
       </w:r>
       <w:r>
         <w:rPr>
-          <w:rFonts w:ascii="SimSun" w:eastAsia="SimSun" w:hAnsi="SimSun" w:cs="SimSun"/>
+          <w:rFonts w:ascii="宋体" w:hAnsi="宋体" w:eastAsia="宋体" w:cs="宋体"/>
           <w:spacing w:val="-2"/>
           <w:position w:val="1"/>
           <w:sz w:val="24"/>
@@ -2406,7 +2451,7 @@
       </w:r>
       <w:r>
         <w:rPr>
-          <w:rFonts w:ascii="Calibri" w:eastAsia="Calibri" w:hAnsi="Calibri" w:cs="Calibri"/>
+          <w:rFonts w:ascii="Calibri" w:hAnsi="Calibri" w:eastAsia="Calibri" w:cs="Calibri"/>
           <w:spacing w:val="-2"/>
           <w:position w:val="1"/>
           <w:sz w:val="24"/>
@@ -2416,7 +2461,7 @@
       </w:r>
       <w:r>
         <w:rPr>
-          <w:rFonts w:ascii="SimSun" w:eastAsia="SimSun" w:hAnsi="SimSun" w:cs="SimSun"/>
+          <w:rFonts w:ascii="宋体" w:hAnsi="宋体" w:eastAsia="宋体" w:cs="宋体"/>
           <w:spacing w:val="-2"/>
           <w:position w:val="1"/>
           <w:sz w:val="24"/>
@@ -2430,14 +2475,14 @@
         <w:spacing w:before="190" w:line="292" w:lineRule="auto"/>
         <w:ind w:left="31" w:right="270" w:firstLine="480"/>
         <w:rPr>
-          <w:rFonts w:ascii="SimSun" w:eastAsia="SimSun" w:hAnsi="SimSun" w:cs="SimSun"/>
-          <w:sz w:val="24"/>
-          <w:szCs w:val="24"/>
-        </w:rPr>
-      </w:pPr>
-      <w:r>
-        <w:rPr>
-          <w:rFonts w:ascii="Calibri" w:eastAsia="Calibri" w:hAnsi="Calibri" w:cs="Calibri"/>
+          <w:rFonts w:ascii="宋体" w:hAnsi="宋体" w:eastAsia="宋体" w:cs="宋体"/>
+          <w:sz w:val="24"/>
+          <w:szCs w:val="24"/>
+        </w:rPr>
+      </w:pPr>
+      <w:r>
+        <w:rPr>
+          <w:rFonts w:ascii="Calibri" w:hAnsi="Calibri" w:eastAsia="Calibri" w:cs="Calibri"/>
           <w:spacing w:val="-11"/>
           <w:sz w:val="24"/>
           <w:szCs w:val="24"/>
@@ -2446,7 +2491,7 @@
       </w:r>
       <w:r>
         <w:rPr>
-          <w:rFonts w:ascii="Calibri" w:eastAsia="Calibri" w:hAnsi="Calibri" w:cs="Calibri"/>
+          <w:rFonts w:ascii="Calibri" w:hAnsi="Calibri" w:eastAsia="Calibri" w:cs="Calibri"/>
           <w:spacing w:val="52"/>
           <w:sz w:val="24"/>
           <w:szCs w:val="24"/>
@@ -2455,7 +2500,7 @@
       </w:r>
       <w:r>
         <w:rPr>
-          <w:rFonts w:ascii="SimSun" w:eastAsia="SimSun" w:hAnsi="SimSun" w:cs="SimSun"/>
+          <w:rFonts w:ascii="宋体" w:hAnsi="宋体" w:eastAsia="宋体" w:cs="宋体"/>
           <w:spacing w:val="-11"/>
           <w:sz w:val="24"/>
           <w:szCs w:val="24"/>
@@ -2464,7 +2509,7 @@
       </w:r>
       <w:r>
         <w:rPr>
-          <w:rFonts w:ascii="SimSun" w:eastAsia="SimSun" w:hAnsi="SimSun" w:cs="SimSun"/>
+          <w:rFonts w:ascii="宋体" w:hAnsi="宋体" w:eastAsia="宋体" w:cs="宋体"/>
           <w:spacing w:val="-2"/>
           <w:sz w:val="24"/>
           <w:szCs w:val="24"/>
@@ -2477,14 +2522,14 @@
         <w:spacing w:before="188" w:line="220" w:lineRule="auto"/>
         <w:ind w:left="505"/>
         <w:rPr>
-          <w:rFonts w:ascii="SimSun" w:eastAsia="SimSun" w:hAnsi="SimSun" w:cs="SimSun"/>
-          <w:sz w:val="24"/>
-          <w:szCs w:val="24"/>
-        </w:rPr>
-      </w:pPr>
-      <w:r>
-        <w:rPr>
-          <w:rFonts w:ascii="Calibri" w:eastAsia="Calibri" w:hAnsi="Calibri" w:cs="Calibri"/>
+          <w:rFonts w:ascii="宋体" w:hAnsi="宋体" w:eastAsia="宋体" w:cs="宋体"/>
+          <w:sz w:val="24"/>
+          <w:szCs w:val="24"/>
+        </w:rPr>
+      </w:pPr>
+      <w:r>
+        <w:rPr>
+          <w:rFonts w:ascii="Calibri" w:hAnsi="Calibri" w:eastAsia="Calibri" w:cs="Calibri"/>
           <w:spacing w:val="-5"/>
           <w:sz w:val="24"/>
           <w:szCs w:val="24"/>
@@ -2493,7 +2538,7 @@
       </w:r>
       <w:r>
         <w:rPr>
-          <w:rFonts w:ascii="Calibri" w:eastAsia="Calibri" w:hAnsi="Calibri" w:cs="Calibri"/>
+          <w:rFonts w:ascii="Calibri" w:hAnsi="Calibri" w:eastAsia="Calibri" w:cs="Calibri"/>
           <w:spacing w:val="39"/>
           <w:w w:val="101"/>
           <w:sz w:val="24"/>
@@ -2503,7 +2548,7 @@
       </w:r>
       <w:r>
         <w:rPr>
-          <w:rFonts w:ascii="SimSun" w:eastAsia="SimSun" w:hAnsi="SimSun" w:cs="SimSun"/>
+          <w:rFonts w:ascii="宋体" w:hAnsi="宋体" w:eastAsia="宋体" w:cs="宋体"/>
           <w:spacing w:val="-5"/>
           <w:sz w:val="24"/>
           <w:szCs w:val="24"/>
@@ -2516,14 +2561,15 @@
         <w:spacing w:before="185" w:line="219" w:lineRule="auto"/>
         <w:ind w:left="515"/>
         <w:rPr>
-          <w:rFonts w:ascii="SimSun" w:eastAsia="SimSun" w:hAnsi="SimSun" w:cs="SimSun"/>
-          <w:sz w:val="24"/>
-          <w:szCs w:val="24"/>
-        </w:rPr>
-      </w:pPr>
-      <w:r>
-        <w:rPr>
-          <w:rFonts w:ascii="SimSun" w:eastAsia="SimSun" w:hAnsi="SimSun" w:cs="SimSun"/>
+          <w:rFonts w:ascii="宋体" w:hAnsi="宋体" w:eastAsia="宋体" w:cs="宋体"/>
+          <w:spacing w:val="-3"/>
+          <w:sz w:val="24"/>
+          <w:szCs w:val="24"/>
+        </w:rPr>
+      </w:pPr>
+      <w:r>
+        <w:rPr>
+          <w:rFonts w:ascii="宋体" w:hAnsi="宋体" w:eastAsia="宋体" w:cs="宋体"/>
           <w:spacing w:val="-3"/>
           <w:sz w:val="22"/>
           <w:szCs w:val="22"/>
@@ -2532,7 +2578,7 @@
       </w:r>
       <w:r>
         <w:rPr>
-          <w:rFonts w:ascii="SimSun" w:eastAsia="SimSun" w:hAnsi="SimSun" w:cs="SimSun"/>
+          <w:rFonts w:ascii="宋体" w:hAnsi="宋体" w:eastAsia="宋体" w:cs="宋体"/>
           <w:spacing w:val="-37"/>
           <w:sz w:val="22"/>
           <w:szCs w:val="22"/>
@@ -2541,7 +2587,7 @@
       </w:r>
       <w:r>
         <w:rPr>
-          <w:rFonts w:ascii="SimSun" w:eastAsia="SimSun" w:hAnsi="SimSun" w:cs="SimSun"/>
+          <w:rFonts w:ascii="宋体" w:hAnsi="宋体" w:eastAsia="宋体" w:cs="宋体"/>
           <w:spacing w:val="-3"/>
           <w:sz w:val="24"/>
           <w:szCs w:val="24"/>
@@ -2550,7 +2596,7 @@
       </w:r>
       <w:r>
         <w:rPr>
-          <w:rFonts w:ascii="SimSun" w:eastAsia="SimSun" w:hAnsi="SimSun" w:cs="SimSun"/>
+          <w:rFonts w:ascii="宋体" w:hAnsi="宋体" w:eastAsia="宋体" w:cs="宋体"/>
           <w:spacing w:val="-88"/>
           <w:sz w:val="24"/>
           <w:szCs w:val="24"/>
@@ -2559,7 +2605,7 @@
       </w:r>
       <w:r>
         <w:rPr>
-          <w:rFonts w:ascii="SimSun" w:eastAsia="SimSun" w:hAnsi="SimSun" w:cs="SimSun"/>
+          <w:rFonts w:ascii="宋体" w:hAnsi="宋体" w:eastAsia="宋体" w:cs="宋体"/>
           <w:spacing w:val="-3"/>
           <w:sz w:val="24"/>
           <w:szCs w:val="24"/>
@@ -2569,76 +2615,679 @@
     </w:p>
     <w:p>
       <w:pPr>
-        <w:spacing w:line="219" w:lineRule="auto"/>
-        <w:rPr>
-          <w:rFonts w:ascii="SimSun" w:eastAsia="SimSun" w:hAnsi="SimSun" w:cs="SimSun"/>
-          <w:sz w:val="24"/>
-          <w:szCs w:val="24"/>
-        </w:rPr>
-        <w:sectPr>
-          <w:footerReference w:type="default" r:id="rId7"/>
-          <w:pgSz w:w="11910" w:h="16840"/>
-          <w:pgMar w:top="919" w:right="1752" w:bottom="961" w:left="1779" w:header="0" w:footer="728" w:gutter="0"/>
-          <w:cols w:space="720"/>
-        </w:sectPr>
-      </w:pPr>
-    </w:p>
-    <w:p>
-      <w:pPr>
-        <w:spacing w:line="427" w:lineRule="exact"/>
-      </w:pPr>
-      <w:r>
-        <w:rPr>
-          <w:position w:val="-8"/>
-        </w:rPr>
-        <w:drawing>
-          <wp:inline distT="0" distB="0" distL="0" distR="0">
-            <wp:extent cx="696350" cy="271753"/>
-            <wp:effectExtent l="0" t="0" r="0" b="0"/>
-            <wp:docPr id="8" name="IM 8"/>
-            <wp:cNvGraphicFramePr/>
-            <a:graphic xmlns:a="http://schemas.openxmlformats.org/drawingml/2006/main">
-              <a:graphicData uri="http://schemas.openxmlformats.org/drawingml/2006/picture">
-                <pic:pic xmlns:pic="http://schemas.openxmlformats.org/drawingml/2006/picture">
-                  <pic:nvPicPr>
-                    <pic:cNvPr id="8" name="IM 8"/>
-                    <pic:cNvPicPr/>
-                  </pic:nvPicPr>
-                  <pic:blipFill>
-                    <a:blip xmlns:r="http://schemas.openxmlformats.org/officeDocument/2006/relationships" r:embed="rId4"/>
-                    <a:stretch>
-                      <a:fillRect/>
-                    </a:stretch>
-                  </pic:blipFill>
-                  <pic:spPr>
-                    <a:xfrm rot="0">
-                      <a:off x="0" y="0"/>
-                      <a:ext cx="696350" cy="271753"/>
-                    </a:xfrm>
-                    <a:prstGeom prst="rect">
-                      <a:avLst/>
-                    </a:prstGeom>
-                  </pic:spPr>
-                </pic:pic>
-              </a:graphicData>
-            </a:graphic>
-          </wp:inline>
-        </w:drawing>
-      </w:r>
-    </w:p>
-    <w:p>
-      <w:pPr>
-        <w:spacing w:before="203" w:line="292" w:lineRule="auto"/>
-        <w:ind w:left="49" w:right="43" w:firstLine="1942"/>
-        <w:rPr>
-          <w:rFonts w:ascii="SimSun" w:eastAsia="SimSun" w:hAnsi="SimSun" w:cs="SimSun"/>
-          <w:sz w:val="24"/>
-          <w:szCs w:val="24"/>
-        </w:rPr>
-      </w:pPr>
-      <w:r>
-        <w:rPr>
-          <w:rFonts w:ascii="SimSun" w:eastAsia="SimSun" w:hAnsi="SimSun" w:cs="SimSun"/>
+        <w:spacing w:before="185" w:line="219" w:lineRule="auto"/>
+        <w:ind w:left="515"/>
+        <w:rPr>
+          <w:rFonts w:ascii="宋体" w:hAnsi="宋体" w:eastAsia="宋体" w:cs="宋体"/>
+          <w:sz w:val="24"/>
+          <w:szCs w:val="24"/>
+        </w:rPr>
+      </w:pPr>
+      <w:r>
+        <w:rPr>
+          <w:rFonts w:ascii="宋体" w:hAnsi="宋体" w:eastAsia="宋体" w:cs="宋体"/>
+          <w:spacing w:val="-3"/>
+          <w:sz w:val="22"/>
+          <w:szCs w:val="22"/>
+        </w:rPr>
+        <w:t>（2） 要及时解决客户使用产品过程中出现的问题，不能解决的问题按照企业相关规</w:t>
+      </w:r>
+      <w:r>
+        <w:rPr>
+          <w:rFonts w:ascii="宋体" w:hAnsi="宋体" w:eastAsia="宋体" w:cs="宋体"/>
+          <w:spacing w:val="-2"/>
+          <w:sz w:val="24"/>
+          <w:szCs w:val="24"/>
+        </w:rPr>
+        <w:t>定及时上报至质量部经理处。</w:t>
+      </w:r>
+    </w:p>
+    <w:p>
+      <w:pPr>
+        <w:spacing w:before="188" w:line="219" w:lineRule="auto"/>
+        <w:ind w:left="515"/>
+        <w:rPr>
+          <w:rFonts w:ascii="宋体" w:hAnsi="宋体" w:eastAsia="宋体" w:cs="宋体"/>
+          <w:sz w:val="24"/>
+          <w:szCs w:val="24"/>
+        </w:rPr>
+      </w:pPr>
+      <w:r>
+        <w:rPr>
+          <w:rFonts w:ascii="宋体" w:hAnsi="宋体" w:eastAsia="宋体" w:cs="宋体"/>
+          <w:spacing w:val="-1"/>
+          <w:sz w:val="22"/>
+          <w:szCs w:val="22"/>
+        </w:rPr>
+        <w:t>（3）</w:t>
+      </w:r>
+      <w:r>
+        <w:rPr>
+          <w:rFonts w:ascii="宋体" w:hAnsi="宋体" w:eastAsia="宋体" w:cs="宋体"/>
+          <w:spacing w:val="-44"/>
+          <w:sz w:val="22"/>
+          <w:szCs w:val="22"/>
+        </w:rPr>
+        <w:t xml:space="preserve"> </w:t>
+      </w:r>
+      <w:r>
+        <w:rPr>
+          <w:rFonts w:ascii="宋体" w:hAnsi="宋体" w:eastAsia="宋体" w:cs="宋体"/>
+          <w:spacing w:val="-1"/>
+          <w:sz w:val="24"/>
+          <w:szCs w:val="24"/>
+        </w:rPr>
+        <w:t>对于不能通过电话回访解决的问题，必要时可进行现场回访。</w:t>
+      </w:r>
+    </w:p>
+    <w:p>
+      <w:pPr>
+        <w:pStyle w:val="2"/>
+        <w:spacing w:line="311" w:lineRule="auto"/>
+      </w:pPr>
+    </w:p>
+    <w:p>
+      <w:pPr>
+        <w:spacing w:before="91" w:line="222" w:lineRule="auto"/>
+        <w:ind w:left="2503"/>
+        <w:outlineLvl w:val="1"/>
+        <w:rPr>
+          <w:rFonts w:ascii="黑体" w:hAnsi="黑体" w:eastAsia="黑体" w:cs="黑体"/>
+          <w:sz w:val="28"/>
+          <w:szCs w:val="28"/>
+        </w:rPr>
+      </w:pPr>
+      <w:r>
+        <w:rPr>
+          <w:rFonts w:ascii="黑体" w:hAnsi="黑体" w:eastAsia="黑体" w:cs="黑体"/>
+          <w:b/>
+          <w:bCs/>
+          <w:spacing w:val="-4"/>
+          <w:sz w:val="28"/>
+          <w:szCs w:val="28"/>
+        </w:rPr>
+        <w:t>第</w:t>
+      </w:r>
+      <w:r>
+        <w:rPr>
+          <w:rFonts w:ascii="黑体" w:hAnsi="黑体" w:eastAsia="黑体" w:cs="黑体"/>
+          <w:spacing w:val="-4"/>
+          <w:sz w:val="28"/>
+          <w:szCs w:val="28"/>
+        </w:rPr>
+        <w:t xml:space="preserve"> </w:t>
+      </w:r>
+      <w:r>
+        <w:rPr>
+          <w:rFonts w:ascii="黑体" w:hAnsi="黑体" w:eastAsia="黑体" w:cs="黑体"/>
+          <w:b/>
+          <w:bCs/>
+          <w:spacing w:val="-4"/>
+          <w:sz w:val="28"/>
+          <w:szCs w:val="28"/>
+        </w:rPr>
+        <w:t>3</w:t>
+      </w:r>
+      <w:r>
+        <w:rPr>
+          <w:rFonts w:ascii="黑体" w:hAnsi="黑体" w:eastAsia="黑体" w:cs="黑体"/>
+          <w:spacing w:val="-4"/>
+          <w:sz w:val="28"/>
+          <w:szCs w:val="28"/>
+        </w:rPr>
+        <w:t xml:space="preserve"> </w:t>
+      </w:r>
+      <w:r>
+        <w:rPr>
+          <w:rFonts w:ascii="黑体" w:hAnsi="黑体" w:eastAsia="黑体" w:cs="黑体"/>
+          <w:b/>
+          <w:bCs/>
+          <w:spacing w:val="-4"/>
+          <w:sz w:val="28"/>
+          <w:szCs w:val="28"/>
+        </w:rPr>
+        <w:t>章</w:t>
+      </w:r>
+      <w:r>
+        <w:rPr>
+          <w:rFonts w:ascii="黑体" w:hAnsi="黑体" w:eastAsia="黑体" w:cs="黑体"/>
+          <w:spacing w:val="19"/>
+          <w:sz w:val="28"/>
+          <w:szCs w:val="28"/>
+        </w:rPr>
+        <w:t xml:space="preserve"> </w:t>
+      </w:r>
+      <w:r>
+        <w:rPr>
+          <w:rFonts w:ascii="黑体" w:hAnsi="黑体" w:eastAsia="黑体" w:cs="黑体"/>
+          <w:b/>
+          <w:bCs/>
+          <w:spacing w:val="-4"/>
+          <w:sz w:val="28"/>
+          <w:szCs w:val="28"/>
+        </w:rPr>
+        <w:t>现场回访管理规定</w:t>
+      </w:r>
+    </w:p>
+    <w:p>
+      <w:pPr>
+        <w:pStyle w:val="2"/>
+        <w:spacing w:line="312" w:lineRule="auto"/>
+      </w:pPr>
+    </w:p>
+    <w:p>
+      <w:pPr>
+        <w:spacing w:before="78" w:line="219" w:lineRule="auto"/>
+        <w:ind w:left="29"/>
+        <w:rPr>
+          <w:rFonts w:ascii="宋体" w:hAnsi="宋体" w:eastAsia="宋体" w:cs="宋体"/>
+          <w:sz w:val="24"/>
+          <w:szCs w:val="24"/>
+        </w:rPr>
+      </w:pPr>
+      <w:r>
+        <w:rPr>
+          <w:rFonts w:ascii="宋体" w:hAnsi="宋体" w:eastAsia="宋体" w:cs="宋体"/>
+          <w:b/>
+          <w:bCs/>
+          <w:spacing w:val="-6"/>
+          <w:sz w:val="24"/>
+          <w:szCs w:val="24"/>
+        </w:rPr>
+        <w:t>第</w:t>
+      </w:r>
+      <w:r>
+        <w:rPr>
+          <w:rFonts w:ascii="宋体" w:hAnsi="宋体" w:eastAsia="宋体" w:cs="宋体"/>
+          <w:spacing w:val="-39"/>
+          <w:sz w:val="24"/>
+          <w:szCs w:val="24"/>
+        </w:rPr>
+        <w:t xml:space="preserve"> </w:t>
+      </w:r>
+      <w:r>
+        <w:rPr>
+          <w:rFonts w:ascii="Calibri" w:hAnsi="Calibri" w:eastAsia="Calibri" w:cs="Calibri"/>
+          <w:b/>
+          <w:bCs/>
+          <w:spacing w:val="-6"/>
+          <w:sz w:val="24"/>
+          <w:szCs w:val="24"/>
+        </w:rPr>
+        <w:t>6</w:t>
+      </w:r>
+      <w:r>
+        <w:rPr>
+          <w:rFonts w:ascii="Calibri" w:hAnsi="Calibri" w:eastAsia="Calibri" w:cs="Calibri"/>
+          <w:b/>
+          <w:bCs/>
+          <w:spacing w:val="18"/>
+          <w:w w:val="101"/>
+          <w:sz w:val="24"/>
+          <w:szCs w:val="24"/>
+        </w:rPr>
+        <w:t xml:space="preserve"> </w:t>
+      </w:r>
+      <w:r>
+        <w:rPr>
+          <w:rFonts w:ascii="宋体" w:hAnsi="宋体" w:eastAsia="宋体" w:cs="宋体"/>
+          <w:b/>
+          <w:bCs/>
+          <w:spacing w:val="-6"/>
+          <w:sz w:val="24"/>
+          <w:szCs w:val="24"/>
+        </w:rPr>
+        <w:t>条</w:t>
+      </w:r>
+      <w:r>
+        <w:rPr>
+          <w:rFonts w:ascii="宋体" w:hAnsi="宋体" w:eastAsia="宋体" w:cs="宋体"/>
+          <w:spacing w:val="18"/>
+          <w:sz w:val="24"/>
+          <w:szCs w:val="24"/>
+        </w:rPr>
+        <w:t xml:space="preserve">  </w:t>
+      </w:r>
+      <w:r>
+        <w:rPr>
+          <w:rFonts w:ascii="宋体" w:hAnsi="宋体" w:eastAsia="宋体" w:cs="宋体"/>
+          <w:spacing w:val="-6"/>
+          <w:sz w:val="24"/>
+          <w:szCs w:val="24"/>
+        </w:rPr>
+        <w:t>回访时间管理规定如下。</w:t>
+      </w:r>
+    </w:p>
+    <w:p>
+      <w:pPr>
+        <w:spacing w:before="190" w:line="291" w:lineRule="auto"/>
+        <w:ind w:left="53" w:right="156" w:firstLine="467"/>
+        <w:rPr>
+          <w:rFonts w:ascii="宋体" w:hAnsi="宋体" w:eastAsia="宋体" w:cs="宋体"/>
+          <w:sz w:val="24"/>
+          <w:szCs w:val="24"/>
+        </w:rPr>
+      </w:pPr>
+      <w:r>
+        <w:rPr>
+          <w:rFonts w:ascii="Calibri" w:hAnsi="Calibri" w:eastAsia="Calibri" w:cs="Calibri"/>
+          <w:spacing w:val="-8"/>
+          <w:sz w:val="24"/>
+          <w:szCs w:val="24"/>
+        </w:rPr>
+        <w:t xml:space="preserve">1.  </w:t>
+      </w:r>
+      <w:r>
+        <w:rPr>
+          <w:rFonts w:ascii="宋体" w:hAnsi="宋体" w:eastAsia="宋体" w:cs="宋体"/>
+          <w:spacing w:val="-8"/>
+          <w:sz w:val="24"/>
+          <w:szCs w:val="24"/>
+        </w:rPr>
+        <w:t>对大客户每年至少进行两次现场回访，对特大型客户每季度进行一</w:t>
+      </w:r>
+      <w:r>
+        <w:rPr>
+          <w:rFonts w:ascii="宋体" w:hAnsi="宋体" w:eastAsia="宋体" w:cs="宋体"/>
+          <w:spacing w:val="-9"/>
+          <w:sz w:val="24"/>
+          <w:szCs w:val="24"/>
+        </w:rPr>
+        <w:t>次现场</w:t>
+      </w:r>
+      <w:r>
+        <w:rPr>
+          <w:rFonts w:ascii="宋体" w:hAnsi="宋体" w:eastAsia="宋体" w:cs="宋体"/>
+          <w:spacing w:val="-11"/>
+          <w:sz w:val="24"/>
+          <w:szCs w:val="24"/>
+        </w:rPr>
+        <w:t>回访。</w:t>
+      </w:r>
+    </w:p>
+    <w:p>
+      <w:pPr>
+        <w:spacing w:before="186" w:line="292" w:lineRule="auto"/>
+        <w:ind w:left="31" w:right="156" w:firstLine="482"/>
+        <w:rPr>
+          <w:rFonts w:ascii="宋体" w:hAnsi="宋体" w:eastAsia="宋体" w:cs="宋体"/>
+          <w:sz w:val="24"/>
+          <w:szCs w:val="24"/>
+        </w:rPr>
+      </w:pPr>
+      <w:r>
+        <w:rPr>
+          <w:rFonts w:ascii="Calibri" w:hAnsi="Calibri" w:eastAsia="Calibri" w:cs="Calibri"/>
+          <w:spacing w:val="-8"/>
+          <w:sz w:val="24"/>
+          <w:szCs w:val="24"/>
+        </w:rPr>
+        <w:t xml:space="preserve">2.  </w:t>
+      </w:r>
+      <w:r>
+        <w:rPr>
+          <w:rFonts w:ascii="宋体" w:hAnsi="宋体" w:eastAsia="宋体" w:cs="宋体"/>
+          <w:spacing w:val="-8"/>
+          <w:sz w:val="24"/>
+          <w:szCs w:val="24"/>
+        </w:rPr>
+        <w:t>对于不能通过电话回访解决的问题，质量部经理在接到报告后应着手安排</w:t>
+      </w:r>
+      <w:r>
+        <w:rPr>
+          <w:rFonts w:ascii="宋体" w:hAnsi="宋体" w:eastAsia="宋体" w:cs="宋体"/>
+          <w:spacing w:val="-3"/>
+          <w:sz w:val="24"/>
+          <w:szCs w:val="24"/>
+        </w:rPr>
+        <w:t>现场回访。</w:t>
+      </w:r>
+    </w:p>
+    <w:p>
+      <w:pPr>
+        <w:spacing w:before="147" w:line="321" w:lineRule="exact"/>
+        <w:ind w:left="29"/>
+        <w:rPr>
+          <w:rFonts w:ascii="宋体" w:hAnsi="宋体" w:eastAsia="宋体" w:cs="宋体"/>
+          <w:sz w:val="24"/>
+          <w:szCs w:val="24"/>
+        </w:rPr>
+      </w:pPr>
+      <w:r>
+        <w:rPr>
+          <w:rFonts w:ascii="宋体" w:hAnsi="宋体" w:eastAsia="宋体" w:cs="宋体"/>
+          <w:b/>
+          <w:bCs/>
+          <w:spacing w:val="-2"/>
+          <w:position w:val="1"/>
+          <w:sz w:val="24"/>
+          <w:szCs w:val="24"/>
+        </w:rPr>
+        <w:t>第</w:t>
+      </w:r>
+      <w:r>
+        <w:rPr>
+          <w:rFonts w:ascii="宋体" w:hAnsi="宋体" w:eastAsia="宋体" w:cs="宋体"/>
+          <w:spacing w:val="-2"/>
+          <w:position w:val="1"/>
+          <w:sz w:val="24"/>
+          <w:szCs w:val="24"/>
+        </w:rPr>
+        <w:t xml:space="preserve"> </w:t>
+      </w:r>
+      <w:r>
+        <w:rPr>
+          <w:rFonts w:ascii="Calibri" w:hAnsi="Calibri" w:eastAsia="Calibri" w:cs="Calibri"/>
+          <w:b/>
+          <w:bCs/>
+          <w:spacing w:val="-2"/>
+          <w:position w:val="1"/>
+          <w:sz w:val="24"/>
+          <w:szCs w:val="24"/>
+        </w:rPr>
+        <w:t xml:space="preserve">7 </w:t>
+      </w:r>
+      <w:r>
+        <w:rPr>
+          <w:rFonts w:ascii="宋体" w:hAnsi="宋体" w:eastAsia="宋体" w:cs="宋体"/>
+          <w:b/>
+          <w:bCs/>
+          <w:spacing w:val="-2"/>
+          <w:position w:val="1"/>
+          <w:sz w:val="24"/>
+          <w:szCs w:val="24"/>
+        </w:rPr>
+        <w:t>条</w:t>
+      </w:r>
+      <w:r>
+        <w:rPr>
+          <w:rFonts w:ascii="宋体" w:hAnsi="宋体" w:eastAsia="宋体" w:cs="宋体"/>
+          <w:spacing w:val="51"/>
+          <w:position w:val="1"/>
+          <w:sz w:val="24"/>
+          <w:szCs w:val="24"/>
+        </w:rPr>
+        <w:t xml:space="preserve"> </w:t>
+      </w:r>
+      <w:r>
+        <w:rPr>
+          <w:rFonts w:ascii="宋体" w:hAnsi="宋体" w:eastAsia="宋体" w:cs="宋体"/>
+          <w:spacing w:val="-2"/>
+          <w:position w:val="1"/>
+          <w:sz w:val="24"/>
+          <w:szCs w:val="24"/>
+        </w:rPr>
+        <w:t>回访内容包括产品</w:t>
+      </w:r>
+      <w:r>
+        <w:rPr>
+          <w:rFonts w:ascii="Calibri" w:hAnsi="Calibri" w:eastAsia="Calibri" w:cs="Calibri"/>
+          <w:spacing w:val="-2"/>
+          <w:position w:val="1"/>
+          <w:sz w:val="24"/>
+          <w:szCs w:val="24"/>
+        </w:rPr>
+        <w:t>/</w:t>
+      </w:r>
+      <w:r>
+        <w:rPr>
+          <w:rFonts w:ascii="宋体" w:hAnsi="宋体" w:eastAsia="宋体" w:cs="宋体"/>
+          <w:spacing w:val="-2"/>
+          <w:position w:val="1"/>
+          <w:sz w:val="24"/>
+          <w:szCs w:val="24"/>
+        </w:rPr>
+        <w:t>服务使用情况、客户新的需求与建议等。</w:t>
+      </w:r>
+    </w:p>
+    <w:p>
+      <w:pPr>
+        <w:spacing w:before="191" w:line="291" w:lineRule="auto"/>
+        <w:ind w:left="27" w:firstLine="1"/>
+        <w:rPr>
+          <w:rFonts w:ascii="宋体" w:hAnsi="宋体" w:eastAsia="宋体" w:cs="宋体"/>
+          <w:sz w:val="24"/>
+          <w:szCs w:val="24"/>
+        </w:rPr>
+      </w:pPr>
+      <w:r>
+        <w:rPr>
+          <w:rFonts w:ascii="宋体" w:hAnsi="宋体" w:eastAsia="宋体" w:cs="宋体"/>
+          <w:b/>
+          <w:bCs/>
+          <w:spacing w:val="-1"/>
+          <w:sz w:val="24"/>
+          <w:szCs w:val="24"/>
+        </w:rPr>
+        <w:t>第</w:t>
+      </w:r>
+      <w:r>
+        <w:rPr>
+          <w:rFonts w:ascii="宋体" w:hAnsi="宋体" w:eastAsia="宋体" w:cs="宋体"/>
+          <w:spacing w:val="-1"/>
+          <w:sz w:val="24"/>
+          <w:szCs w:val="24"/>
+        </w:rPr>
+        <w:t xml:space="preserve"> </w:t>
+      </w:r>
+      <w:r>
+        <w:rPr>
+          <w:rFonts w:ascii="Calibri" w:hAnsi="Calibri" w:eastAsia="Calibri" w:cs="Calibri"/>
+          <w:b/>
+          <w:bCs/>
+          <w:spacing w:val="-1"/>
+          <w:sz w:val="24"/>
+          <w:szCs w:val="24"/>
+        </w:rPr>
+        <w:t xml:space="preserve">8 </w:t>
+      </w:r>
+      <w:r>
+        <w:rPr>
+          <w:rFonts w:ascii="宋体" w:hAnsi="宋体" w:eastAsia="宋体" w:cs="宋体"/>
+          <w:b/>
+          <w:bCs/>
+          <w:spacing w:val="-1"/>
+          <w:sz w:val="24"/>
+          <w:szCs w:val="24"/>
+        </w:rPr>
+        <w:t>条</w:t>
+      </w:r>
+      <w:r>
+        <w:rPr>
+          <w:rFonts w:ascii="宋体" w:hAnsi="宋体" w:eastAsia="宋体" w:cs="宋体"/>
+          <w:spacing w:val="33"/>
+          <w:sz w:val="24"/>
+          <w:szCs w:val="24"/>
+        </w:rPr>
+        <w:t xml:space="preserve"> </w:t>
+      </w:r>
+      <w:r>
+        <w:rPr>
+          <w:rFonts w:ascii="宋体" w:hAnsi="宋体" w:eastAsia="宋体" w:cs="宋体"/>
+          <w:spacing w:val="-1"/>
+          <w:sz w:val="24"/>
+          <w:szCs w:val="24"/>
+        </w:rPr>
+        <w:t>回访对象包括大客户、存在电话回访中不能解</w:t>
+      </w:r>
+      <w:r>
+        <w:rPr>
+          <w:rFonts w:ascii="宋体" w:hAnsi="宋体" w:eastAsia="宋体" w:cs="宋体"/>
+          <w:spacing w:val="-2"/>
+          <w:sz w:val="24"/>
+          <w:szCs w:val="24"/>
+        </w:rPr>
+        <w:t>决的问题的客户。现场回</w:t>
+      </w:r>
+      <w:r>
+        <w:rPr>
+          <w:rFonts w:ascii="宋体" w:hAnsi="宋体" w:eastAsia="宋体" w:cs="宋体"/>
+          <w:sz w:val="24"/>
+          <w:szCs w:val="24"/>
+        </w:rPr>
+        <w:t>访主要回访客户方的技术负责人、行政负责人及产</w:t>
+      </w:r>
+      <w:r>
+        <w:rPr>
+          <w:rFonts w:ascii="宋体" w:hAnsi="宋体" w:eastAsia="宋体" w:cs="宋体"/>
+          <w:spacing w:val="-1"/>
+          <w:sz w:val="24"/>
+          <w:szCs w:val="24"/>
+        </w:rPr>
+        <w:t>品的主要使用人员。</w:t>
+      </w:r>
+    </w:p>
+    <w:p>
+      <w:pPr>
+        <w:spacing w:before="188" w:line="219" w:lineRule="auto"/>
+        <w:ind w:left="29"/>
+        <w:rPr>
+          <w:rFonts w:ascii="宋体" w:hAnsi="宋体" w:eastAsia="宋体" w:cs="宋体"/>
+          <w:sz w:val="24"/>
+          <w:szCs w:val="24"/>
+        </w:rPr>
+      </w:pPr>
+      <w:r>
+        <w:rPr>
+          <w:rFonts w:ascii="宋体" w:hAnsi="宋体" w:eastAsia="宋体" w:cs="宋体"/>
+          <w:b/>
+          <w:bCs/>
+          <w:spacing w:val="-5"/>
+          <w:sz w:val="24"/>
+          <w:szCs w:val="24"/>
+        </w:rPr>
+        <w:t>第</w:t>
+      </w:r>
+      <w:r>
+        <w:rPr>
+          <w:rFonts w:ascii="宋体" w:hAnsi="宋体" w:eastAsia="宋体" w:cs="宋体"/>
+          <w:spacing w:val="-5"/>
+          <w:sz w:val="24"/>
+          <w:szCs w:val="24"/>
+        </w:rPr>
+        <w:t xml:space="preserve"> </w:t>
+      </w:r>
+      <w:r>
+        <w:rPr>
+          <w:rFonts w:ascii="Calibri" w:hAnsi="Calibri" w:eastAsia="Calibri" w:cs="Calibri"/>
+          <w:b/>
+          <w:bCs/>
+          <w:spacing w:val="-5"/>
+          <w:sz w:val="24"/>
+          <w:szCs w:val="24"/>
+        </w:rPr>
+        <w:t>9</w:t>
+      </w:r>
+      <w:r>
+        <w:rPr>
+          <w:rFonts w:ascii="Calibri" w:hAnsi="Calibri" w:eastAsia="Calibri" w:cs="Calibri"/>
+          <w:b/>
+          <w:bCs/>
+          <w:spacing w:val="23"/>
+          <w:sz w:val="24"/>
+          <w:szCs w:val="24"/>
+        </w:rPr>
+        <w:t xml:space="preserve"> </w:t>
+      </w:r>
+      <w:r>
+        <w:rPr>
+          <w:rFonts w:ascii="宋体" w:hAnsi="宋体" w:eastAsia="宋体" w:cs="宋体"/>
+          <w:b/>
+          <w:bCs/>
+          <w:spacing w:val="-5"/>
+          <w:sz w:val="24"/>
+          <w:szCs w:val="24"/>
+        </w:rPr>
+        <w:t>条</w:t>
+      </w:r>
+      <w:r>
+        <w:rPr>
+          <w:rFonts w:ascii="宋体" w:hAnsi="宋体" w:eastAsia="宋体" w:cs="宋体"/>
+          <w:spacing w:val="33"/>
+          <w:sz w:val="24"/>
+          <w:szCs w:val="24"/>
+        </w:rPr>
+        <w:t xml:space="preserve"> </w:t>
+      </w:r>
+      <w:r>
+        <w:rPr>
+          <w:rFonts w:ascii="宋体" w:hAnsi="宋体" w:eastAsia="宋体" w:cs="宋体"/>
+          <w:spacing w:val="-5"/>
+          <w:sz w:val="24"/>
+          <w:szCs w:val="24"/>
+        </w:rPr>
+        <w:t>回访的工作重点如下。</w:t>
+      </w:r>
+    </w:p>
+    <w:p>
+      <w:pPr>
+        <w:spacing w:before="188" w:line="219" w:lineRule="auto"/>
+        <w:ind w:left="515"/>
+        <w:rPr>
+          <w:rFonts w:ascii="宋体" w:hAnsi="宋体" w:eastAsia="宋体" w:cs="宋体"/>
+          <w:sz w:val="24"/>
+          <w:szCs w:val="24"/>
+        </w:rPr>
+      </w:pPr>
+      <w:r>
+        <w:rPr>
+          <w:rFonts w:ascii="宋体" w:hAnsi="宋体" w:eastAsia="宋体" w:cs="宋体"/>
+          <w:spacing w:val="-3"/>
+          <w:sz w:val="22"/>
+          <w:szCs w:val="22"/>
+        </w:rPr>
+        <w:t>（1）</w:t>
+      </w:r>
+      <w:r>
+        <w:rPr>
+          <w:rFonts w:ascii="宋体" w:hAnsi="宋体" w:eastAsia="宋体" w:cs="宋体"/>
+          <w:spacing w:val="-37"/>
+          <w:sz w:val="22"/>
+          <w:szCs w:val="22"/>
+        </w:rPr>
+        <w:t xml:space="preserve"> </w:t>
+      </w:r>
+      <w:r>
+        <w:rPr>
+          <w:rFonts w:ascii="宋体" w:hAnsi="宋体" w:eastAsia="宋体" w:cs="宋体"/>
+          <w:spacing w:val="-3"/>
+          <w:sz w:val="24"/>
+          <w:szCs w:val="24"/>
+        </w:rPr>
+        <w:t>将回访结果填入“客户回访记录表</w:t>
+      </w:r>
+      <w:r>
+        <w:rPr>
+          <w:rFonts w:ascii="宋体" w:hAnsi="宋体" w:eastAsia="宋体" w:cs="宋体"/>
+          <w:spacing w:val="-88"/>
+          <w:sz w:val="24"/>
+          <w:szCs w:val="24"/>
+        </w:rPr>
+        <w:t xml:space="preserve"> </w:t>
+      </w:r>
+      <w:r>
+        <w:rPr>
+          <w:rFonts w:ascii="宋体" w:hAnsi="宋体" w:eastAsia="宋体" w:cs="宋体"/>
+          <w:spacing w:val="-3"/>
+          <w:sz w:val="24"/>
+          <w:szCs w:val="24"/>
+        </w:rPr>
+        <w:t>”并存档。</w:t>
+      </w:r>
+    </w:p>
+    <w:p>
+      <w:pPr>
+        <w:spacing w:before="188" w:line="219" w:lineRule="auto"/>
+        <w:ind w:left="515"/>
+        <w:rPr>
+          <w:rFonts w:ascii="宋体" w:hAnsi="宋体" w:eastAsia="宋体" w:cs="宋体"/>
+          <w:sz w:val="24"/>
+          <w:szCs w:val="24"/>
+        </w:rPr>
+      </w:pPr>
+      <w:r>
+        <w:rPr>
+          <w:rFonts w:ascii="宋体" w:hAnsi="宋体" w:eastAsia="宋体" w:cs="宋体"/>
           <w:spacing w:val="-2"/>
           <w:sz w:val="22"/>
           <w:szCs w:val="22"/>
@@ -2647,687 +3296,7 @@
       </w:r>
       <w:r>
         <w:rPr>
-          <w:rFonts w:ascii="SimSun" w:eastAsia="SimSun" w:hAnsi="SimSun" w:cs="SimSun"/>
-          <w:spacing w:val="-44"/>
-          <w:sz w:val="22"/>
-          <w:szCs w:val="22"/>
-        </w:rPr>
-        <w:t xml:space="preserve"> </w:t>
-      </w:r>
-      <w:r>
-        <w:rPr>
-          <w:rFonts w:ascii="SimSun" w:eastAsia="SimSun" w:hAnsi="SimSun" w:cs="SimSun"/>
-          <w:spacing w:val="-2"/>
-          <w:sz w:val="24"/>
-          <w:szCs w:val="24"/>
-        </w:rPr>
-        <w:t>要及时解决客户使用产品过程中出现的问题，不能解决</w:t>
-      </w:r>
-      <w:r>
-        <w:rPr>
-          <w:rFonts w:ascii="SimSun" w:eastAsia="SimSun" w:hAnsi="SimSun" w:cs="SimSun"/>
-          <w:spacing w:val="-2"/>
-          <w:sz w:val="24"/>
-          <w:szCs w:val="24"/>
-        </w:rPr>
-        <w:t>的问题按照企业相关规定及时上报至质量部经理处。</w:t>
-      </w:r>
-    </w:p>
-    <w:p>
-      <w:pPr>
-        <w:spacing w:before="188" w:line="219" w:lineRule="auto"/>
-        <w:ind w:left="515"/>
-        <w:rPr>
-          <w:rFonts w:ascii="SimSun" w:eastAsia="SimSun" w:hAnsi="SimSun" w:cs="SimSun"/>
-          <w:sz w:val="24"/>
-          <w:szCs w:val="24"/>
-        </w:rPr>
-      </w:pPr>
-      <w:r>
-        <w:rPr>
-          <w:rFonts w:ascii="SimSun" w:eastAsia="SimSun" w:hAnsi="SimSun" w:cs="SimSun"/>
-          <w:spacing w:val="-1"/>
-          <w:sz w:val="22"/>
-          <w:szCs w:val="22"/>
-        </w:rPr>
-        <w:t>（3）</w:t>
-      </w:r>
-      <w:r>
-        <w:rPr>
-          <w:rFonts w:ascii="SimSun" w:eastAsia="SimSun" w:hAnsi="SimSun" w:cs="SimSun"/>
-          <w:spacing w:val="-44"/>
-          <w:sz w:val="22"/>
-          <w:szCs w:val="22"/>
-        </w:rPr>
-        <w:t xml:space="preserve"> </w:t>
-      </w:r>
-      <w:r>
-        <w:rPr>
-          <w:rFonts w:ascii="SimSun" w:eastAsia="SimSun" w:hAnsi="SimSun" w:cs="SimSun"/>
-          <w:spacing w:val="-1"/>
-          <w:sz w:val="24"/>
-          <w:szCs w:val="24"/>
-        </w:rPr>
-        <w:t>对于不能通过电话回访解决的问题，必要时可进行现场回访。</w:t>
-      </w:r>
-    </w:p>
-    <w:p>
-      <w:pPr>
-        <w:pStyle w:val="BodyText"/>
-        <w:spacing w:line="311" w:lineRule="auto"/>
-      </w:pPr>
-    </w:p>
-    <w:p>
-      <w:pPr>
-        <w:spacing w:before="91" w:line="222" w:lineRule="auto"/>
-        <w:ind w:left="2503"/>
-        <w:outlineLvl w:val="1"/>
-        <w:rPr>
-          <w:rFonts w:ascii="SimHei" w:eastAsia="SimHei" w:hAnsi="SimHei" w:cs="SimHei"/>
-          <w:sz w:val="28"/>
-          <w:szCs w:val="28"/>
-        </w:rPr>
-      </w:pPr>
-      <w:r>
-        <w:rPr>
-          <w:rFonts w:ascii="SimHei" w:eastAsia="SimHei" w:hAnsi="SimHei" w:cs="SimHei"/>
-          <w:b/>
-          <w:bCs/>
-          <w:spacing w:val="-4"/>
-          <w:sz w:val="28"/>
-          <w:szCs w:val="28"/>
-        </w:rPr>
-        <w:t>第</w:t>
-      </w:r>
-      <w:r>
-        <w:rPr>
-          <w:rFonts w:ascii="SimHei" w:eastAsia="SimHei" w:hAnsi="SimHei" w:cs="SimHei"/>
-          <w:spacing w:val="-4"/>
-          <w:sz w:val="28"/>
-          <w:szCs w:val="28"/>
-        </w:rPr>
-        <w:t xml:space="preserve"> </w:t>
-      </w:r>
-      <w:r>
-        <w:rPr>
-          <w:rFonts w:ascii="SimHei" w:eastAsia="SimHei" w:hAnsi="SimHei" w:cs="SimHei"/>
-          <w:b/>
-          <w:bCs/>
-          <w:spacing w:val="-4"/>
-          <w:sz w:val="28"/>
-          <w:szCs w:val="28"/>
-        </w:rPr>
-        <w:t>3</w:t>
-      </w:r>
-      <w:r>
-        <w:rPr>
-          <w:rFonts w:ascii="SimHei" w:eastAsia="SimHei" w:hAnsi="SimHei" w:cs="SimHei"/>
-          <w:spacing w:val="-4"/>
-          <w:sz w:val="28"/>
-          <w:szCs w:val="28"/>
-        </w:rPr>
-        <w:t xml:space="preserve"> </w:t>
-      </w:r>
-      <w:r>
-        <w:rPr>
-          <w:rFonts w:ascii="SimHei" w:eastAsia="SimHei" w:hAnsi="SimHei" w:cs="SimHei"/>
-          <w:b/>
-          <w:bCs/>
-          <w:spacing w:val="-4"/>
-          <w:sz w:val="28"/>
-          <w:szCs w:val="28"/>
-        </w:rPr>
-        <w:t>章</w:t>
-      </w:r>
-      <w:r>
-        <w:rPr>
-          <w:rFonts w:ascii="SimHei" w:eastAsia="SimHei" w:hAnsi="SimHei" w:cs="SimHei"/>
-          <w:spacing w:val="19"/>
-          <w:sz w:val="28"/>
-          <w:szCs w:val="28"/>
-        </w:rPr>
-        <w:t xml:space="preserve"> </w:t>
-      </w:r>
-      <w:r>
-        <w:rPr>
-          <w:rFonts w:ascii="SimHei" w:eastAsia="SimHei" w:hAnsi="SimHei" w:cs="SimHei"/>
-          <w:b/>
-          <w:bCs/>
-          <w:spacing w:val="-4"/>
-          <w:sz w:val="28"/>
-          <w:szCs w:val="28"/>
-        </w:rPr>
-        <w:t>现场回访管理规定</w:t>
-      </w:r>
-    </w:p>
-    <w:p>
-      <w:pPr>
-        <w:pStyle w:val="BodyText"/>
-        <w:spacing w:line="312" w:lineRule="auto"/>
-      </w:pPr>
-    </w:p>
-    <w:p>
-      <w:pPr>
-        <w:spacing w:before="78" w:line="219" w:lineRule="auto"/>
-        <w:ind w:left="29"/>
-        <w:rPr>
-          <w:rFonts w:ascii="SimSun" w:eastAsia="SimSun" w:hAnsi="SimSun" w:cs="SimSun"/>
-          <w:sz w:val="24"/>
-          <w:szCs w:val="24"/>
-        </w:rPr>
-      </w:pPr>
-      <w:r>
-        <w:rPr>
-          <w:rFonts w:ascii="SimSun" w:eastAsia="SimSun" w:hAnsi="SimSun" w:cs="SimSun"/>
-          <w:b/>
-          <w:bCs/>
-          <w:spacing w:val="-6"/>
-          <w:sz w:val="24"/>
-          <w:szCs w:val="24"/>
-        </w:rPr>
-        <w:t>第</w:t>
-      </w:r>
-      <w:r>
-        <w:rPr>
-          <w:rFonts w:ascii="SimSun" w:eastAsia="SimSun" w:hAnsi="SimSun" w:cs="SimSun"/>
-          <w:spacing w:val="-39"/>
-          <w:sz w:val="24"/>
-          <w:szCs w:val="24"/>
-        </w:rPr>
-        <w:t xml:space="preserve"> </w:t>
-      </w:r>
-      <w:r>
-        <w:rPr>
-          <w:rFonts w:ascii="Calibri" w:eastAsia="Calibri" w:hAnsi="Calibri" w:cs="Calibri"/>
-          <w:b/>
-          <w:bCs/>
-          <w:spacing w:val="-6"/>
-          <w:sz w:val="24"/>
-          <w:szCs w:val="24"/>
-        </w:rPr>
-        <w:t>6</w:t>
-      </w:r>
-      <w:r>
-        <w:rPr>
-          <w:rFonts w:ascii="Calibri" w:eastAsia="Calibri" w:hAnsi="Calibri" w:cs="Calibri"/>
-          <w:b/>
-          <w:bCs/>
-          <w:spacing w:val="18"/>
-          <w:w w:val="101"/>
-          <w:sz w:val="24"/>
-          <w:szCs w:val="24"/>
-        </w:rPr>
-        <w:t xml:space="preserve"> </w:t>
-      </w:r>
-      <w:r>
-        <w:rPr>
-          <w:rFonts w:ascii="SimSun" w:eastAsia="SimSun" w:hAnsi="SimSun" w:cs="SimSun"/>
-          <w:b/>
-          <w:bCs/>
-          <w:spacing w:val="-6"/>
-          <w:sz w:val="24"/>
-          <w:szCs w:val="24"/>
-        </w:rPr>
-        <w:t>条</w:t>
-      </w:r>
-      <w:r>
-        <w:rPr>
-          <w:rFonts w:ascii="SimSun" w:eastAsia="SimSun" w:hAnsi="SimSun" w:cs="SimSun"/>
-          <w:spacing w:val="18"/>
-          <w:sz w:val="24"/>
-          <w:szCs w:val="24"/>
-        </w:rPr>
-        <w:t xml:space="preserve">  </w:t>
-      </w:r>
-      <w:r>
-        <w:rPr>
-          <w:rFonts w:ascii="SimSun" w:eastAsia="SimSun" w:hAnsi="SimSun" w:cs="SimSun"/>
-          <w:spacing w:val="-6"/>
-          <w:sz w:val="24"/>
-          <w:szCs w:val="24"/>
-        </w:rPr>
-        <w:t>回访时间管理规定如下。</w:t>
-      </w:r>
-    </w:p>
-    <w:p>
-      <w:pPr>
-        <w:spacing w:before="190" w:line="291" w:lineRule="auto"/>
-        <w:ind w:left="53" w:right="156" w:firstLine="467"/>
-        <w:rPr>
-          <w:rFonts w:ascii="SimSun" w:eastAsia="SimSun" w:hAnsi="SimSun" w:cs="SimSun"/>
-          <w:sz w:val="24"/>
-          <w:szCs w:val="24"/>
-        </w:rPr>
-      </w:pPr>
-      <w:r>
-        <w:rPr>
-          <w:rFonts w:ascii="Calibri" w:eastAsia="Calibri" w:hAnsi="Calibri" w:cs="Calibri"/>
-          <w:spacing w:val="-8"/>
-          <w:sz w:val="24"/>
-          <w:szCs w:val="24"/>
-        </w:rPr>
-        <w:t xml:space="preserve">1.  </w:t>
-      </w:r>
-      <w:r>
-        <w:rPr>
-          <w:rFonts w:ascii="SimSun" w:eastAsia="SimSun" w:hAnsi="SimSun" w:cs="SimSun"/>
-          <w:spacing w:val="-8"/>
-          <w:sz w:val="24"/>
-          <w:szCs w:val="24"/>
-        </w:rPr>
-        <w:t>对大客户每年至少进行两次现场回访，对特大型客户每季度进行一</w:t>
-      </w:r>
-      <w:r>
-        <w:rPr>
-          <w:rFonts w:ascii="SimSun" w:eastAsia="SimSun" w:hAnsi="SimSun" w:cs="SimSun"/>
-          <w:spacing w:val="-9"/>
-          <w:sz w:val="24"/>
-          <w:szCs w:val="24"/>
-        </w:rPr>
-        <w:t>次现场</w:t>
-      </w:r>
-      <w:r>
-        <w:rPr>
-          <w:rFonts w:ascii="SimSun" w:eastAsia="SimSun" w:hAnsi="SimSun" w:cs="SimSun"/>
-          <w:spacing w:val="-11"/>
-          <w:sz w:val="24"/>
-          <w:szCs w:val="24"/>
-        </w:rPr>
-        <w:t>回访。</w:t>
-      </w:r>
-    </w:p>
-    <w:p>
-      <w:pPr>
-        <w:spacing w:before="186" w:line="292" w:lineRule="auto"/>
-        <w:ind w:left="31" w:right="156" w:firstLine="482"/>
-        <w:rPr>
-          <w:rFonts w:ascii="SimSun" w:eastAsia="SimSun" w:hAnsi="SimSun" w:cs="SimSun"/>
-          <w:sz w:val="24"/>
-          <w:szCs w:val="24"/>
-        </w:rPr>
-      </w:pPr>
-      <w:r>
-        <w:rPr>
-          <w:rFonts w:ascii="Calibri" w:eastAsia="Calibri" w:hAnsi="Calibri" w:cs="Calibri"/>
-          <w:spacing w:val="-8"/>
-          <w:sz w:val="24"/>
-          <w:szCs w:val="24"/>
-        </w:rPr>
-        <w:t xml:space="preserve">2.  </w:t>
-      </w:r>
-      <w:r>
-        <w:rPr>
-          <w:rFonts w:ascii="SimSun" w:eastAsia="SimSun" w:hAnsi="SimSun" w:cs="SimSun"/>
-          <w:spacing w:val="-8"/>
-          <w:sz w:val="24"/>
-          <w:szCs w:val="24"/>
-        </w:rPr>
-        <w:t>对于不能通过电话回访解决的问题，质量部经理在接到报告后应着手安排</w:t>
-      </w:r>
-      <w:r>
-        <w:rPr>
-          <w:rFonts w:ascii="SimSun" w:eastAsia="SimSun" w:hAnsi="SimSun" w:cs="SimSun"/>
-          <w:spacing w:val="-3"/>
-          <w:sz w:val="24"/>
-          <w:szCs w:val="24"/>
-        </w:rPr>
-        <w:t>现场回访。</w:t>
-      </w:r>
-    </w:p>
-    <w:p>
-      <w:pPr>
-        <w:spacing w:before="147" w:line="321" w:lineRule="exact"/>
-        <w:ind w:left="29"/>
-        <w:rPr>
-          <w:rFonts w:ascii="SimSun" w:eastAsia="SimSun" w:hAnsi="SimSun" w:cs="SimSun"/>
-          <w:sz w:val="24"/>
-          <w:szCs w:val="24"/>
-        </w:rPr>
-      </w:pPr>
-      <w:r>
-        <w:rPr>
-          <w:rFonts w:ascii="SimSun" w:eastAsia="SimSun" w:hAnsi="SimSun" w:cs="SimSun"/>
-          <w:b/>
-          <w:bCs/>
-          <w:spacing w:val="-2"/>
-          <w:position w:val="1"/>
-          <w:sz w:val="24"/>
-          <w:szCs w:val="24"/>
-        </w:rPr>
-        <w:t>第</w:t>
-      </w:r>
-      <w:r>
-        <w:rPr>
-          <w:rFonts w:ascii="SimSun" w:eastAsia="SimSun" w:hAnsi="SimSun" w:cs="SimSun"/>
-          <w:spacing w:val="-2"/>
-          <w:position w:val="1"/>
-          <w:sz w:val="24"/>
-          <w:szCs w:val="24"/>
-        </w:rPr>
-        <w:t xml:space="preserve"> </w:t>
-      </w:r>
-      <w:r>
-        <w:rPr>
-          <w:rFonts w:ascii="Calibri" w:eastAsia="Calibri" w:hAnsi="Calibri" w:cs="Calibri"/>
-          <w:b/>
-          <w:bCs/>
-          <w:spacing w:val="-2"/>
-          <w:position w:val="1"/>
-          <w:sz w:val="24"/>
-          <w:szCs w:val="24"/>
-        </w:rPr>
-        <w:t xml:space="preserve">7 </w:t>
-      </w:r>
-      <w:r>
-        <w:rPr>
-          <w:rFonts w:ascii="SimSun" w:eastAsia="SimSun" w:hAnsi="SimSun" w:cs="SimSun"/>
-          <w:b/>
-          <w:bCs/>
-          <w:spacing w:val="-2"/>
-          <w:position w:val="1"/>
-          <w:sz w:val="24"/>
-          <w:szCs w:val="24"/>
-        </w:rPr>
-        <w:t>条</w:t>
-      </w:r>
-      <w:r>
-        <w:rPr>
-          <w:rFonts w:ascii="SimSun" w:eastAsia="SimSun" w:hAnsi="SimSun" w:cs="SimSun"/>
-          <w:spacing w:val="51"/>
-          <w:position w:val="1"/>
-          <w:sz w:val="24"/>
-          <w:szCs w:val="24"/>
-        </w:rPr>
-        <w:t xml:space="preserve"> </w:t>
-      </w:r>
-      <w:r>
-        <w:rPr>
-          <w:rFonts w:ascii="SimSun" w:eastAsia="SimSun" w:hAnsi="SimSun" w:cs="SimSun"/>
-          <w:spacing w:val="-2"/>
-          <w:position w:val="1"/>
-          <w:sz w:val="24"/>
-          <w:szCs w:val="24"/>
-        </w:rPr>
-        <w:t>回访内容包括产品</w:t>
-      </w:r>
-      <w:r>
-        <w:rPr>
-          <w:rFonts w:ascii="Calibri" w:eastAsia="Calibri" w:hAnsi="Calibri" w:cs="Calibri"/>
-          <w:spacing w:val="-2"/>
-          <w:position w:val="1"/>
-          <w:sz w:val="24"/>
-          <w:szCs w:val="24"/>
-        </w:rPr>
-        <w:t>/</w:t>
-      </w:r>
-      <w:r>
-        <w:rPr>
-          <w:rFonts w:ascii="SimSun" w:eastAsia="SimSun" w:hAnsi="SimSun" w:cs="SimSun"/>
-          <w:spacing w:val="-2"/>
-          <w:position w:val="1"/>
-          <w:sz w:val="24"/>
-          <w:szCs w:val="24"/>
-        </w:rPr>
-        <w:t>服务使用情况、客户新的需求与建议等。</w:t>
-      </w:r>
-    </w:p>
-    <w:p>
-      <w:pPr>
-        <w:spacing w:before="191" w:line="291" w:lineRule="auto"/>
-        <w:ind w:left="27" w:firstLine="1"/>
-        <w:rPr>
-          <w:rFonts w:ascii="SimSun" w:eastAsia="SimSun" w:hAnsi="SimSun" w:cs="SimSun"/>
-          <w:sz w:val="24"/>
-          <w:szCs w:val="24"/>
-        </w:rPr>
-      </w:pPr>
-      <w:r>
-        <w:rPr>
-          <w:rFonts w:ascii="SimSun" w:eastAsia="SimSun" w:hAnsi="SimSun" w:cs="SimSun"/>
-          <w:b/>
-          <w:bCs/>
-          <w:spacing w:val="-1"/>
-          <w:sz w:val="24"/>
-          <w:szCs w:val="24"/>
-        </w:rPr>
-        <w:t>第</w:t>
-      </w:r>
-      <w:r>
-        <w:rPr>
-          <w:rFonts w:ascii="SimSun" w:eastAsia="SimSun" w:hAnsi="SimSun" w:cs="SimSun"/>
-          <w:spacing w:val="-1"/>
-          <w:sz w:val="24"/>
-          <w:szCs w:val="24"/>
-        </w:rPr>
-        <w:t xml:space="preserve"> </w:t>
-      </w:r>
-      <w:r>
-        <w:rPr>
-          <w:rFonts w:ascii="Calibri" w:eastAsia="Calibri" w:hAnsi="Calibri" w:cs="Calibri"/>
-          <w:b/>
-          <w:bCs/>
-          <w:spacing w:val="-1"/>
-          <w:sz w:val="24"/>
-          <w:szCs w:val="24"/>
-        </w:rPr>
-        <w:t xml:space="preserve">8 </w:t>
-      </w:r>
-      <w:r>
-        <w:rPr>
-          <w:rFonts w:ascii="SimSun" w:eastAsia="SimSun" w:hAnsi="SimSun" w:cs="SimSun"/>
-          <w:b/>
-          <w:bCs/>
-          <w:spacing w:val="-1"/>
-          <w:sz w:val="24"/>
-          <w:szCs w:val="24"/>
-        </w:rPr>
-        <w:t>条</w:t>
-      </w:r>
-      <w:r>
-        <w:rPr>
-          <w:rFonts w:ascii="SimSun" w:eastAsia="SimSun" w:hAnsi="SimSun" w:cs="SimSun"/>
-          <w:spacing w:val="33"/>
-          <w:sz w:val="24"/>
-          <w:szCs w:val="24"/>
-        </w:rPr>
-        <w:t xml:space="preserve"> </w:t>
-      </w:r>
-      <w:r>
-        <w:rPr>
-          <w:rFonts w:ascii="SimSun" w:eastAsia="SimSun" w:hAnsi="SimSun" w:cs="SimSun"/>
-          <w:spacing w:val="-1"/>
-          <w:sz w:val="24"/>
-          <w:szCs w:val="24"/>
-        </w:rPr>
-        <w:t>回访对象包括大客户、存在电话回访中不能解</w:t>
-      </w:r>
-      <w:r>
-        <w:rPr>
-          <w:rFonts w:ascii="SimSun" w:eastAsia="SimSun" w:hAnsi="SimSun" w:cs="SimSun"/>
-          <w:spacing w:val="-2"/>
-          <w:sz w:val="24"/>
-          <w:szCs w:val="24"/>
-        </w:rPr>
-        <w:t>决的问题的客户。现场回</w:t>
-      </w:r>
-      <w:r>
-        <w:rPr>
-          <w:rFonts w:ascii="SimSun" w:eastAsia="SimSun" w:hAnsi="SimSun" w:cs="SimSun"/>
-          <w:sz w:val="24"/>
-          <w:szCs w:val="24"/>
-        </w:rPr>
-        <w:t>访主要回访客户方的技术负责人、行政负责人及产</w:t>
-      </w:r>
-      <w:r>
-        <w:rPr>
-          <w:rFonts w:ascii="SimSun" w:eastAsia="SimSun" w:hAnsi="SimSun" w:cs="SimSun"/>
-          <w:spacing w:val="-1"/>
-          <w:sz w:val="24"/>
-          <w:szCs w:val="24"/>
-        </w:rPr>
-        <w:t>品的主要使用人员。</w:t>
-      </w:r>
-    </w:p>
-    <w:p>
-      <w:pPr>
-        <w:spacing w:before="188" w:line="219" w:lineRule="auto"/>
-        <w:ind w:left="29"/>
-        <w:rPr>
-          <w:rFonts w:ascii="SimSun" w:eastAsia="SimSun" w:hAnsi="SimSun" w:cs="SimSun"/>
-          <w:sz w:val="24"/>
-          <w:szCs w:val="24"/>
-        </w:rPr>
-      </w:pPr>
-      <w:r>
-        <w:rPr>
-          <w:rFonts w:ascii="SimSun" w:eastAsia="SimSun" w:hAnsi="SimSun" w:cs="SimSun"/>
-          <w:b/>
-          <w:bCs/>
-          <w:spacing w:val="-5"/>
-          <w:sz w:val="24"/>
-          <w:szCs w:val="24"/>
-        </w:rPr>
-        <w:t>第</w:t>
-      </w:r>
-      <w:r>
-        <w:rPr>
-          <w:rFonts w:ascii="SimSun" w:eastAsia="SimSun" w:hAnsi="SimSun" w:cs="SimSun"/>
-          <w:spacing w:val="-5"/>
-          <w:sz w:val="24"/>
-          <w:szCs w:val="24"/>
-        </w:rPr>
-        <w:t xml:space="preserve"> </w:t>
-      </w:r>
-      <w:r>
-        <w:rPr>
-          <w:rFonts w:ascii="Calibri" w:eastAsia="Calibri" w:hAnsi="Calibri" w:cs="Calibri"/>
-          <w:b/>
-          <w:bCs/>
-          <w:spacing w:val="-5"/>
-          <w:sz w:val="24"/>
-          <w:szCs w:val="24"/>
-        </w:rPr>
-        <w:t>9</w:t>
-      </w:r>
-      <w:r>
-        <w:rPr>
-          <w:rFonts w:ascii="Calibri" w:eastAsia="Calibri" w:hAnsi="Calibri" w:cs="Calibri"/>
-          <w:b/>
-          <w:bCs/>
-          <w:spacing w:val="23"/>
-          <w:sz w:val="24"/>
-          <w:szCs w:val="24"/>
-        </w:rPr>
-        <w:t xml:space="preserve"> </w:t>
-      </w:r>
-      <w:r>
-        <w:rPr>
-          <w:rFonts w:ascii="SimSun" w:eastAsia="SimSun" w:hAnsi="SimSun" w:cs="SimSun"/>
-          <w:b/>
-          <w:bCs/>
-          <w:spacing w:val="-5"/>
-          <w:sz w:val="24"/>
-          <w:szCs w:val="24"/>
-        </w:rPr>
-        <w:t>条</w:t>
-      </w:r>
-      <w:r>
-        <w:rPr>
-          <w:rFonts w:ascii="SimSun" w:eastAsia="SimSun" w:hAnsi="SimSun" w:cs="SimSun"/>
-          <w:spacing w:val="33"/>
-          <w:sz w:val="24"/>
-          <w:szCs w:val="24"/>
-        </w:rPr>
-        <w:t xml:space="preserve"> </w:t>
-      </w:r>
-      <w:r>
-        <w:rPr>
-          <w:rFonts w:ascii="SimSun" w:eastAsia="SimSun" w:hAnsi="SimSun" w:cs="SimSun"/>
-          <w:spacing w:val="-5"/>
-          <w:sz w:val="24"/>
-          <w:szCs w:val="24"/>
-        </w:rPr>
-        <w:t>回访的工作重点如下。</w:t>
-      </w:r>
-    </w:p>
-    <w:p>
-      <w:pPr>
-        <w:spacing w:before="188" w:line="219" w:lineRule="auto"/>
-        <w:ind w:left="515"/>
-        <w:rPr>
-          <w:rFonts w:ascii="SimSun" w:eastAsia="SimSun" w:hAnsi="SimSun" w:cs="SimSun"/>
-          <w:sz w:val="24"/>
-          <w:szCs w:val="24"/>
-        </w:rPr>
-      </w:pPr>
-      <w:r>
-        <w:rPr>
-          <w:rFonts w:ascii="SimSun" w:eastAsia="SimSun" w:hAnsi="SimSun" w:cs="SimSun"/>
-          <w:spacing w:val="-3"/>
-          <w:sz w:val="22"/>
-          <w:szCs w:val="22"/>
-        </w:rPr>
-        <w:t>（1）</w:t>
-      </w:r>
-      <w:r>
-        <w:rPr>
-          <w:rFonts w:ascii="SimSun" w:eastAsia="SimSun" w:hAnsi="SimSun" w:cs="SimSun"/>
-          <w:spacing w:val="-37"/>
-          <w:sz w:val="22"/>
-          <w:szCs w:val="22"/>
-        </w:rPr>
-        <w:t xml:space="preserve"> </w:t>
-      </w:r>
-      <w:r>
-        <w:rPr>
-          <w:rFonts w:ascii="SimSun" w:eastAsia="SimSun" w:hAnsi="SimSun" w:cs="SimSun"/>
-          <w:spacing w:val="-3"/>
-          <w:sz w:val="24"/>
-          <w:szCs w:val="24"/>
-        </w:rPr>
-        <w:t>将回访结果填入“客户回访记录表</w:t>
-      </w:r>
-      <w:r>
-        <w:rPr>
-          <w:rFonts w:ascii="SimSun" w:eastAsia="SimSun" w:hAnsi="SimSun" w:cs="SimSun"/>
-          <w:spacing w:val="-88"/>
-          <w:sz w:val="24"/>
-          <w:szCs w:val="24"/>
-        </w:rPr>
-        <w:t xml:space="preserve"> </w:t>
-      </w:r>
-      <w:r>
-        <w:rPr>
-          <w:rFonts w:ascii="SimSun" w:eastAsia="SimSun" w:hAnsi="SimSun" w:cs="SimSun"/>
-          <w:spacing w:val="-3"/>
-          <w:sz w:val="24"/>
-          <w:szCs w:val="24"/>
-        </w:rPr>
-        <w:t>”并存档。</w:t>
-      </w:r>
-    </w:p>
-    <w:p>
-      <w:pPr>
-        <w:spacing w:before="188" w:line="219" w:lineRule="auto"/>
-        <w:ind w:left="515"/>
-        <w:rPr>
-          <w:rFonts w:ascii="SimSun" w:eastAsia="SimSun" w:hAnsi="SimSun" w:cs="SimSun"/>
-          <w:sz w:val="24"/>
-          <w:szCs w:val="24"/>
-        </w:rPr>
-      </w:pPr>
-      <w:r>
-        <w:rPr>
-          <w:rFonts w:ascii="SimSun" w:eastAsia="SimSun" w:hAnsi="SimSun" w:cs="SimSun"/>
-          <w:spacing w:val="-2"/>
-          <w:sz w:val="22"/>
-          <w:szCs w:val="22"/>
-        </w:rPr>
-        <w:t>（2）</w:t>
-      </w:r>
-      <w:r>
-        <w:rPr>
-          <w:rFonts w:ascii="SimSun" w:eastAsia="SimSun" w:hAnsi="SimSun" w:cs="SimSun"/>
+          <w:rFonts w:ascii="宋体" w:hAnsi="宋体" w:eastAsia="宋体" w:cs="宋体"/>
           <w:spacing w:val="-40"/>
           <w:sz w:val="22"/>
           <w:szCs w:val="22"/>
@@ -3336,7 +3305,7 @@
       </w:r>
       <w:r>
         <w:rPr>
-          <w:rFonts w:ascii="SimSun" w:eastAsia="SimSun" w:hAnsi="SimSun" w:cs="SimSun"/>
+          <w:rFonts w:ascii="宋体" w:hAnsi="宋体" w:eastAsia="宋体" w:cs="宋体"/>
           <w:spacing w:val="-2"/>
           <w:sz w:val="24"/>
           <w:szCs w:val="24"/>
@@ -3345,7 +3314,7 @@
       </w:r>
       <w:r>
         <w:rPr>
-          <w:rFonts w:ascii="SimSun" w:eastAsia="SimSun" w:hAnsi="SimSun" w:cs="SimSun"/>
+          <w:rFonts w:ascii="宋体" w:hAnsi="宋体" w:eastAsia="宋体" w:cs="宋体"/>
           <w:spacing w:val="-88"/>
           <w:sz w:val="24"/>
           <w:szCs w:val="24"/>
@@ -3354,7 +3323,7 @@
       </w:r>
       <w:r>
         <w:rPr>
-          <w:rFonts w:ascii="SimSun" w:eastAsia="SimSun" w:hAnsi="SimSun" w:cs="SimSun"/>
+          <w:rFonts w:ascii="宋体" w:hAnsi="宋体" w:eastAsia="宋体" w:cs="宋体"/>
           <w:spacing w:val="-2"/>
           <w:sz w:val="24"/>
           <w:szCs w:val="24"/>
@@ -3364,7 +3333,7 @@
     </w:p>
     <w:p>
       <w:pPr>
-        <w:pStyle w:val="BodyText"/>
+        <w:pStyle w:val="2"/>
         <w:spacing w:line="310" w:lineRule="auto"/>
       </w:pPr>
     </w:p>
@@ -3374,14 +3343,14 @@
         <w:ind w:left="2361"/>
         <w:outlineLvl w:val="1"/>
         <w:rPr>
-          <w:rFonts w:ascii="SimHei" w:eastAsia="SimHei" w:hAnsi="SimHei" w:cs="SimHei"/>
+          <w:rFonts w:ascii="黑体" w:hAnsi="黑体" w:eastAsia="黑体" w:cs="黑体"/>
           <w:sz w:val="28"/>
           <w:szCs w:val="28"/>
         </w:rPr>
       </w:pPr>
       <w:r>
         <w:rPr>
-          <w:rFonts w:ascii="SimHei" w:eastAsia="SimHei" w:hAnsi="SimHei" w:cs="SimHei"/>
+          <w:rFonts w:ascii="黑体" w:hAnsi="黑体" w:eastAsia="黑体" w:cs="黑体"/>
           <w:b/>
           <w:bCs/>
           <w:spacing w:val="-5"/>
@@ -3392,7 +3361,7 @@
       </w:r>
       <w:r>
         <w:rPr>
-          <w:rFonts w:ascii="SimHei" w:eastAsia="SimHei" w:hAnsi="SimHei" w:cs="SimHei"/>
+          <w:rFonts w:ascii="黑体" w:hAnsi="黑体" w:eastAsia="黑体" w:cs="黑体"/>
           <w:spacing w:val="-5"/>
           <w:sz w:val="28"/>
           <w:szCs w:val="28"/>
@@ -3401,7 +3370,7 @@
       </w:r>
       <w:r>
         <w:rPr>
-          <w:rFonts w:ascii="SimHei" w:eastAsia="SimHei" w:hAnsi="SimHei" w:cs="SimHei"/>
+          <w:rFonts w:ascii="黑体" w:hAnsi="黑体" w:eastAsia="黑体" w:cs="黑体"/>
           <w:b/>
           <w:bCs/>
           <w:spacing w:val="-5"/>
@@ -3412,7 +3381,7 @@
       </w:r>
       <w:r>
         <w:rPr>
-          <w:rFonts w:ascii="SimHei" w:eastAsia="SimHei" w:hAnsi="SimHei" w:cs="SimHei"/>
+          <w:rFonts w:ascii="黑体" w:hAnsi="黑体" w:eastAsia="黑体" w:cs="黑体"/>
           <w:spacing w:val="-5"/>
           <w:sz w:val="28"/>
           <w:szCs w:val="28"/>
@@ -3421,7 +3390,7 @@
       </w:r>
       <w:r>
         <w:rPr>
-          <w:rFonts w:ascii="SimHei" w:eastAsia="SimHei" w:hAnsi="SimHei" w:cs="SimHei"/>
+          <w:rFonts w:ascii="黑体" w:hAnsi="黑体" w:eastAsia="黑体" w:cs="黑体"/>
           <w:b/>
           <w:bCs/>
           <w:spacing w:val="-5"/>
@@ -3432,7 +3401,7 @@
       </w:r>
       <w:r>
         <w:rPr>
-          <w:rFonts w:ascii="SimHei" w:eastAsia="SimHei" w:hAnsi="SimHei" w:cs="SimHei"/>
+          <w:rFonts w:ascii="黑体" w:hAnsi="黑体" w:eastAsia="黑体" w:cs="黑体"/>
           <w:spacing w:val="35"/>
           <w:sz w:val="28"/>
           <w:szCs w:val="28"/>
@@ -3441,7 +3410,7 @@
       </w:r>
       <w:r>
         <w:rPr>
-          <w:rFonts w:ascii="SimHei" w:eastAsia="SimHei" w:hAnsi="SimHei" w:cs="SimHei"/>
+          <w:rFonts w:ascii="黑体" w:hAnsi="黑体" w:eastAsia="黑体" w:cs="黑体"/>
           <w:b/>
           <w:bCs/>
           <w:spacing w:val="-5"/>
@@ -3453,7 +3422,7 @@
     </w:p>
     <w:p>
       <w:pPr>
-        <w:pStyle w:val="BodyText"/>
+        <w:pStyle w:val="2"/>
         <w:spacing w:line="313" w:lineRule="auto"/>
       </w:pPr>
     </w:p>
@@ -3462,14 +3431,14 @@
         <w:spacing w:before="78" w:line="219" w:lineRule="auto"/>
         <w:ind w:left="29"/>
         <w:rPr>
-          <w:rFonts w:ascii="SimSun" w:eastAsia="SimSun" w:hAnsi="SimSun" w:cs="SimSun"/>
-          <w:sz w:val="24"/>
-          <w:szCs w:val="24"/>
-        </w:rPr>
-      </w:pPr>
-      <w:r>
-        <w:rPr>
-          <w:rFonts w:ascii="SimSun" w:eastAsia="SimSun" w:hAnsi="SimSun" w:cs="SimSun"/>
+          <w:rFonts w:ascii="宋体" w:hAnsi="宋体" w:eastAsia="宋体" w:cs="宋体"/>
+          <w:sz w:val="24"/>
+          <w:szCs w:val="24"/>
+        </w:rPr>
+      </w:pPr>
+      <w:r>
+        <w:rPr>
+          <w:rFonts w:ascii="宋体" w:hAnsi="宋体" w:eastAsia="宋体" w:cs="宋体"/>
           <w:b/>
           <w:bCs/>
           <w:sz w:val="24"/>
@@ -3479,15 +3448,15 @@
       </w:r>
       <w:r>
         <w:rPr>
-          <w:rFonts w:ascii="SimSun" w:eastAsia="SimSun" w:hAnsi="SimSun" w:cs="SimSun"/>
-          <w:sz w:val="24"/>
-          <w:szCs w:val="24"/>
-        </w:rPr>
-        <w:t xml:space="preserve"> </w:t>
-      </w:r>
-      <w:r>
-        <w:rPr>
-          <w:rFonts w:ascii="Calibri" w:eastAsia="Calibri" w:hAnsi="Calibri" w:cs="Calibri"/>
+          <w:rFonts w:ascii="宋体" w:hAnsi="宋体" w:eastAsia="宋体" w:cs="宋体"/>
+          <w:sz w:val="24"/>
+          <w:szCs w:val="24"/>
+        </w:rPr>
+        <w:t xml:space="preserve"> </w:t>
+      </w:r>
+      <w:r>
+        <w:rPr>
+          <w:rFonts w:ascii="Calibri" w:hAnsi="Calibri" w:eastAsia="Calibri" w:cs="Calibri"/>
           <w:b/>
           <w:bCs/>
           <w:sz w:val="24"/>
@@ -3497,7 +3466,7 @@
       </w:r>
       <w:r>
         <w:rPr>
-          <w:rFonts w:ascii="SimSun" w:eastAsia="SimSun" w:hAnsi="SimSun" w:cs="SimSun"/>
+          <w:rFonts w:ascii="宋体" w:hAnsi="宋体" w:eastAsia="宋体" w:cs="宋体"/>
           <w:b/>
           <w:bCs/>
           <w:sz w:val="24"/>
@@ -3507,7 +3476,7 @@
       </w:r>
       <w:r>
         <w:rPr>
-          <w:rFonts w:ascii="SimSun" w:eastAsia="SimSun" w:hAnsi="SimSun" w:cs="SimSun"/>
+          <w:rFonts w:ascii="宋体" w:hAnsi="宋体" w:eastAsia="宋体" w:cs="宋体"/>
           <w:sz w:val="24"/>
           <w:szCs w:val="24"/>
         </w:rPr>
@@ -3515,7 +3484,7 @@
       </w:r>
       <w:r>
         <w:rPr>
-          <w:rFonts w:ascii="SimSun" w:eastAsia="SimSun" w:hAnsi="SimSun" w:cs="SimSun"/>
+          <w:rFonts w:ascii="宋体" w:hAnsi="宋体" w:eastAsia="宋体" w:cs="宋体"/>
           <w:spacing w:val="-1"/>
           <w:sz w:val="24"/>
           <w:szCs w:val="24"/>
@@ -3528,14 +3497,14 @@
         <w:spacing w:before="191" w:line="290" w:lineRule="auto"/>
         <w:ind w:left="28" w:right="117"/>
         <w:rPr>
-          <w:rFonts w:ascii="SimSun" w:eastAsia="SimSun" w:hAnsi="SimSun" w:cs="SimSun"/>
-          <w:sz w:val="24"/>
-          <w:szCs w:val="24"/>
-        </w:rPr>
-      </w:pPr>
-      <w:r>
-        <w:rPr>
-          <w:rFonts w:ascii="SimSun" w:eastAsia="SimSun" w:hAnsi="SimSun" w:cs="SimSun"/>
+          <w:rFonts w:ascii="宋体" w:hAnsi="宋体" w:eastAsia="宋体" w:cs="宋体"/>
+          <w:sz w:val="24"/>
+          <w:szCs w:val="24"/>
+        </w:rPr>
+      </w:pPr>
+      <w:r>
+        <w:rPr>
+          <w:rFonts w:ascii="宋体" w:hAnsi="宋体" w:eastAsia="宋体" w:cs="宋体"/>
           <w:b/>
           <w:bCs/>
           <w:spacing w:val="-6"/>
@@ -3546,7 +3515,7 @@
       </w:r>
       <w:r>
         <w:rPr>
-          <w:rFonts w:ascii="SimSun" w:eastAsia="SimSun" w:hAnsi="SimSun" w:cs="SimSun"/>
+          <w:rFonts w:ascii="宋体" w:hAnsi="宋体" w:eastAsia="宋体" w:cs="宋体"/>
           <w:spacing w:val="-32"/>
           <w:sz w:val="24"/>
           <w:szCs w:val="24"/>
@@ -3555,7 +3524,7 @@
       </w:r>
       <w:r>
         <w:rPr>
-          <w:rFonts w:ascii="Calibri" w:eastAsia="Calibri" w:hAnsi="Calibri" w:cs="Calibri"/>
+          <w:rFonts w:ascii="Calibri" w:hAnsi="Calibri" w:eastAsia="Calibri" w:cs="Calibri"/>
           <w:b/>
           <w:bCs/>
           <w:spacing w:val="-6"/>
@@ -3566,7 +3535,7 @@
       </w:r>
       <w:r>
         <w:rPr>
-          <w:rFonts w:ascii="SimSun" w:eastAsia="SimSun" w:hAnsi="SimSun" w:cs="SimSun"/>
+          <w:rFonts w:ascii="宋体" w:hAnsi="宋体" w:eastAsia="宋体" w:cs="宋体"/>
           <w:b/>
           <w:bCs/>
           <w:spacing w:val="-6"/>
@@ -3577,7 +3546,7 @@
       </w:r>
       <w:r>
         <w:rPr>
-          <w:rFonts w:ascii="SimSun" w:eastAsia="SimSun" w:hAnsi="SimSun" w:cs="SimSun"/>
+          <w:rFonts w:ascii="宋体" w:hAnsi="宋体" w:eastAsia="宋体" w:cs="宋体"/>
           <w:spacing w:val="-6"/>
           <w:sz w:val="24"/>
           <w:szCs w:val="24"/>
@@ -3586,7 +3555,7 @@
       </w:r>
       <w:r>
         <w:rPr>
-          <w:rFonts w:ascii="SimSun" w:eastAsia="SimSun" w:hAnsi="SimSun" w:cs="SimSun"/>
+          <w:rFonts w:ascii="宋体" w:hAnsi="宋体" w:eastAsia="宋体" w:cs="宋体"/>
           <w:spacing w:val="-1"/>
           <w:sz w:val="24"/>
           <w:szCs w:val="24"/>
@@ -3599,14 +3568,14 @@
         <w:spacing w:before="188" w:line="292" w:lineRule="auto"/>
         <w:ind w:left="56" w:right="117" w:hanging="27"/>
         <w:rPr>
-          <w:rFonts w:ascii="SimSun" w:eastAsia="SimSun" w:hAnsi="SimSun" w:cs="SimSun"/>
-          <w:sz w:val="24"/>
-          <w:szCs w:val="24"/>
-        </w:rPr>
-      </w:pPr>
-      <w:r>
-        <w:rPr>
-          <w:rFonts w:ascii="SimSun" w:eastAsia="SimSun" w:hAnsi="SimSun" w:cs="SimSun"/>
+          <w:rFonts w:ascii="宋体" w:hAnsi="宋体" w:eastAsia="宋体" w:cs="宋体"/>
+          <w:sz w:val="24"/>
+          <w:szCs w:val="24"/>
+        </w:rPr>
+      </w:pPr>
+      <w:r>
+        <w:rPr>
+          <w:rFonts w:ascii="宋体" w:hAnsi="宋体" w:eastAsia="宋体" w:cs="宋体"/>
           <w:b/>
           <w:bCs/>
           <w:spacing w:val="-6"/>
@@ -3617,7 +3586,7 @@
       </w:r>
       <w:r>
         <w:rPr>
-          <w:rFonts w:ascii="SimSun" w:eastAsia="SimSun" w:hAnsi="SimSun" w:cs="SimSun"/>
+          <w:rFonts w:ascii="宋体" w:hAnsi="宋体" w:eastAsia="宋体" w:cs="宋体"/>
           <w:spacing w:val="-32"/>
           <w:sz w:val="24"/>
           <w:szCs w:val="24"/>
@@ -3626,7 +3595,7 @@
       </w:r>
       <w:r>
         <w:rPr>
-          <w:rFonts w:ascii="Calibri" w:eastAsia="Calibri" w:hAnsi="Calibri" w:cs="Calibri"/>
+          <w:rFonts w:ascii="Calibri" w:hAnsi="Calibri" w:eastAsia="Calibri" w:cs="Calibri"/>
           <w:b/>
           <w:bCs/>
           <w:spacing w:val="-6"/>
@@ -3637,7 +3606,7 @@
       </w:r>
       <w:r>
         <w:rPr>
-          <w:rFonts w:ascii="SimSun" w:eastAsia="SimSun" w:hAnsi="SimSun" w:cs="SimSun"/>
+          <w:rFonts w:ascii="宋体" w:hAnsi="宋体" w:eastAsia="宋体" w:cs="宋体"/>
           <w:b/>
           <w:bCs/>
           <w:spacing w:val="-6"/>
@@ -3648,7 +3617,7 @@
       </w:r>
       <w:r>
         <w:rPr>
-          <w:rFonts w:ascii="SimSun" w:eastAsia="SimSun" w:hAnsi="SimSun" w:cs="SimSun"/>
+          <w:rFonts w:ascii="宋体" w:hAnsi="宋体" w:eastAsia="宋体" w:cs="宋体"/>
           <w:spacing w:val="-6"/>
           <w:sz w:val="24"/>
           <w:szCs w:val="24"/>
@@ -3657,7 +3626,7 @@
       </w:r>
       <w:r>
         <w:rPr>
-          <w:rFonts w:ascii="SimSun" w:eastAsia="SimSun" w:hAnsi="SimSun" w:cs="SimSun"/>
+          <w:rFonts w:ascii="宋体" w:hAnsi="宋体" w:eastAsia="宋体" w:cs="宋体"/>
           <w:spacing w:val="-3"/>
           <w:sz w:val="24"/>
           <w:szCs w:val="24"/>
@@ -3670,14 +3639,14 @@
         <w:spacing w:before="187" w:line="219" w:lineRule="auto"/>
         <w:ind w:left="29"/>
         <w:rPr>
-          <w:rFonts w:ascii="SimSun" w:eastAsia="SimSun" w:hAnsi="SimSun" w:cs="SimSun"/>
-          <w:sz w:val="24"/>
-          <w:szCs w:val="24"/>
-        </w:rPr>
-      </w:pPr>
-      <w:r>
-        <w:rPr>
-          <w:rFonts w:ascii="SimSun" w:eastAsia="SimSun" w:hAnsi="SimSun" w:cs="SimSun"/>
+          <w:rFonts w:ascii="宋体" w:hAnsi="宋体" w:eastAsia="宋体" w:cs="宋体"/>
+          <w:sz w:val="24"/>
+          <w:szCs w:val="24"/>
+        </w:rPr>
+      </w:pPr>
+      <w:r>
+        <w:rPr>
+          <w:rFonts w:ascii="宋体" w:hAnsi="宋体" w:eastAsia="宋体" w:cs="宋体"/>
           <w:b/>
           <w:bCs/>
           <w:spacing w:val="-1"/>
@@ -3688,7 +3657,7 @@
       </w:r>
       <w:r>
         <w:rPr>
-          <w:rFonts w:ascii="SimSun" w:eastAsia="SimSun" w:hAnsi="SimSun" w:cs="SimSun"/>
+          <w:rFonts w:ascii="宋体" w:hAnsi="宋体" w:eastAsia="宋体" w:cs="宋体"/>
           <w:spacing w:val="-1"/>
           <w:sz w:val="24"/>
           <w:szCs w:val="24"/>
@@ -3697,7 +3666,7 @@
       </w:r>
       <w:r>
         <w:rPr>
-          <w:rFonts w:ascii="Calibri" w:eastAsia="Calibri" w:hAnsi="Calibri" w:cs="Calibri"/>
+          <w:rFonts w:ascii="Calibri" w:hAnsi="Calibri" w:eastAsia="Calibri" w:cs="Calibri"/>
           <w:b/>
           <w:bCs/>
           <w:spacing w:val="-1"/>
@@ -3708,7 +3677,7 @@
       </w:r>
       <w:r>
         <w:rPr>
-          <w:rFonts w:ascii="SimSun" w:eastAsia="SimSun" w:hAnsi="SimSun" w:cs="SimSun"/>
+          <w:rFonts w:ascii="宋体" w:hAnsi="宋体" w:eastAsia="宋体" w:cs="宋体"/>
           <w:b/>
           <w:bCs/>
           <w:spacing w:val="-1"/>
@@ -3719,7 +3688,7 @@
       </w:r>
       <w:r>
         <w:rPr>
-          <w:rFonts w:ascii="SimSun" w:eastAsia="SimSun" w:hAnsi="SimSun" w:cs="SimSun"/>
+          <w:rFonts w:ascii="宋体" w:hAnsi="宋体" w:eastAsia="宋体" w:cs="宋体"/>
           <w:spacing w:val="-1"/>
           <w:sz w:val="24"/>
           <w:szCs w:val="24"/>
@@ -3728,30 +3697,55 @@
       </w:r>
     </w:p>
     <w:sectPr>
-      <w:footerReference w:type="default" r:id="rId8"/>
+      <w:footerReference r:id="rId7" w:type="default"/>
       <w:pgSz w:w="11910" w:h="16840"/>
       <w:pgMar w:top="919" w:right="1772" w:bottom="961" w:left="1779" w:header="0" w:footer="726" w:gutter="0"/>
-      <w:cols w:space="720"/>
+      <w:cols w:space="720" w:num="1"/>
     </w:sectPr>
   </w:body>
 </w:document>
 </file>
 
+<file path=word/endnotes.xml><?xml version="1.0" encoding="utf-8"?>
+<w:endnotes xmlns:wpc="http://schemas.microsoft.com/office/word/2010/wordprocessingCanvas" xmlns:mc="http://schemas.openxmlformats.org/markup-compatibility/2006" xmlns:o="urn:schemas-microsoft-com:office:office" xmlns:r="http://schemas.openxmlformats.org/officeDocument/2006/relationships" xmlns:m="http://schemas.openxmlformats.org/officeDocument/2006/math" xmlns:v="urn:schemas-microsoft-com:vml" xmlns:wp14="http://schemas.microsoft.com/office/word/2010/wordprocessingDrawing" xmlns:wp="http://schemas.openxmlformats.org/drawingml/2006/wordprocessingDrawing" xmlns:w="http://schemas.openxmlformats.org/wordprocessingml/2006/main" xmlns:w14="http://schemas.microsoft.com/office/word/2010/wordml" xmlns:w15="http://schemas.microsoft.com/office/word/2012/wordml" xmlns:w10="urn:schemas-microsoft-com:office:word" xmlns:wpg="http://schemas.microsoft.com/office/word/2010/wordprocessingGroup" xmlns:wpi="http://schemas.microsoft.com/office/word/2010/wordprocessingInk" xmlns:wne="http://schemas.microsoft.com/office/word/2006/wordml" xmlns:wps="http://schemas.microsoft.com/office/word/2010/wordprocessingShape" xmlns:wpsCustomData="http://www.wps.cn/officeDocument/2013/wpsCustomData" mc:Ignorable="w14 w15 wp14">
+  <w:endnote w:type="separator" w:id="0">
+    <w:p>
+      <w:pPr>
+        <w:spacing w:line="240" w:lineRule="auto"/>
+      </w:pPr>
+      <w:r>
+        <w:separator/>
+      </w:r>
+    </w:p>
+  </w:endnote>
+  <w:endnote w:type="continuationSeparator" w:id="1">
+    <w:p>
+      <w:pPr>
+        <w:spacing w:line="240" w:lineRule="auto"/>
+      </w:pPr>
+      <w:r>
+        <w:continuationSeparator/>
+      </w:r>
+    </w:p>
+  </w:endnote>
+</w:endnotes>
+</file>
+
 <file path=word/footer1.xml><?xml version="1.0" encoding="utf-8"?>
-<w:ftr xmlns:wpc="http://schemas.microsoft.com/office/word/2010/wordprocessingCanvas" xmlns:mc="http://schemas.openxmlformats.org/markup-compatibility/2006" xmlns:o="urn:schemas-microsoft-com:office:office" xmlns:r="http://schemas.openxmlformats.org/officeDocument/2006/relationships" xmlns:m="http://schemas.openxmlformats.org/officeDocument/2006/math" xmlns:v="urn:schemas-microsoft-com:vml" xmlns:wp14="http://schemas.microsoft.com/office/word/2010/wordprocessingDrawing" xmlns:wp="http://schemas.openxmlformats.org/drawingml/2006/wordprocessingDrawing" xmlns:w10="urn:schemas-microsoft-com:office:word" xmlns:w="http://schemas.openxmlformats.org/wordprocessingml/2006/main" xmlns:w14="http://schemas.microsoft.com/office/word/2010/wordml" xmlns:w15="http://schemas.microsoft.com/office/word/2012/wordml" xmlns:wne="http://schemas.microsoft.com/office/word/2006/wordml" xmlns:wpg="http://schemas.microsoft.com/office/word/2010/wordprocessingGroup" xmlns:wpi="http://schemas.microsoft.com/office/word/2010/wordprocessingInk" xmlns:wps="http://schemas.microsoft.com/office/word/2010/wordprocessingShape" mc:Ignorable="w14 w15 wp14">
+<w:ftr xmlns:wpc="http://schemas.microsoft.com/office/word/2010/wordprocessingCanvas" xmlns:mc="http://schemas.openxmlformats.org/markup-compatibility/2006" xmlns:o="urn:schemas-microsoft-com:office:office" xmlns:r="http://schemas.openxmlformats.org/officeDocument/2006/relationships" xmlns:m="http://schemas.openxmlformats.org/officeDocument/2006/math" xmlns:v="urn:schemas-microsoft-com:vml" xmlns:wp14="http://schemas.microsoft.com/office/word/2010/wordprocessingDrawing" xmlns:wp="http://schemas.openxmlformats.org/drawingml/2006/wordprocessingDrawing" xmlns:w10="urn:schemas-microsoft-com:office:word" xmlns:w="http://schemas.openxmlformats.org/wordprocessingml/2006/main" xmlns:w14="http://schemas.microsoft.com/office/word/2010/wordml" xmlns:w15="http://schemas.microsoft.com/office/word/2012/wordml" xmlns:wpg="http://schemas.microsoft.com/office/word/2010/wordprocessingGroup" xmlns:wpi="http://schemas.microsoft.com/office/word/2010/wordprocessingInk" xmlns:wne="http://schemas.microsoft.com/office/word/2006/wordml" xmlns:wps="http://schemas.microsoft.com/office/word/2010/wordprocessingShape" xmlns:wpsCustomData="http://www.wps.cn/officeDocument/2013/wpsCustomData" mc:Ignorable="w14 w15 wp14">
   <w:p>
     <w:pPr>
       <w:spacing w:line="230" w:lineRule="auto"/>
       <w:ind w:left="4190"/>
       <w:rPr>
-        <w:rFonts w:ascii="SimSun" w:eastAsia="SimSun" w:hAnsi="SimSun" w:cs="SimSun"/>
+        <w:rFonts w:ascii="宋体" w:hAnsi="宋体" w:eastAsia="宋体" w:cs="宋体"/>
         <w:sz w:val="18"/>
         <w:szCs w:val="18"/>
       </w:rPr>
     </w:pPr>
     <w:r>
       <w:rPr>
-        <w:rFonts w:ascii="SimSun" w:eastAsia="SimSun" w:hAnsi="SimSun" w:cs="SimSun"/>
+        <w:rFonts w:ascii="宋体" w:hAnsi="宋体" w:eastAsia="宋体" w:cs="宋体"/>
         <w:sz w:val="18"/>
         <w:szCs w:val="18"/>
       </w:rPr>
@@ -3762,20 +3756,20 @@
 </file>
 
 <file path=word/footer2.xml><?xml version="1.0" encoding="utf-8"?>
-<w:ftr xmlns:wpc="http://schemas.microsoft.com/office/word/2010/wordprocessingCanvas" xmlns:mc="http://schemas.openxmlformats.org/markup-compatibility/2006" xmlns:o="urn:schemas-microsoft-com:office:office" xmlns:r="http://schemas.openxmlformats.org/officeDocument/2006/relationships" xmlns:m="http://schemas.openxmlformats.org/officeDocument/2006/math" xmlns:v="urn:schemas-microsoft-com:vml" xmlns:wp14="http://schemas.microsoft.com/office/word/2010/wordprocessingDrawing" xmlns:wp="http://schemas.openxmlformats.org/drawingml/2006/wordprocessingDrawing" xmlns:w10="urn:schemas-microsoft-com:office:word" xmlns:w="http://schemas.openxmlformats.org/wordprocessingml/2006/main" xmlns:w14="http://schemas.microsoft.com/office/word/2010/wordml" xmlns:w15="http://schemas.microsoft.com/office/word/2012/wordml" xmlns:wne="http://schemas.microsoft.com/office/word/2006/wordml" xmlns:wpg="http://schemas.microsoft.com/office/word/2010/wordprocessingGroup" xmlns:wpi="http://schemas.microsoft.com/office/word/2010/wordprocessingInk" xmlns:wps="http://schemas.microsoft.com/office/word/2010/wordprocessingShape" mc:Ignorable="w14 w15 wp14">
+<w:ftr xmlns:wpc="http://schemas.microsoft.com/office/word/2010/wordprocessingCanvas" xmlns:mc="http://schemas.openxmlformats.org/markup-compatibility/2006" xmlns:o="urn:schemas-microsoft-com:office:office" xmlns:r="http://schemas.openxmlformats.org/officeDocument/2006/relationships" xmlns:m="http://schemas.openxmlformats.org/officeDocument/2006/math" xmlns:v="urn:schemas-microsoft-com:vml" xmlns:wp14="http://schemas.microsoft.com/office/word/2010/wordprocessingDrawing" xmlns:wp="http://schemas.openxmlformats.org/drawingml/2006/wordprocessingDrawing" xmlns:w10="urn:schemas-microsoft-com:office:word" xmlns:w="http://schemas.openxmlformats.org/wordprocessingml/2006/main" xmlns:w14="http://schemas.microsoft.com/office/word/2010/wordml" xmlns:w15="http://schemas.microsoft.com/office/word/2012/wordml" xmlns:wpg="http://schemas.microsoft.com/office/word/2010/wordprocessingGroup" xmlns:wpi="http://schemas.microsoft.com/office/word/2010/wordprocessingInk" xmlns:wne="http://schemas.microsoft.com/office/word/2006/wordml" xmlns:wps="http://schemas.microsoft.com/office/word/2010/wordprocessingShape" xmlns:wpsCustomData="http://www.wps.cn/officeDocument/2013/wpsCustomData" mc:Ignorable="w14 w15 wp14">
   <w:p>
     <w:pPr>
       <w:spacing w:line="230" w:lineRule="auto"/>
       <w:ind w:left="4179"/>
       <w:rPr>
-        <w:rFonts w:ascii="SimSun" w:eastAsia="SimSun" w:hAnsi="SimSun" w:cs="SimSun"/>
+        <w:rFonts w:ascii="宋体" w:hAnsi="宋体" w:eastAsia="宋体" w:cs="宋体"/>
         <w:sz w:val="18"/>
         <w:szCs w:val="18"/>
       </w:rPr>
     </w:pPr>
     <w:r>
       <w:rPr>
-        <w:rFonts w:ascii="SimSun" w:eastAsia="SimSun" w:hAnsi="SimSun" w:cs="SimSun"/>
+        <w:rFonts w:ascii="宋体" w:hAnsi="宋体" w:eastAsia="宋体" w:cs="宋体"/>
         <w:sz w:val="18"/>
         <w:szCs w:val="18"/>
       </w:rPr>
@@ -3786,44 +3780,20 @@
 </file>
 
 <file path=word/footer3.xml><?xml version="1.0" encoding="utf-8"?>
-<w:ftr xmlns:wpc="http://schemas.microsoft.com/office/word/2010/wordprocessingCanvas" xmlns:mc="http://schemas.openxmlformats.org/markup-compatibility/2006" xmlns:o="urn:schemas-microsoft-com:office:office" xmlns:r="http://schemas.openxmlformats.org/officeDocument/2006/relationships" xmlns:m="http://schemas.openxmlformats.org/officeDocument/2006/math" xmlns:v="urn:schemas-microsoft-com:vml" xmlns:wp14="http://schemas.microsoft.com/office/word/2010/wordprocessingDrawing" xmlns:wp="http://schemas.openxmlformats.org/drawingml/2006/wordprocessingDrawing" xmlns:w10="urn:schemas-microsoft-com:office:word" xmlns:w="http://schemas.openxmlformats.org/wordprocessingml/2006/main" xmlns:w14="http://schemas.microsoft.com/office/word/2010/wordml" xmlns:w15="http://schemas.microsoft.com/office/word/2012/wordml" xmlns:wne="http://schemas.microsoft.com/office/word/2006/wordml" xmlns:wpg="http://schemas.microsoft.com/office/word/2010/wordprocessingGroup" xmlns:wpi="http://schemas.microsoft.com/office/word/2010/wordprocessingInk" xmlns:wps="http://schemas.microsoft.com/office/word/2010/wordprocessingShape" mc:Ignorable="w14 w15 wp14">
+<w:ftr xmlns:wpc="http://schemas.microsoft.com/office/word/2010/wordprocessingCanvas" xmlns:mc="http://schemas.openxmlformats.org/markup-compatibility/2006" xmlns:o="urn:schemas-microsoft-com:office:office" xmlns:r="http://schemas.openxmlformats.org/officeDocument/2006/relationships" xmlns:m="http://schemas.openxmlformats.org/officeDocument/2006/math" xmlns:v="urn:schemas-microsoft-com:vml" xmlns:wp14="http://schemas.microsoft.com/office/word/2010/wordprocessingDrawing" xmlns:wp="http://schemas.openxmlformats.org/drawingml/2006/wordprocessingDrawing" xmlns:w10="urn:schemas-microsoft-com:office:word" xmlns:w="http://schemas.openxmlformats.org/wordprocessingml/2006/main" xmlns:w14="http://schemas.microsoft.com/office/word/2010/wordml" xmlns:w15="http://schemas.microsoft.com/office/word/2012/wordml" xmlns:wpg="http://schemas.microsoft.com/office/word/2010/wordprocessingGroup" xmlns:wpi="http://schemas.microsoft.com/office/word/2010/wordprocessingInk" xmlns:wne="http://schemas.microsoft.com/office/word/2006/wordml" xmlns:wps="http://schemas.microsoft.com/office/word/2010/wordprocessingShape" xmlns:wpsCustomData="http://www.wps.cn/officeDocument/2013/wpsCustomData" mc:Ignorable="w14 w15 wp14">
   <w:p>
     <w:pPr>
-      <w:spacing w:line="229" w:lineRule="auto"/>
-      <w:ind w:left="4180"/>
+      <w:spacing w:line="230" w:lineRule="auto"/>
+      <w:ind w:left="4176"/>
       <w:rPr>
-        <w:rFonts w:ascii="SimSun" w:eastAsia="SimSun" w:hAnsi="SimSun" w:cs="SimSun"/>
+        <w:rFonts w:ascii="宋体" w:hAnsi="宋体" w:eastAsia="宋体" w:cs="宋体"/>
         <w:sz w:val="18"/>
         <w:szCs w:val="18"/>
       </w:rPr>
     </w:pPr>
     <w:r>
       <w:rPr>
-        <w:rFonts w:ascii="SimSun" w:eastAsia="SimSun" w:hAnsi="SimSun" w:cs="SimSun"/>
-        <w:sz w:val="18"/>
-        <w:szCs w:val="18"/>
-      </w:rPr>
-      <w:t>3</w:t>
-    </w:r>
-  </w:p>
-</w:ftr>
-</file>
-
-<file path=word/footer4.xml><?xml version="1.0" encoding="utf-8"?>
-<w:ftr xmlns:wpc="http://schemas.microsoft.com/office/word/2010/wordprocessingCanvas" xmlns:mc="http://schemas.openxmlformats.org/markup-compatibility/2006" xmlns:o="urn:schemas-microsoft-com:office:office" xmlns:r="http://schemas.openxmlformats.org/officeDocument/2006/relationships" xmlns:m="http://schemas.openxmlformats.org/officeDocument/2006/math" xmlns:v="urn:schemas-microsoft-com:vml" xmlns:wp14="http://schemas.microsoft.com/office/word/2010/wordprocessingDrawing" xmlns:wp="http://schemas.openxmlformats.org/drawingml/2006/wordprocessingDrawing" xmlns:w10="urn:schemas-microsoft-com:office:word" xmlns:w="http://schemas.openxmlformats.org/wordprocessingml/2006/main" xmlns:w14="http://schemas.microsoft.com/office/word/2010/wordml" xmlns:w15="http://schemas.microsoft.com/office/word/2012/wordml" xmlns:wne="http://schemas.microsoft.com/office/word/2006/wordml" xmlns:wpg="http://schemas.microsoft.com/office/word/2010/wordprocessingGroup" xmlns:wpi="http://schemas.microsoft.com/office/word/2010/wordprocessingInk" xmlns:wps="http://schemas.microsoft.com/office/word/2010/wordprocessingShape" mc:Ignorable="w14 w15 wp14">
-  <w:p>
-    <w:pPr>
-      <w:spacing w:line="230" w:lineRule="auto"/>
-      <w:ind w:left="4176"/>
-      <w:rPr>
-        <w:rFonts w:ascii="SimSun" w:eastAsia="SimSun" w:hAnsi="SimSun" w:cs="SimSun"/>
-        <w:sz w:val="18"/>
-        <w:szCs w:val="18"/>
-      </w:rPr>
-    </w:pPr>
-    <w:r>
-      <w:rPr>
-        <w:rFonts w:ascii="SimSun" w:eastAsia="SimSun" w:hAnsi="SimSun" w:cs="SimSun"/>
+        <w:rFonts w:ascii="宋体" w:hAnsi="宋体" w:eastAsia="宋体" w:cs="宋体"/>
         <w:sz w:val="18"/>
         <w:szCs w:val="18"/>
       </w:rPr>
@@ -3833,197 +3803,356 @@
 </w:ftr>
 </file>
 
+<file path=word/footnotes.xml><?xml version="1.0" encoding="utf-8"?>
+<w:footnotes xmlns:wpc="http://schemas.microsoft.com/office/word/2010/wordprocessingCanvas" xmlns:mc="http://schemas.openxmlformats.org/markup-compatibility/2006" xmlns:o="urn:schemas-microsoft-com:office:office" xmlns:r="http://schemas.openxmlformats.org/officeDocument/2006/relationships" xmlns:m="http://schemas.openxmlformats.org/officeDocument/2006/math" xmlns:v="urn:schemas-microsoft-com:vml" xmlns:wp14="http://schemas.microsoft.com/office/word/2010/wordprocessingDrawing" xmlns:wp="http://schemas.openxmlformats.org/drawingml/2006/wordprocessingDrawing" xmlns:w="http://schemas.openxmlformats.org/wordprocessingml/2006/main" xmlns:w14="http://schemas.microsoft.com/office/word/2010/wordml" xmlns:w15="http://schemas.microsoft.com/office/word/2012/wordml" xmlns:w10="urn:schemas-microsoft-com:office:word" xmlns:wpg="http://schemas.microsoft.com/office/word/2010/wordprocessingGroup" xmlns:wpi="http://schemas.microsoft.com/office/word/2010/wordprocessingInk" xmlns:wne="http://schemas.microsoft.com/office/word/2006/wordml" xmlns:wps="http://schemas.microsoft.com/office/word/2010/wordprocessingShape" xmlns:wpsCustomData="http://www.wps.cn/officeDocument/2013/wpsCustomData" mc:Ignorable="w14 w15 wp14">
+  <w:footnote w:type="separator" w:id="0">
+    <w:p>
+      <w:pPr>
+        <w:spacing w:before="0" w:after="0" w:line="240" w:lineRule="auto"/>
+      </w:pPr>
+      <w:r>
+        <w:separator/>
+      </w:r>
+    </w:p>
+  </w:footnote>
+  <w:footnote w:type="continuationSeparator" w:id="1">
+    <w:p>
+      <w:pPr>
+        <w:spacing w:before="0" w:after="0" w:line="240" w:lineRule="auto"/>
+      </w:pPr>
+      <w:r>
+        <w:continuationSeparator/>
+      </w:r>
+    </w:p>
+  </w:footnote>
+</w:footnotes>
+</file>
+
 <file path=word/styles.xml><?xml version="1.0" encoding="utf-8"?>
-<w:styles xmlns:mc="http://schemas.openxmlformats.org/markup-compatibility/2006" xmlns:r="http://schemas.openxmlformats.org/officeDocument/2006/relationships" xmlns:w="http://schemas.openxmlformats.org/wordprocessingml/2006/main" xmlns:w14="http://schemas.microsoft.com/office/word/2010/wordml" xmlns:w15="http://schemas.microsoft.com/office/word/2012/wordml" mc:Ignorable="w14 w15">
+<w:styles xmlns:mc="http://schemas.openxmlformats.org/markup-compatibility/2006" xmlns:o="urn:schemas-microsoft-com:office:office" xmlns:r="http://schemas.openxmlformats.org/officeDocument/2006/relationships" xmlns:m="http://schemas.openxmlformats.org/officeDocument/2006/math" xmlns:v="urn:schemas-microsoft-com:vml" xmlns:w="http://schemas.openxmlformats.org/wordprocessingml/2006/main" xmlns:w14="http://schemas.microsoft.com/office/word/2010/wordml" xmlns:w10="urn:schemas-microsoft-com:office:word" xmlns:sl="http://schemas.openxmlformats.org/schemaLibrary/2006/main" xmlns:wpsCustomData="http://www.wps.cn/officeDocument/2013/wpsCustomData" mc:Ignorable="w14">
   <w:docDefaults>
     <w:rPrDefault>
       <w:rPr>
-        <w:rFonts w:ascii="Arial" w:eastAsia="Arial" w:hAnsi="Arial" w:cs="Arial"/>
-        <w:snapToGrid w:val="0"/>
-        <w:color w:val="000000"/>
-        <w:kern w:val="0"/>
-        <w:sz w:val="21"/>
-        <w:szCs w:val="21"/>
-        <w:lang w:val="en-US" w:eastAsia="en-US" w:bidi="ar-SA"/>
+        <w:rFonts w:ascii="Arial" w:hAnsi="Arial" w:eastAsia="Arial" w:cs="Arial"/>
       </w:rPr>
     </w:rPrDefault>
-    <w:pPrDefault>
-      <w:pPr>
-        <w:spacing w:after="200" w:line="276" w:lineRule="auto"/>
-      </w:pPr>
-    </w:pPrDefault>
+    <w:pPrDefault/>
   </w:docDefaults>
-  <w:latentStyles w:defLockedState="0" w:defUIPriority="99" w:defSemiHidden="1" w:defUnhideWhenUsed="1" w:defQFormat="0" w:count="267">
-    <w:lsdException w:name="Normal" w:semiHidden="0" w:uiPriority="0" w:unhideWhenUsed="0" w:qFormat="1"/>
-    <w:lsdException w:name="heading 1" w:semiHidden="0" w:uiPriority="9" w:unhideWhenUsed="0" w:qFormat="1"/>
-    <w:lsdException w:name="heading 2" w:uiPriority="9" w:qFormat="1"/>
-    <w:lsdException w:name="heading 3" w:uiPriority="9" w:qFormat="1"/>
-    <w:lsdException w:name="heading 4" w:uiPriority="9" w:qFormat="1"/>
-    <w:lsdException w:name="heading 5" w:uiPriority="9" w:qFormat="1"/>
-    <w:lsdException w:name="heading 6" w:uiPriority="9" w:qFormat="1"/>
-    <w:lsdException w:name="heading 7" w:uiPriority="9" w:qFormat="1"/>
-    <w:lsdException w:name="heading 8" w:uiPriority="9" w:qFormat="1"/>
-    <w:lsdException w:name="heading 9" w:uiPriority="9" w:qFormat="1"/>
-    <w:lsdException w:name="toc 1" w:uiPriority="39"/>
-    <w:lsdException w:name="toc 2" w:uiPriority="39"/>
-    <w:lsdException w:name="toc 3" w:uiPriority="39"/>
-    <w:lsdException w:name="toc 4" w:uiPriority="39"/>
-    <w:lsdException w:name="toc 5" w:uiPriority="39"/>
-    <w:lsdException w:name="toc 6" w:uiPriority="39"/>
-    <w:lsdException w:name="toc 7" w:uiPriority="39"/>
-    <w:lsdException w:name="toc 8" w:uiPriority="39"/>
-    <w:lsdException w:name="toc 9" w:uiPriority="39"/>
-    <w:lsdException w:name="caption" w:uiPriority="35" w:qFormat="1"/>
-    <w:lsdException w:name="Title" w:semiHidden="0" w:uiPriority="10" w:unhideWhenUsed="0" w:qFormat="1"/>
-    <w:lsdException w:name="Default Paragraph Font" w:uiPriority="1"/>
-    <w:lsdException w:name="Subtitle" w:semiHidden="0" w:uiPriority="11" w:unhideWhenUsed="0" w:qFormat="1"/>
-    <w:lsdException w:name="Strong" w:semiHidden="0" w:uiPriority="22" w:unhideWhenUsed="0" w:qFormat="1"/>
-    <w:lsdException w:name="Emphasis" w:semiHidden="0" w:uiPriority="20" w:unhideWhenUsed="0" w:qFormat="1"/>
-    <w:lsdException w:name="Table Grid" w:semiHidden="0" w:uiPriority="59" w:unhideWhenUsed="0"/>
-    <w:lsdException w:name="Placeholder Text" w:unhideWhenUsed="0"/>
-    <w:lsdException w:name="No Spacing" w:semiHidden="0" w:uiPriority="1" w:unhideWhenUsed="0" w:qFormat="1"/>
-    <w:lsdException w:name="Light Shading" w:semiHidden="0" w:uiPriority="60" w:unhideWhenUsed="0"/>
-    <w:lsdException w:name="Light List" w:semiHidden="0" w:uiPriority="61" w:unhideWhenUsed="0"/>
-    <w:lsdException w:name="Light Grid" w:semiHidden="0" w:uiPriority="62" w:unhideWhenUsed="0"/>
-    <w:lsdException w:name="Medium Shading 1" w:semiHidden="0" w:uiPriority="63" w:unhideWhenUsed="0"/>
-    <w:lsdException w:name="Medium Shading 2" w:semiHidden="0" w:uiPriority="64" w:unhideWhenUsed="0"/>
-    <w:lsdException w:name="Medium List 1" w:semiHidden="0" w:uiPriority="65" w:unhideWhenUsed="0"/>
-    <w:lsdException w:name="Medium List 2" w:semiHidden="0" w:uiPriority="66" w:unhideWhenUsed="0"/>
-    <w:lsdException w:name="Medium Grid 1" w:semiHidden="0" w:uiPriority="67" w:unhideWhenUsed="0"/>
-    <w:lsdException w:name="Medium Grid 2" w:semiHidden="0" w:uiPriority="68" w:unhideWhenUsed="0"/>
-    <w:lsdException w:name="Medium Grid 3" w:semiHidden="0" w:uiPriority="69" w:unhideWhenUsed="0"/>
-    <w:lsdException w:name="Dark List" w:semiHidden="0" w:uiPriority="70" w:unhideWhenUsed="0"/>
-    <w:lsdException w:name="Colorful Shading" w:semiHidden="0" w:uiPriority="71" w:unhideWhenUsed="0"/>
-    <w:lsdException w:name="Colorful List" w:semiHidden="0" w:uiPriority="72" w:unhideWhenUsed="0"/>
-    <w:lsdException w:name="Colorful Grid" w:semiHidden="0" w:uiPriority="73" w:unhideWhenUsed="0"/>
-    <w:lsdException w:name="Light Shading Accent 1" w:semiHidden="0" w:uiPriority="60" w:unhideWhenUsed="0"/>
-    <w:lsdException w:name="Light List Accent 1" w:semiHidden="0" w:uiPriority="61" w:unhideWhenUsed="0"/>
-    <w:lsdException w:name="Light Grid Accent 1" w:semiHidden="0" w:uiPriority="62" w:unhideWhenUsed="0"/>
-    <w:lsdException w:name="Medium Shading 1 Accent 1" w:semiHidden="0" w:uiPriority="63" w:unhideWhenUsed="0"/>
-    <w:lsdException w:name="Medium Shading 2 Accent 1" w:semiHidden="0" w:uiPriority="64" w:unhideWhenUsed="0"/>
-    <w:lsdException w:name="Medium List 1 Accent 1" w:semiHidden="0" w:uiPriority="65" w:unhideWhenUsed="0"/>
-    <w:lsdException w:name="Revision" w:unhideWhenUsed="0"/>
-    <w:lsdException w:name="List Paragraph" w:semiHidden="0" w:uiPriority="34" w:unhideWhenUsed="0" w:qFormat="1"/>
-    <w:lsdException w:name="Quote" w:semiHidden="0" w:uiPriority="29" w:unhideWhenUsed="0" w:qFormat="1"/>
-    <w:lsdException w:name="Intense Quote" w:semiHidden="0" w:uiPriority="30" w:unhideWhenUsed="0" w:qFormat="1"/>
-    <w:lsdException w:name="Medium List 2 Accent 1" w:semiHidden="0" w:uiPriority="66" w:unhideWhenUsed="0"/>
-    <w:lsdException w:name="Medium Grid 1 Accent 1" w:semiHidden="0" w:uiPriority="67" w:unhideWhenUsed="0"/>
-    <w:lsdException w:name="Medium Grid 2 Accent 1" w:semiHidden="0" w:uiPriority="68" w:unhideWhenUsed="0"/>
-    <w:lsdException w:name="Medium Grid 3 Accent 1" w:semiHidden="0" w:uiPriority="69" w:unhideWhenUsed="0"/>
-    <w:lsdException w:name="Dark List Accent 1" w:semiHidden="0" w:uiPriority="70" w:unhideWhenUsed="0"/>
-    <w:lsdException w:name="Colorful Shading Accent 1" w:semiHidden="0" w:uiPriority="71" w:unhideWhenUsed="0"/>
-    <w:lsdException w:name="Colorful List Accent 1" w:semiHidden="0" w:uiPriority="72" w:unhideWhenUsed="0"/>
-    <w:lsdException w:name="Colorful Grid Accent 1" w:semiHidden="0" w:uiPriority="73" w:unhideWhenUsed="0"/>
-    <w:lsdException w:name="Light Shading Accent 2" w:semiHidden="0" w:uiPriority="60" w:unhideWhenUsed="0"/>
-    <w:lsdException w:name="Light List Accent 2" w:semiHidden="0" w:uiPriority="61" w:unhideWhenUsed="0"/>
-    <w:lsdException w:name="Light Grid Accent 2" w:semiHidden="0" w:uiPriority="62" w:unhideWhenUsed="0"/>
-    <w:lsdException w:name="Medium Shading 1 Accent 2" w:semiHidden="0" w:uiPriority="63" w:unhideWhenUsed="0"/>
-    <w:lsdException w:name="Medium Shading 2 Accent 2" w:semiHidden="0" w:uiPriority="64" w:unhideWhenUsed="0"/>
-    <w:lsdException w:name="Medium List 1 Accent 2" w:semiHidden="0" w:uiPriority="65" w:unhideWhenUsed="0"/>
-    <w:lsdException w:name="Medium List 2 Accent 2" w:semiHidden="0" w:uiPriority="66" w:unhideWhenUsed="0"/>
-    <w:lsdException w:name="Medium Grid 1 Accent 2" w:semiHidden="0" w:uiPriority="67" w:unhideWhenUsed="0"/>
-    <w:lsdException w:name="Medium Grid 2 Accent 2" w:semiHidden="0" w:uiPriority="68" w:unhideWhenUsed="0"/>
-    <w:lsdException w:name="Medium Grid 3 Accent 2" w:semiHidden="0" w:uiPriority="69" w:unhideWhenUsed="0"/>
-    <w:lsdException w:name="Dark List Accent 2" w:semiHidden="0" w:uiPriority="70" w:unhideWhenUsed="0"/>
-    <w:lsdException w:name="Colorful Shading Accent 2" w:semiHidden="0" w:uiPriority="71" w:unhideWhenUsed="0"/>
-    <w:lsdException w:name="Colorful List Accent 2" w:semiHidden="0" w:uiPriority="72" w:unhideWhenUsed="0"/>
-    <w:lsdException w:name="Colorful Grid Accent 2" w:semiHidden="0" w:uiPriority="73" w:unhideWhenUsed="0"/>
-    <w:lsdException w:name="Light Shading Accent 3" w:semiHidden="0" w:uiPriority="60" w:unhideWhenUsed="0"/>
-    <w:lsdException w:name="Light List Accent 3" w:semiHidden="0" w:uiPriority="61" w:unhideWhenUsed="0"/>
-    <w:lsdException w:name="Light Grid Accent 3" w:semiHidden="0" w:uiPriority="62" w:unhideWhenUsed="0"/>
-    <w:lsdException w:name="Medium Shading 1 Accent 3" w:semiHidden="0" w:uiPriority="63" w:unhideWhenUsed="0"/>
-    <w:lsdException w:name="Medium Shading 2 Accent 3" w:semiHidden="0" w:uiPriority="64" w:unhideWhenUsed="0"/>
-    <w:lsdException w:name="Medium List 1 Accent 3" w:semiHidden="0" w:uiPriority="65" w:unhideWhenUsed="0"/>
-    <w:lsdException w:name="Medium List 2 Accent 3" w:semiHidden="0" w:uiPriority="66" w:unhideWhenUsed="0"/>
-    <w:lsdException w:name="Medium Grid 1 Accent 3" w:semiHidden="0" w:uiPriority="67" w:unhideWhenUsed="0"/>
-    <w:lsdException w:name="Medium Grid 2 Accent 3" w:semiHidden="0" w:uiPriority="68" w:unhideWhenUsed="0"/>
-    <w:lsdException w:name="Medium Grid 3 Accent 3" w:semiHidden="0" w:uiPriority="69" w:unhideWhenUsed="0"/>
-    <w:lsdException w:name="Dark List Accent 3" w:semiHidden="0" w:uiPriority="70" w:unhideWhenUsed="0"/>
-    <w:lsdException w:name="Colorful Shading Accent 3" w:semiHidden="0" w:uiPriority="71" w:unhideWhenUsed="0"/>
-    <w:lsdException w:name="Colorful List Accent 3" w:semiHidden="0" w:uiPriority="72" w:unhideWhenUsed="0"/>
-    <w:lsdException w:name="Colorful Grid Accent 3" w:semiHidden="0" w:uiPriority="73" w:unhideWhenUsed="0"/>
-    <w:lsdException w:name="Light Shading Accent 4" w:semiHidden="0" w:uiPriority="60" w:unhideWhenUsed="0"/>
-    <w:lsdException w:name="Light List Accent 4" w:semiHidden="0" w:uiPriority="61" w:unhideWhenUsed="0"/>
-    <w:lsdException w:name="Light Grid Accent 4" w:semiHidden="0" w:uiPriority="62" w:unhideWhenUsed="0"/>
-    <w:lsdException w:name="Medium Shading 1 Accent 4" w:semiHidden="0" w:uiPriority="63" w:unhideWhenUsed="0"/>
-    <w:lsdException w:name="Medium Shading 2 Accent 4" w:semiHidden="0" w:uiPriority="64" w:unhideWhenUsed="0"/>
-    <w:lsdException w:name="Medium List 1 Accent 4" w:semiHidden="0" w:uiPriority="65" w:unhideWhenUsed="0"/>
-    <w:lsdException w:name="Medium List 2 Accent 4" w:semiHidden="0" w:uiPriority="66" w:unhideWhenUsed="0"/>
-    <w:lsdException w:name="Medium Grid 1 Accent 4" w:semiHidden="0" w:uiPriority="67" w:unhideWhenUsed="0"/>
-    <w:lsdException w:name="Medium Grid 2 Accent 4" w:semiHidden="0" w:uiPriority="68" w:unhideWhenUsed="0"/>
-    <w:lsdException w:name="Medium Grid 3 Accent 4" w:semiHidden="0" w:uiPriority="69" w:unhideWhenUsed="0"/>
-    <w:lsdException w:name="Dark List Accent 4" w:semiHidden="0" w:uiPriority="70" w:unhideWhenUsed="0"/>
-    <w:lsdException w:name="Colorful Shading Accent 4" w:semiHidden="0" w:uiPriority="71" w:unhideWhenUsed="0"/>
-    <w:lsdException w:name="Colorful List Accent 4" w:semiHidden="0" w:uiPriority="72" w:unhideWhenUsed="0"/>
-    <w:lsdException w:name="Colorful Grid Accent 4" w:semiHidden="0" w:uiPriority="73" w:unhideWhenUsed="0"/>
-    <w:lsdException w:name="Light Shading Accent 5" w:semiHidden="0" w:uiPriority="60" w:unhideWhenUsed="0"/>
-    <w:lsdException w:name="Light List Accent 5" w:semiHidden="0" w:uiPriority="61" w:unhideWhenUsed="0"/>
-    <w:lsdException w:name="Light Grid Accent 5" w:semiHidden="0" w:uiPriority="62" w:unhideWhenUsed="0"/>
-    <w:lsdException w:name="Medium Shading 1 Accent 5" w:semiHidden="0" w:uiPriority="63" w:unhideWhenUsed="0"/>
-    <w:lsdException w:name="Medium Shading 2 Accent 5" w:semiHidden="0" w:uiPriority="64" w:unhideWhenUsed="0"/>
-    <w:lsdException w:name="Medium List 1 Accent 5" w:semiHidden="0" w:uiPriority="65" w:unhideWhenUsed="0"/>
-    <w:lsdException w:name="Medium List 2 Accent 5" w:semiHidden="0" w:uiPriority="66" w:unhideWhenUsed="0"/>
-    <w:lsdException w:name="Medium Grid 1 Accent 5" w:semiHidden="0" w:uiPriority="67" w:unhideWhenUsed="0"/>
-    <w:lsdException w:name="Medium Grid 2 Accent 5" w:semiHidden="0" w:uiPriority="68" w:unhideWhenUsed="0"/>
-    <w:lsdException w:name="Medium Grid 3 Accent 5" w:semiHidden="0" w:uiPriority="69" w:unhideWhenUsed="0"/>
-    <w:lsdException w:name="Dark List Accent 5" w:semiHidden="0" w:uiPriority="70" w:unhideWhenUsed="0"/>
-    <w:lsdException w:name="Colorful Shading Accent 5" w:semiHidden="0" w:uiPriority="71" w:unhideWhenUsed="0"/>
-    <w:lsdException w:name="Colorful List Accent 5" w:semiHidden="0" w:uiPriority="72" w:unhideWhenUsed="0"/>
-    <w:lsdException w:name="Colorful Grid Accent 5" w:semiHidden="0" w:uiPriority="73" w:unhideWhenUsed="0"/>
-    <w:lsdException w:name="Light Shading Accent 6" w:semiHidden="0" w:uiPriority="60" w:unhideWhenUsed="0"/>
-    <w:lsdException w:name="Light List Accent 6" w:semiHidden="0" w:uiPriority="61" w:unhideWhenUsed="0"/>
-    <w:lsdException w:name="Light Grid Accent 6" w:semiHidden="0" w:uiPriority="62" w:unhideWhenUsed="0"/>
-    <w:lsdException w:name="Medium Shading 1 Accent 6" w:semiHidden="0" w:uiPriority="63" w:unhideWhenUsed="0"/>
-    <w:lsdException w:name="Medium Shading 2 Accent 6" w:semiHidden="0" w:uiPriority="64" w:unhideWhenUsed="0"/>
-    <w:lsdException w:name="Medium List 1 Accent 6" w:semiHidden="0" w:uiPriority="65" w:unhideWhenUsed="0"/>
-    <w:lsdException w:name="Medium List 2 Accent 6" w:semiHidden="0" w:uiPriority="66" w:unhideWhenUsed="0"/>
-    <w:lsdException w:name="Medium Grid 1 Accent 6" w:semiHidden="0" w:uiPriority="67" w:unhideWhenUsed="0"/>
-    <w:lsdException w:name="Medium Grid 2 Accent 6" w:semiHidden="0" w:uiPriority="68" w:unhideWhenUsed="0"/>
-    <w:lsdException w:name="Medium Grid 3 Accent 6" w:semiHidden="0" w:uiPriority="69" w:unhideWhenUsed="0"/>
-    <w:lsdException w:name="Dark List Accent 6" w:semiHidden="0" w:uiPriority="70" w:unhideWhenUsed="0"/>
-    <w:lsdException w:name="Colorful Shading Accent 6" w:semiHidden="0" w:uiPriority="71" w:unhideWhenUsed="0"/>
-    <w:lsdException w:name="Colorful List Accent 6" w:semiHidden="0" w:uiPriority="72" w:unhideWhenUsed="0"/>
-    <w:lsdException w:name="Colorful Grid Accent 6" w:semiHidden="0" w:uiPriority="73" w:unhideWhenUsed="0"/>
-    <w:lsdException w:name="Subtle Emphasis" w:semiHidden="0" w:uiPriority="19" w:unhideWhenUsed="0" w:qFormat="1"/>
-    <w:lsdException w:name="Intense Emphasis" w:semiHidden="0" w:uiPriority="21" w:unhideWhenUsed="0" w:qFormat="1"/>
-    <w:lsdException w:name="Subtle Reference" w:semiHidden="0" w:uiPriority="31" w:unhideWhenUsed="0" w:qFormat="1"/>
-    <w:lsdException w:name="Intense Reference" w:semiHidden="0" w:uiPriority="32" w:unhideWhenUsed="0" w:qFormat="1"/>
-    <w:lsdException w:name="Book Title" w:semiHidden="0" w:uiPriority="33" w:unhideWhenUsed="0" w:qFormat="1"/>
-    <w:lsdException w:name="Bibliography" w:uiPriority="37"/>
-    <w:lsdException w:name="TOC Heading" w:uiPriority="39" w:qFormat="1"/>
+  <w:latentStyles w:count="260" w:defQFormat="0" w:defUnhideWhenUsed="1" w:defSemiHidden="1" w:defUIPriority="99" w:defLockedState="0">
+    <w:lsdException w:qFormat="1" w:unhideWhenUsed="0" w:uiPriority="0" w:name="Normal"/>
+    <w:lsdException w:qFormat="1" w:unhideWhenUsed="0" w:uiPriority="9" w:semiHidden="0" w:name="heading 1"/>
+    <w:lsdException w:qFormat="1" w:uiPriority="9" w:name="heading 2"/>
+    <w:lsdException w:qFormat="1" w:uiPriority="9" w:name="heading 3"/>
+    <w:lsdException w:qFormat="1" w:uiPriority="9" w:name="heading 4"/>
+    <w:lsdException w:qFormat="1" w:uiPriority="9" w:name="heading 5"/>
+    <w:lsdException w:qFormat="1" w:uiPriority="9" w:name="heading 6"/>
+    <w:lsdException w:qFormat="1" w:uiPriority="9" w:name="heading 7"/>
+    <w:lsdException w:qFormat="1" w:uiPriority="9" w:name="heading 8"/>
+    <w:lsdException w:qFormat="1" w:uiPriority="9" w:name="heading 9"/>
+    <w:lsdException w:uiPriority="99" w:name="index 1"/>
+    <w:lsdException w:uiPriority="99" w:name="index 2"/>
+    <w:lsdException w:uiPriority="99" w:name="index 3"/>
+    <w:lsdException w:uiPriority="99" w:name="index 4"/>
+    <w:lsdException w:uiPriority="99" w:name="index 5"/>
+    <w:lsdException w:uiPriority="99" w:name="index 6"/>
+    <w:lsdException w:uiPriority="99" w:name="index 7"/>
+    <w:lsdException w:uiPriority="99" w:name="index 8"/>
+    <w:lsdException w:uiPriority="99" w:name="index 9"/>
+    <w:lsdException w:uiPriority="39" w:name="toc 1"/>
+    <w:lsdException w:uiPriority="39" w:name="toc 2"/>
+    <w:lsdException w:uiPriority="39" w:name="toc 3"/>
+    <w:lsdException w:uiPriority="39" w:name="toc 4"/>
+    <w:lsdException w:uiPriority="39" w:name="toc 5"/>
+    <w:lsdException w:uiPriority="39" w:name="toc 6"/>
+    <w:lsdException w:uiPriority="39" w:name="toc 7"/>
+    <w:lsdException w:uiPriority="39" w:name="toc 8"/>
+    <w:lsdException w:uiPriority="39" w:name="toc 9"/>
+    <w:lsdException w:uiPriority="99" w:name="Normal Indent"/>
+    <w:lsdException w:uiPriority="99" w:name="footnote text"/>
+    <w:lsdException w:uiPriority="99" w:name="annotation text"/>
+    <w:lsdException w:uiPriority="99" w:name="header"/>
+    <w:lsdException w:uiPriority="99" w:name="footer"/>
+    <w:lsdException w:uiPriority="99" w:name="index heading"/>
+    <w:lsdException w:qFormat="1" w:uiPriority="35" w:name="caption"/>
+    <w:lsdException w:uiPriority="99" w:name="table of figures"/>
+    <w:lsdException w:uiPriority="99" w:name="envelope address"/>
+    <w:lsdException w:uiPriority="99" w:name="envelope return"/>
+    <w:lsdException w:uiPriority="99" w:name="footnote reference"/>
+    <w:lsdException w:uiPriority="99" w:name="annotation reference"/>
+    <w:lsdException w:uiPriority="99" w:name="line number"/>
+    <w:lsdException w:uiPriority="99" w:name="page number"/>
+    <w:lsdException w:uiPriority="99" w:name="endnote reference"/>
+    <w:lsdException w:uiPriority="99" w:name="endnote text"/>
+    <w:lsdException w:uiPriority="99" w:name="table of authorities"/>
+    <w:lsdException w:uiPriority="99" w:name="macro"/>
+    <w:lsdException w:uiPriority="99" w:name="toa heading"/>
+    <w:lsdException w:uiPriority="99" w:name="List"/>
+    <w:lsdException w:uiPriority="99" w:name="List Bullet"/>
+    <w:lsdException w:uiPriority="99" w:name="List Number"/>
+    <w:lsdException w:uiPriority="99" w:name="List 2"/>
+    <w:lsdException w:uiPriority="99" w:name="List 3"/>
+    <w:lsdException w:uiPriority="99" w:name="List 4"/>
+    <w:lsdException w:uiPriority="99" w:name="List 5"/>
+    <w:lsdException w:uiPriority="99" w:name="List Bullet 2"/>
+    <w:lsdException w:uiPriority="99" w:name="List Bullet 3"/>
+    <w:lsdException w:uiPriority="99" w:name="List Bullet 4"/>
+    <w:lsdException w:uiPriority="99" w:name="List Bullet 5"/>
+    <w:lsdException w:uiPriority="99" w:name="List Number 2"/>
+    <w:lsdException w:uiPriority="99" w:name="List Number 3"/>
+    <w:lsdException w:uiPriority="99" w:name="List Number 4"/>
+    <w:lsdException w:uiPriority="99" w:name="List Number 5"/>
+    <w:lsdException w:qFormat="1" w:unhideWhenUsed="0" w:uiPriority="10" w:semiHidden="0" w:name="Title"/>
+    <w:lsdException w:uiPriority="99" w:name="Closing"/>
+    <w:lsdException w:uiPriority="99" w:name="Signature"/>
+    <w:lsdException w:qFormat="1" w:uiPriority="1" w:name="Default Paragraph Font"/>
+    <w:lsdException w:qFormat="1" w:unhideWhenUsed="0" w:uiPriority="0" w:name="Body Text"/>
+    <w:lsdException w:uiPriority="99" w:name="Body Text Indent"/>
+    <w:lsdException w:uiPriority="99" w:name="List Continue"/>
+    <w:lsdException w:uiPriority="99" w:name="List Continue 2"/>
+    <w:lsdException w:uiPriority="99" w:name="List Continue 3"/>
+    <w:lsdException w:uiPriority="99" w:name="List Continue 4"/>
+    <w:lsdException w:uiPriority="99" w:name="List Continue 5"/>
+    <w:lsdException w:uiPriority="99" w:name="Message Header"/>
+    <w:lsdException w:qFormat="1" w:unhideWhenUsed="0" w:uiPriority="11" w:semiHidden="0" w:name="Subtitle"/>
+    <w:lsdException w:uiPriority="99" w:name="Salutation"/>
+    <w:lsdException w:uiPriority="99" w:name="Date"/>
+    <w:lsdException w:uiPriority="99" w:name="Body Text First Indent"/>
+    <w:lsdException w:uiPriority="99" w:name="Body Text First Indent 2"/>
+    <w:lsdException w:uiPriority="99" w:name="Note Heading"/>
+    <w:lsdException w:uiPriority="99" w:name="Body Text 2"/>
+    <w:lsdException w:uiPriority="99" w:name="Body Text 3"/>
+    <w:lsdException w:uiPriority="99" w:name="Body Text Indent 2"/>
+    <w:lsdException w:uiPriority="99" w:name="Body Text Indent 3"/>
+    <w:lsdException w:uiPriority="99" w:name="Block Text"/>
+    <w:lsdException w:uiPriority="99" w:name="Hyperlink"/>
+    <w:lsdException w:uiPriority="99" w:name="FollowedHyperlink"/>
+    <w:lsdException w:qFormat="1" w:unhideWhenUsed="0" w:uiPriority="22" w:semiHidden="0" w:name="Strong"/>
+    <w:lsdException w:qFormat="1" w:unhideWhenUsed="0" w:uiPriority="20" w:semiHidden="0" w:name="Emphasis"/>
+    <w:lsdException w:uiPriority="99" w:name="Document Map"/>
+    <w:lsdException w:uiPriority="99" w:name="Plain Text"/>
+    <w:lsdException w:uiPriority="99" w:name="E-mail Signature"/>
+    <w:lsdException w:uiPriority="99" w:name="Normal (Web)"/>
+    <w:lsdException w:uiPriority="99" w:name="HTML Acronym"/>
+    <w:lsdException w:uiPriority="99" w:name="HTML Address"/>
+    <w:lsdException w:uiPriority="99" w:name="HTML Cite"/>
+    <w:lsdException w:uiPriority="99" w:name="HTML Code"/>
+    <w:lsdException w:uiPriority="99" w:name="HTML Definition"/>
+    <w:lsdException w:uiPriority="99" w:name="HTML Keyboard"/>
+    <w:lsdException w:uiPriority="99" w:name="HTML Preformatted"/>
+    <w:lsdException w:uiPriority="99" w:name="HTML Sample"/>
+    <w:lsdException w:uiPriority="99" w:name="HTML Typewriter"/>
+    <w:lsdException w:uiPriority="99" w:name="HTML Variable"/>
+    <w:lsdException w:uiPriority="99" w:name="Normal Table"/>
+    <w:lsdException w:uiPriority="99" w:name="annotation subject"/>
+    <w:lsdException w:uiPriority="99" w:name="Table Simple 1"/>
+    <w:lsdException w:uiPriority="99" w:name="Table Simple 2"/>
+    <w:lsdException w:uiPriority="99" w:name="Table Simple 3"/>
+    <w:lsdException w:uiPriority="99" w:name="Table Classic 1"/>
+    <w:lsdException w:uiPriority="99" w:name="Table Classic 2"/>
+    <w:lsdException w:uiPriority="99" w:name="Table Classic 3"/>
+    <w:lsdException w:uiPriority="99" w:name="Table Classic 4"/>
+    <w:lsdException w:uiPriority="99" w:name="Table Colorful 1"/>
+    <w:lsdException w:uiPriority="99" w:name="Table Colorful 2"/>
+    <w:lsdException w:uiPriority="99" w:name="Table Colorful 3"/>
+    <w:lsdException w:uiPriority="99" w:name="Table Columns 1"/>
+    <w:lsdException w:uiPriority="99" w:name="Table Columns 2"/>
+    <w:lsdException w:uiPriority="99" w:name="Table Columns 3"/>
+    <w:lsdException w:uiPriority="99" w:name="Table Columns 4"/>
+    <w:lsdException w:uiPriority="99" w:name="Table Columns 5"/>
+    <w:lsdException w:uiPriority="99" w:name="Table Grid 1"/>
+    <w:lsdException w:uiPriority="99" w:name="Table Grid 2"/>
+    <w:lsdException w:uiPriority="99" w:name="Table Grid 3"/>
+    <w:lsdException w:uiPriority="99" w:name="Table Grid 4"/>
+    <w:lsdException w:uiPriority="99" w:name="Table Grid 5"/>
+    <w:lsdException w:uiPriority="99" w:name="Table Grid 6"/>
+    <w:lsdException w:uiPriority="99" w:name="Table Grid 7"/>
+    <w:lsdException w:uiPriority="99" w:name="Table Grid 8"/>
+    <w:lsdException w:uiPriority="99" w:name="Table List 1"/>
+    <w:lsdException w:uiPriority="99" w:name="Table List 2"/>
+    <w:lsdException w:uiPriority="99" w:name="Table List 3"/>
+    <w:lsdException w:uiPriority="99" w:name="Table List 4"/>
+    <w:lsdException w:uiPriority="99" w:name="Table List 5"/>
+    <w:lsdException w:uiPriority="99" w:name="Table List 6"/>
+    <w:lsdException w:uiPriority="99" w:name="Table List 7"/>
+    <w:lsdException w:uiPriority="99" w:name="Table List 8"/>
+    <w:lsdException w:uiPriority="99" w:name="Table 3D effects 1"/>
+    <w:lsdException w:uiPriority="99" w:name="Table 3D effects 2"/>
+    <w:lsdException w:uiPriority="99" w:name="Table 3D effects 3"/>
+    <w:lsdException w:uiPriority="99" w:name="Table Contemporary"/>
+    <w:lsdException w:uiPriority="99" w:name="Table Elegant"/>
+    <w:lsdException w:uiPriority="99" w:name="Table Professional"/>
+    <w:lsdException w:uiPriority="99" w:name="Table Subtle 1"/>
+    <w:lsdException w:uiPriority="99" w:name="Table Subtle 2"/>
+    <w:lsdException w:uiPriority="99" w:name="Table Web 1"/>
+    <w:lsdException w:uiPriority="99" w:name="Table Web 2"/>
+    <w:lsdException w:uiPriority="99" w:name="Table Web 3"/>
+    <w:lsdException w:uiPriority="99" w:name="Balloon Text"/>
+    <w:lsdException w:unhideWhenUsed="0" w:uiPriority="59" w:semiHidden="0" w:name="Table Grid"/>
+    <w:lsdException w:uiPriority="99" w:name="Table Theme"/>
+    <w:lsdException w:unhideWhenUsed="0" w:uiPriority="60" w:semiHidden="0" w:name="Light Shading"/>
+    <w:lsdException w:unhideWhenUsed="0" w:uiPriority="61" w:semiHidden="0" w:name="Light List"/>
+    <w:lsdException w:unhideWhenUsed="0" w:uiPriority="62" w:semiHidden="0" w:name="Light Grid"/>
+    <w:lsdException w:unhideWhenUsed="0" w:uiPriority="63" w:semiHidden="0" w:name="Medium Shading 1"/>
+    <w:lsdException w:unhideWhenUsed="0" w:uiPriority="64" w:semiHidden="0" w:name="Medium Shading 2"/>
+    <w:lsdException w:unhideWhenUsed="0" w:uiPriority="65" w:semiHidden="0" w:name="Medium List 1"/>
+    <w:lsdException w:unhideWhenUsed="0" w:uiPriority="66" w:semiHidden="0" w:name="Medium List 2"/>
+    <w:lsdException w:unhideWhenUsed="0" w:uiPriority="67" w:semiHidden="0" w:name="Medium Grid 1"/>
+    <w:lsdException w:unhideWhenUsed="0" w:uiPriority="68" w:semiHidden="0" w:name="Medium Grid 2"/>
+    <w:lsdException w:unhideWhenUsed="0" w:uiPriority="69" w:semiHidden="0" w:name="Medium Grid 3"/>
+    <w:lsdException w:unhideWhenUsed="0" w:uiPriority="70" w:semiHidden="0" w:name="Dark List"/>
+    <w:lsdException w:unhideWhenUsed="0" w:uiPriority="71" w:semiHidden="0" w:name="Colorful Shading"/>
+    <w:lsdException w:unhideWhenUsed="0" w:uiPriority="72" w:semiHidden="0" w:name="Colorful List"/>
+    <w:lsdException w:unhideWhenUsed="0" w:uiPriority="73" w:semiHidden="0" w:name="Colorful Grid"/>
+    <w:lsdException w:unhideWhenUsed="0" w:uiPriority="60" w:semiHidden="0" w:name="Light Shading Accent 1"/>
+    <w:lsdException w:unhideWhenUsed="0" w:uiPriority="61" w:semiHidden="0" w:name="Light List Accent 1"/>
+    <w:lsdException w:unhideWhenUsed="0" w:uiPriority="62" w:semiHidden="0" w:name="Light Grid Accent 1"/>
+    <w:lsdException w:unhideWhenUsed="0" w:uiPriority="63" w:semiHidden="0" w:name="Medium Shading 1 Accent 1"/>
+    <w:lsdException w:unhideWhenUsed="0" w:uiPriority="64" w:semiHidden="0" w:name="Medium Shading 2 Accent 1"/>
+    <w:lsdException w:unhideWhenUsed="0" w:uiPriority="65" w:semiHidden="0" w:name="Medium List 1 Accent 1"/>
+    <w:lsdException w:unhideWhenUsed="0" w:uiPriority="66" w:semiHidden="0" w:name="Medium List 2 Accent 1"/>
+    <w:lsdException w:unhideWhenUsed="0" w:uiPriority="67" w:semiHidden="0" w:name="Medium Grid 1 Accent 1"/>
+    <w:lsdException w:unhideWhenUsed="0" w:uiPriority="68" w:semiHidden="0" w:name="Medium Grid 2 Accent 1"/>
+    <w:lsdException w:unhideWhenUsed="0" w:uiPriority="69" w:semiHidden="0" w:name="Medium Grid 3 Accent 1"/>
+    <w:lsdException w:unhideWhenUsed="0" w:uiPriority="70" w:semiHidden="0" w:name="Dark List Accent 1"/>
+    <w:lsdException w:unhideWhenUsed="0" w:uiPriority="71" w:semiHidden="0" w:name="Colorful Shading Accent 1"/>
+    <w:lsdException w:unhideWhenUsed="0" w:uiPriority="72" w:semiHidden="0" w:name="Colorful List Accent 1"/>
+    <w:lsdException w:unhideWhenUsed="0" w:uiPriority="73" w:semiHidden="0" w:name="Colorful Grid Accent 1"/>
+    <w:lsdException w:unhideWhenUsed="0" w:uiPriority="60" w:semiHidden="0" w:name="Light Shading Accent 2"/>
+    <w:lsdException w:unhideWhenUsed="0" w:uiPriority="61" w:semiHidden="0" w:name="Light List Accent 2"/>
+    <w:lsdException w:unhideWhenUsed="0" w:uiPriority="62" w:semiHidden="0" w:name="Light Grid Accent 2"/>
+    <w:lsdException w:unhideWhenUsed="0" w:uiPriority="63" w:semiHidden="0" w:name="Medium Shading 1 Accent 2"/>
+    <w:lsdException w:unhideWhenUsed="0" w:uiPriority="64" w:semiHidden="0" w:name="Medium Shading 2 Accent 2"/>
+    <w:lsdException w:unhideWhenUsed="0" w:uiPriority="65" w:semiHidden="0" w:name="Medium List 1 Accent 2"/>
+    <w:lsdException w:unhideWhenUsed="0" w:uiPriority="66" w:semiHidden="0" w:name="Medium List 2 Accent 2"/>
+    <w:lsdException w:unhideWhenUsed="0" w:uiPriority="67" w:semiHidden="0" w:name="Medium Grid 1 Accent 2"/>
+    <w:lsdException w:unhideWhenUsed="0" w:uiPriority="68" w:semiHidden="0" w:name="Medium Grid 2 Accent 2"/>
+    <w:lsdException w:unhideWhenUsed="0" w:uiPriority="69" w:semiHidden="0" w:name="Medium Grid 3 Accent 2"/>
+    <w:lsdException w:unhideWhenUsed="0" w:uiPriority="70" w:semiHidden="0" w:name="Dark List Accent 2"/>
+    <w:lsdException w:unhideWhenUsed="0" w:uiPriority="71" w:semiHidden="0" w:name="Colorful Shading Accent 2"/>
+    <w:lsdException w:unhideWhenUsed="0" w:uiPriority="72" w:semiHidden="0" w:name="Colorful List Accent 2"/>
+    <w:lsdException w:unhideWhenUsed="0" w:uiPriority="73" w:semiHidden="0" w:name="Colorful Grid Accent 2"/>
+    <w:lsdException w:unhideWhenUsed="0" w:uiPriority="60" w:semiHidden="0" w:name="Light Shading Accent 3"/>
+    <w:lsdException w:unhideWhenUsed="0" w:uiPriority="61" w:semiHidden="0" w:name="Light List Accent 3"/>
+    <w:lsdException w:unhideWhenUsed="0" w:uiPriority="62" w:semiHidden="0" w:name="Light Grid Accent 3"/>
+    <w:lsdException w:unhideWhenUsed="0" w:uiPriority="63" w:semiHidden="0" w:name="Medium Shading 1 Accent 3"/>
+    <w:lsdException w:unhideWhenUsed="0" w:uiPriority="64" w:semiHidden="0" w:name="Medium Shading 2 Accent 3"/>
+    <w:lsdException w:unhideWhenUsed="0" w:uiPriority="65" w:semiHidden="0" w:name="Medium List 1 Accent 3"/>
+    <w:lsdException w:unhideWhenUsed="0" w:uiPriority="66" w:semiHidden="0" w:name="Medium List 2 Accent 3"/>
+    <w:lsdException w:unhideWhenUsed="0" w:uiPriority="67" w:semiHidden="0" w:name="Medium Grid 1 Accent 3"/>
+    <w:lsdException w:unhideWhenUsed="0" w:uiPriority="68" w:semiHidden="0" w:name="Medium Grid 2 Accent 3"/>
+    <w:lsdException w:unhideWhenUsed="0" w:uiPriority="69" w:semiHidden="0" w:name="Medium Grid 3 Accent 3"/>
+    <w:lsdException w:unhideWhenUsed="0" w:uiPriority="70" w:semiHidden="0" w:name="Dark List Accent 3"/>
+    <w:lsdException w:unhideWhenUsed="0" w:uiPriority="71" w:semiHidden="0" w:name="Colorful Shading Accent 3"/>
+    <w:lsdException w:unhideWhenUsed="0" w:uiPriority="72" w:semiHidden="0" w:name="Colorful List Accent 3"/>
+    <w:lsdException w:unhideWhenUsed="0" w:uiPriority="73" w:semiHidden="0" w:name="Colorful Grid Accent 3"/>
+    <w:lsdException w:unhideWhenUsed="0" w:uiPriority="60" w:semiHidden="0" w:name="Light Shading Accent 4"/>
+    <w:lsdException w:unhideWhenUsed="0" w:uiPriority="61" w:semiHidden="0" w:name="Light List Accent 4"/>
+    <w:lsdException w:unhideWhenUsed="0" w:uiPriority="62" w:semiHidden="0" w:name="Light Grid Accent 4"/>
+    <w:lsdException w:unhideWhenUsed="0" w:uiPriority="63" w:semiHidden="0" w:name="Medium Shading 1 Accent 4"/>
+    <w:lsdException w:unhideWhenUsed="0" w:uiPriority="64" w:semiHidden="0" w:name="Medium Shading 2 Accent 4"/>
+    <w:lsdException w:unhideWhenUsed="0" w:uiPriority="65" w:semiHidden="0" w:name="Medium List 1 Accent 4"/>
+    <w:lsdException w:unhideWhenUsed="0" w:uiPriority="66" w:semiHidden="0" w:name="Medium List 2 Accent 4"/>
+    <w:lsdException w:unhideWhenUsed="0" w:uiPriority="67" w:semiHidden="0" w:name="Medium Grid 1 Accent 4"/>
+    <w:lsdException w:unhideWhenUsed="0" w:uiPriority="68" w:semiHidden="0" w:name="Medium Grid 2 Accent 4"/>
+    <w:lsdException w:unhideWhenUsed="0" w:uiPriority="69" w:semiHidden="0" w:name="Medium Grid 3 Accent 4"/>
+    <w:lsdException w:unhideWhenUsed="0" w:uiPriority="70" w:semiHidden="0" w:name="Dark List Accent 4"/>
+    <w:lsdException w:unhideWhenUsed="0" w:uiPriority="71" w:semiHidden="0" w:name="Colorful Shading Accent 4"/>
+    <w:lsdException w:unhideWhenUsed="0" w:uiPriority="72" w:semiHidden="0" w:name="Colorful List Accent 4"/>
+    <w:lsdException w:unhideWhenUsed="0" w:uiPriority="73" w:semiHidden="0" w:name="Colorful Grid Accent 4"/>
+    <w:lsdException w:unhideWhenUsed="0" w:uiPriority="60" w:semiHidden="0" w:name="Light Shading Accent 5"/>
+    <w:lsdException w:unhideWhenUsed="0" w:uiPriority="61" w:semiHidden="0" w:name="Light List Accent 5"/>
+    <w:lsdException w:unhideWhenUsed="0" w:uiPriority="62" w:semiHidden="0" w:name="Light Grid Accent 5"/>
+    <w:lsdException w:unhideWhenUsed="0" w:uiPriority="63" w:semiHidden="0" w:name="Medium Shading 1 Accent 5"/>
+    <w:lsdException w:unhideWhenUsed="0" w:uiPriority="64" w:semiHidden="0" w:name="Medium Shading 2 Accent 5"/>
+    <w:lsdException w:unhideWhenUsed="0" w:uiPriority="65" w:semiHidden="0" w:name="Medium List 1 Accent 5"/>
+    <w:lsdException w:unhideWhenUsed="0" w:uiPriority="66" w:semiHidden="0" w:name="Medium List 2 Accent 5"/>
+    <w:lsdException w:unhideWhenUsed="0" w:uiPriority="67" w:semiHidden="0" w:name="Medium Grid 1 Accent 5"/>
+    <w:lsdException w:unhideWhenUsed="0" w:uiPriority="68" w:semiHidden="0" w:name="Medium Grid 2 Accent 5"/>
+    <w:lsdException w:unhideWhenUsed="0" w:uiPriority="69" w:semiHidden="0" w:name="Medium Grid 3 Accent 5"/>
+    <w:lsdException w:unhideWhenUsed="0" w:uiPriority="70" w:semiHidden="0" w:name="Dark List Accent 5"/>
+    <w:lsdException w:unhideWhenUsed="0" w:uiPriority="71" w:semiHidden="0" w:name="Colorful Shading Accent 5"/>
+    <w:lsdException w:unhideWhenUsed="0" w:uiPriority="72" w:semiHidden="0" w:name="Colorful List Accent 5"/>
+    <w:lsdException w:unhideWhenUsed="0" w:uiPriority="73" w:semiHidden="0" w:name="Colorful Grid Accent 5"/>
+    <w:lsdException w:unhideWhenUsed="0" w:uiPriority="60" w:semiHidden="0" w:name="Light Shading Accent 6"/>
+    <w:lsdException w:unhideWhenUsed="0" w:uiPriority="61" w:semiHidden="0" w:name="Light List Accent 6"/>
+    <w:lsdException w:unhideWhenUsed="0" w:uiPriority="62" w:semiHidden="0" w:name="Light Grid Accent 6"/>
+    <w:lsdException w:unhideWhenUsed="0" w:uiPriority="63" w:semiHidden="0" w:name="Medium Shading 1 Accent 6"/>
+    <w:lsdException w:unhideWhenUsed="0" w:uiPriority="64" w:semiHidden="0" w:name="Medium Shading 2 Accent 6"/>
+    <w:lsdException w:unhideWhenUsed="0" w:uiPriority="65" w:semiHidden="0" w:name="Medium List 1 Accent 6"/>
+    <w:lsdException w:unhideWhenUsed="0" w:uiPriority="66" w:semiHidden="0" w:name="Medium List 2 Accent 6"/>
+    <w:lsdException w:unhideWhenUsed="0" w:uiPriority="67" w:semiHidden="0" w:name="Medium Grid 1 Accent 6"/>
+    <w:lsdException w:unhideWhenUsed="0" w:uiPriority="68" w:semiHidden="0" w:name="Medium Grid 2 Accent 6"/>
+    <w:lsdException w:unhideWhenUsed="0" w:uiPriority="69" w:semiHidden="0" w:name="Medium Grid 3 Accent 6"/>
+    <w:lsdException w:unhideWhenUsed="0" w:uiPriority="70" w:semiHidden="0" w:name="Dark List Accent 6"/>
+    <w:lsdException w:unhideWhenUsed="0" w:uiPriority="71" w:semiHidden="0" w:name="Colorful Shading Accent 6"/>
+    <w:lsdException w:unhideWhenUsed="0" w:uiPriority="72" w:semiHidden="0" w:name="Colorful List Accent 6"/>
+    <w:lsdException w:unhideWhenUsed="0" w:uiPriority="73" w:semiHidden="0" w:name="Colorful Grid Accent 6"/>
   </w:latentStyles>
-  <w:style w:type="paragraph" w:default="1" w:styleId="Normal">
+  <w:style w:type="paragraph" w:default="1" w:styleId="1">
     <w:name w:val="Normal"/>
     <w:semiHidden/>
     <w:qFormat/>
+    <w:uiPriority w:val="0"/>
     <w:pPr>
       <w:kinsoku w:val="0"/>
       <w:autoSpaceDE w:val="0"/>
       <w:autoSpaceDN w:val="0"/>
       <w:adjustRightInd w:val="0"/>
       <w:snapToGrid w:val="0"/>
-      <w:spacing w:line="240" w:lineRule="auto"/>
+      <w:spacing w:after="200" w:line="240" w:lineRule="auto"/>
       <w:jc w:val="left"/>
       <w:textAlignment w:val="baseline"/>
     </w:pPr>
     <w:rPr>
-      <w:noProof/>
+      <w:rFonts w:ascii="Arial" w:hAnsi="Arial" w:eastAsia="Arial" w:cs="Arial"/>
       <w:snapToGrid w:val="0"/>
       <w:color w:val="000000"/>
       <w:kern w:val="0"/>
+      <w:sz w:val="21"/>
+      <w:szCs w:val="21"/>
+      <w:lang w:val="en-US" w:eastAsia="en-US" w:bidi="ar-SA"/>
     </w:rPr>
   </w:style>
-  <w:style w:type="character" w:default="1" w:styleId="DefaultParagraphFont">
+  <w:style w:type="character" w:default="1" w:styleId="4">
     <w:name w:val="Default Paragraph Font"/>
-    <w:uiPriority w:val="1"/>
     <w:semiHidden/>
     <w:unhideWhenUsed/>
+    <w:qFormat/>
+    <w:uiPriority w:val="1"/>
   </w:style>
-  <w:style w:type="table" w:customStyle="1" w:styleId="TableNormal">
+  <w:style w:type="table" w:default="1" w:styleId="3">
+    <w:name w:val="Normal Table"/>
+    <w:semiHidden/>
+    <w:unhideWhenUsed/>
+    <w:uiPriority w:val="99"/>
+    <w:tblPr>
+      <w:tblCellMar>
+        <w:top w:w="0" w:type="dxa"/>
+        <w:left w:w="108" w:type="dxa"/>
+        <w:bottom w:w="0" w:type="dxa"/>
+        <w:right w:w="108" w:type="dxa"/>
+      </w:tblCellMar>
+    </w:tblPr>
+  </w:style>
+  <w:style w:type="paragraph" w:styleId="2">
+    <w:name w:val="Body Text"/>
+    <w:basedOn w:val="1"/>
+    <w:semiHidden/>
+    <w:qFormat/>
+    <w:uiPriority w:val="0"/>
+    <w:rPr>
+      <w:rFonts w:ascii="Arial" w:hAnsi="Arial" w:eastAsia="Arial" w:cs="Arial"/>
+      <w:sz w:val="21"/>
+      <w:szCs w:val="21"/>
+      <w:lang w:val="en-US" w:eastAsia="en-US" w:bidi="ar-SA"/>
+    </w:rPr>
+  </w:style>
+  <w:style w:type="table" w:customStyle="1" w:styleId="5">
     <w:name w:val="Table Normal"/>
     <w:semiHidden/>
     <w:unhideWhenUsed/>
     <w:qFormat/>
+    <w:uiPriority w:val="0"/>
     <w:tblPr>
       <w:tblCellMar>
         <w:top w:w="0" w:type="dxa"/>
@@ -4033,29 +4162,302 @@
       </w:tblCellMar>
     </w:tblPr>
   </w:style>
-  <w:style w:type="paragraph" w:styleId="BodyText">
-    <w:name w:val="Body Text"/>
-    <w:basedOn w:val="Normal"/>
+  <w:style w:type="paragraph" w:customStyle="1" w:styleId="6">
+    <w:name w:val="Table Text"/>
+    <w:basedOn w:val="1"/>
     <w:semiHidden/>
     <w:qFormat/>
+    <w:uiPriority w:val="0"/>
     <w:rPr>
-      <w:rFonts w:ascii="Arial" w:eastAsia="Arial" w:hAnsi="Arial" w:cs="Arial"/>
-      <w:sz w:val="21"/>
-      <w:szCs w:val="21"/>
-      <w:lang w:val="en-US" w:eastAsia="en-US" w:bidi="ar-SA"/>
-    </w:rPr>
-  </w:style>
-  <w:style w:type="paragraph" w:customStyle="1" w:styleId="TableText">
-    <w:name w:val="Table Text"/>
-    <w:basedOn w:val="Normal"/>
-    <w:semiHidden/>
-    <w:qFormat/>
-    <w:rPr>
-      <w:rFonts w:ascii="Arial" w:eastAsia="Arial" w:hAnsi="Arial" w:cs="Arial"/>
+      <w:rFonts w:ascii="Arial" w:hAnsi="Arial" w:eastAsia="Arial" w:cs="Arial"/>
       <w:sz w:val="21"/>
       <w:szCs w:val="21"/>
       <w:lang w:val="en-US" w:eastAsia="en-US" w:bidi="ar-SA"/>
     </w:rPr>
   </w:style>
 </w:styles>
+</file>
+
+<file path=word/theme/theme1.xml><?xml version="1.0" encoding="utf-8"?>
+<a:theme xmlns:a="http://schemas.openxmlformats.org/drawingml/2006/main" name="Office">
+  <a:themeElements>
+    <a:clrScheme name="Office">
+      <a:dk1>
+        <a:sysClr val="windowText" lastClr="000000"/>
+      </a:dk1>
+      <a:lt1>
+        <a:sysClr val="window" lastClr="FFFFFF"/>
+      </a:lt1>
+      <a:dk2>
+        <a:srgbClr val="1F497D"/>
+      </a:dk2>
+      <a:lt2>
+        <a:srgbClr val="EEECE1"/>
+      </a:lt2>
+      <a:accent1>
+        <a:srgbClr val="4F81BD"/>
+      </a:accent1>
+      <a:accent2>
+        <a:srgbClr val="C0504D"/>
+      </a:accent2>
+      <a:accent3>
+        <a:srgbClr val="9BBB59"/>
+      </a:accent3>
+      <a:accent4>
+        <a:srgbClr val="8064A2"/>
+      </a:accent4>
+      <a:accent5>
+        <a:srgbClr val="4BACC6"/>
+      </a:accent5>
+      <a:accent6>
+        <a:srgbClr val="F79646"/>
+      </a:accent6>
+      <a:hlink>
+        <a:srgbClr val="0000FF"/>
+      </a:hlink>
+      <a:folHlink>
+        <a:srgbClr val="800080"/>
+      </a:folHlink>
+    </a:clrScheme>
+    <a:fontScheme name="Office">
+      <a:majorFont>
+        <a:latin typeface="Cambria"/>
+        <a:ea typeface=""/>
+        <a:cs typeface=""/>
+        <a:font script="Jpan" typeface="ＭＳ ゴシック"/>
+        <a:font script="Hang" typeface="맑은 고딕"/>
+        <a:font script="Hans" typeface="宋体"/>
+        <a:font script="Hant" typeface="新細明體"/>
+        <a:font script="Arab" typeface="Times New Roman"/>
+        <a:font script="Hebr" typeface="Times New Roman"/>
+        <a:font script="Thai" typeface="Angsana New"/>
+        <a:font script="Ethi" typeface="Nyala"/>
+        <a:font script="Beng" typeface="Vrinda"/>
+        <a:font script="Gujr" typeface="Shruti"/>
+        <a:font script="Khmr" typeface="MoolBoran"/>
+        <a:font script="Knda" typeface="Tunga"/>
+        <a:font script="Guru" typeface="Raavi"/>
+        <a:font script="Cans" typeface="Euphemia"/>
+        <a:font script="Cher" typeface="Plantagenet Cherokee"/>
+        <a:font script="Yiii" typeface="Microsoft Yi Baiti"/>
+        <a:font script="Tibt" typeface="Microsoft Himalaya"/>
+        <a:font script="Thaa" typeface="MV Boli"/>
+        <a:font script="Deva" typeface="Mangal"/>
+        <a:font script="Telu" typeface="Gautami"/>
+        <a:font script="Taml" typeface="Latha"/>
+        <a:font script="Syrc" typeface="Estrangelo Edessa"/>
+        <a:font script="Orya" typeface="Kalinga"/>
+        <a:font script="Mlym" typeface="Kartika"/>
+        <a:font script="Laoo" typeface="DokChampa"/>
+        <a:font script="Sinh" typeface="Iskoola Pota"/>
+        <a:font script="Mong" typeface="Mongolian Baiti"/>
+        <a:font script="Viet" typeface="Times New Roman"/>
+        <a:font script="Uigh" typeface="Microsoft Uighur"/>
+        <a:font script="Geor" typeface="Sylfaen"/>
+      </a:majorFont>
+      <a:minorFont>
+        <a:latin typeface="Calibri"/>
+        <a:ea typeface=""/>
+        <a:cs typeface=""/>
+        <a:font script="Jpan" typeface="ＭＳ 明朝"/>
+        <a:font script="Hang" typeface="맑은 고딕"/>
+        <a:font script="Hans" typeface="宋体"/>
+        <a:font script="Hant" typeface="新細明體"/>
+        <a:font script="Arab" typeface="Arial"/>
+        <a:font script="Hebr" typeface="Arial"/>
+        <a:font script="Thai" typeface="Cordia New"/>
+        <a:font script="Ethi" typeface="Nyala"/>
+        <a:font script="Beng" typeface="Vrinda"/>
+        <a:font script="Gujr" typeface="Shruti"/>
+        <a:font script="Khmr" typeface="DaunPenh"/>
+        <a:font script="Knda" typeface="Tunga"/>
+        <a:font script="Guru" typeface="Raavi"/>
+        <a:font script="Cans" typeface="Euphemia"/>
+        <a:font script="Cher" typeface="Plantagenet Cherokee"/>
+        <a:font script="Yiii" typeface="Microsoft Yi Baiti"/>
+        <a:font script="Tibt" typeface="Microsoft Himalaya"/>
+        <a:font script="Thaa" typeface="MV Boli"/>
+        <a:font script="Deva" typeface="Mangal"/>
+        <a:font script="Telu" typeface="Gautami"/>
+        <a:font script="Taml" typeface="Latha"/>
+        <a:font script="Syrc" typeface="Estrangelo Edessa"/>
+        <a:font script="Orya" typeface="Kalinga"/>
+        <a:font script="Mlym" typeface="Kartika"/>
+        <a:font script="Laoo" typeface="DokChampa"/>
+        <a:font script="Sinh" typeface="Iskoola Pota"/>
+        <a:font script="Mong" typeface="Mongolian Baiti"/>
+        <a:font script="Viet" typeface="Arial"/>
+        <a:font script="Uigh" typeface="Microsoft Uighur"/>
+        <a:font script="Geor" typeface="Sylfaen"/>
+      </a:minorFont>
+    </a:fontScheme>
+    <a:fmtScheme name="Office">
+      <a:fillStyleLst>
+        <a:solidFill>
+          <a:schemeClr val="phClr"/>
+        </a:solidFill>
+        <a:gradFill rotWithShape="1">
+          <a:gsLst>
+            <a:gs pos="0">
+              <a:schemeClr val="phClr">
+                <a:tint val="50000"/>
+                <a:satMod val="300000"/>
+              </a:schemeClr>
+            </a:gs>
+            <a:gs pos="35000">
+              <a:schemeClr val="phClr">
+                <a:tint val="37000"/>
+                <a:satMod val="300000"/>
+              </a:schemeClr>
+            </a:gs>
+            <a:gs pos="100000">
+              <a:schemeClr val="phClr">
+                <a:tint val="15000"/>
+                <a:satMod val="350000"/>
+              </a:schemeClr>
+            </a:gs>
+          </a:gsLst>
+          <a:lin ang="16200000" scaled="1"/>
+        </a:gradFill>
+        <a:gradFill rotWithShape="1">
+          <a:gsLst>
+            <a:gs pos="0">
+              <a:schemeClr val="phClr">
+                <a:shade val="51000"/>
+                <a:satMod val="130000"/>
+              </a:schemeClr>
+            </a:gs>
+            <a:gs pos="80000">
+              <a:schemeClr val="phClr">
+                <a:shade val="93000"/>
+                <a:satMod val="130000"/>
+              </a:schemeClr>
+            </a:gs>
+            <a:gs pos="100000">
+              <a:schemeClr val="phClr">
+                <a:shade val="94000"/>
+                <a:satMod val="135000"/>
+              </a:schemeClr>
+            </a:gs>
+          </a:gsLst>
+          <a:lin ang="16200000" scaled="0"/>
+        </a:gradFill>
+      </a:fillStyleLst>
+      <a:lnStyleLst>
+        <a:ln w="9525" cap="flat" cmpd="sng" algn="ctr">
+          <a:solidFill>
+            <a:schemeClr val="phClr">
+              <a:shade val="95000"/>
+              <a:satMod val="105000"/>
+            </a:schemeClr>
+          </a:solidFill>
+          <a:prstDash val="solid"/>
+        </a:ln>
+        <a:ln w="25400" cap="flat" cmpd="sng" algn="ctr">
+          <a:solidFill>
+            <a:schemeClr val="phClr"/>
+          </a:solidFill>
+          <a:prstDash val="solid"/>
+        </a:ln>
+        <a:ln w="38100" cap="flat" cmpd="sng" algn="ctr">
+          <a:solidFill>
+            <a:schemeClr val="phClr"/>
+          </a:solidFill>
+          <a:prstDash val="solid"/>
+        </a:ln>
+      </a:lnStyleLst>
+      <a:effectStyleLst>
+        <a:effectStyle>
+          <a:effectLst>
+            <a:outerShdw blurRad="40000" dist="20000" dir="5400000" rotWithShape="0">
+              <a:srgbClr val="000000">
+                <a:alpha val="38000"/>
+              </a:srgbClr>
+            </a:outerShdw>
+          </a:effectLst>
+        </a:effectStyle>
+        <a:effectStyle>
+          <a:effectLst>
+            <a:outerShdw blurRad="40000" dist="23000" dir="5400000" rotWithShape="0">
+              <a:srgbClr val="000000">
+                <a:alpha val="35000"/>
+              </a:srgbClr>
+            </a:outerShdw>
+          </a:effectLst>
+        </a:effectStyle>
+        <a:effectStyle>
+          <a:effectLst>
+            <a:outerShdw blurRad="40000" dist="23000" dir="5400000" rotWithShape="0">
+              <a:srgbClr val="000000">
+                <a:alpha val="35000"/>
+              </a:srgbClr>
+            </a:outerShdw>
+          </a:effectLst>
+          <a:scene3d>
+            <a:camera prst="orthographicFront">
+              <a:rot lat="0" lon="0" rev="0"/>
+            </a:camera>
+            <a:lightRig rig="threePt" dir="t">
+              <a:rot lat="0" lon="0" rev="1200000"/>
+            </a:lightRig>
+          </a:scene3d>
+          <a:sp3d>
+            <a:bevelT w="63500" h="25400"/>
+          </a:sp3d>
+        </a:effectStyle>
+      </a:effectStyleLst>
+      <a:bgFillStyleLst>
+        <a:solidFill>
+          <a:schemeClr val="phClr"/>
+        </a:solidFill>
+        <a:gradFill rotWithShape="1">
+          <a:gsLst>
+            <a:gs pos="0">
+              <a:schemeClr val="phClr">
+                <a:tint val="40000"/>
+                <a:satMod val="350000"/>
+              </a:schemeClr>
+            </a:gs>
+            <a:gs pos="40000">
+              <a:schemeClr val="phClr">
+                <a:tint val="45000"/>
+                <a:satMod val="350000"/>
+                <a:shade val="99000"/>
+              </a:schemeClr>
+            </a:gs>
+            <a:gs pos="100000">
+              <a:schemeClr val="phClr">
+                <a:shade val="20000"/>
+                <a:satMod val="255000"/>
+              </a:schemeClr>
+            </a:gs>
+          </a:gsLst>
+          <a:path path="circle">
+            <a:fillToRect l="50000" t="-80000" r="50000" b="180000"/>
+          </a:path>
+        </a:gradFill>
+        <a:gradFill rotWithShape="1">
+          <a:gsLst>
+            <a:gs pos="0">
+              <a:schemeClr val="phClr">
+                <a:tint val="80000"/>
+                <a:satMod val="300000"/>
+              </a:schemeClr>
+            </a:gs>
+            <a:gs pos="100000">
+              <a:schemeClr val="phClr">
+                <a:shade val="30000"/>
+                <a:satMod val="200000"/>
+              </a:schemeClr>
+            </a:gs>
+          </a:gsLst>
+          <a:path path="circle">
+            <a:fillToRect l="50000" t="50000" r="50000" b="50000"/>
+          </a:path>
+        </a:gradFill>
+      </a:bgFillStyleLst>
+    </a:fmtScheme>
+  </a:themeElements>
+  <a:objectDefaults/>
+</a:theme>
 </file>